--- a/WebContent/docx/肺癌49基因检测报告-佛山市第一人民医院.docx
+++ b/WebContent/docx/肺癌49基因检测报告-佛山市第一人民医院.docx
@@ -1302,7 +1302,7 @@
           <w:szCs w:val="32"/>
           <w:lang w:eastAsia="zh-CN"/>
         </w:rPr>
-        <w:instrText xml:space="preserve"> HYPERLINK \l _Toc25250 </w:instrText>
+        <w:instrText xml:space="preserve"> HYPERLINK \l _Toc23412 </w:instrText>
       </w:r>
       <w:r>
         <w:rPr>
@@ -1367,7 +1367,7 @@
           <w:szCs w:val="32"/>
           <w:lang w:eastAsia="zh-CN"/>
         </w:rPr>
-        <w:instrText xml:space="preserve"> PAGEREF _Toc25250 \h </w:instrText>
+        <w:instrText xml:space="preserve"> PAGEREF _Toc23412 \h </w:instrText>
       </w:r>
       <w:r>
         <w:rPr>
@@ -1463,7 +1463,7 @@
           <w:szCs w:val="32"/>
           <w:lang w:eastAsia="zh-CN"/>
         </w:rPr>
-        <w:instrText xml:space="preserve"> HYPERLINK \l _Toc13218 </w:instrText>
+        <w:instrText xml:space="preserve"> HYPERLINK \l _Toc15772 </w:instrText>
       </w:r>
       <w:r>
         <w:rPr>
@@ -1528,7 +1528,7 @@
           <w:szCs w:val="32"/>
           <w:lang w:eastAsia="zh-CN"/>
         </w:rPr>
-        <w:instrText xml:space="preserve"> PAGEREF _Toc13218 \h </w:instrText>
+        <w:instrText xml:space="preserve"> PAGEREF _Toc15772 \h </w:instrText>
       </w:r>
       <w:r>
         <w:rPr>
@@ -1624,7 +1624,7 @@
           <w:szCs w:val="32"/>
           <w:lang w:eastAsia="zh-CN"/>
         </w:rPr>
-        <w:instrText xml:space="preserve"> HYPERLINK \l _Toc19113 </w:instrText>
+        <w:instrText xml:space="preserve"> HYPERLINK \l _Toc26696 </w:instrText>
       </w:r>
       <w:r>
         <w:rPr>
@@ -1642,7 +1642,7 @@
       <w:r>
         <w:rPr>
           <w:rStyle w:val="18"/>
-          <w:rFonts w:hint="default" w:ascii="Times New Roman" w:hAnsi="Times New Roman" w:eastAsia="微软雅黑" w:cs="Times New Roman"/>
+          <w:rFonts w:hint="eastAsia" w:ascii="Times New Roman" w:hAnsi="Times New Roman" w:eastAsia="微软雅黑" w:cs="Times New Roman"/>
           <w:b/>
           <w:bCs/>
           <w:color w:val="62B541"/>
@@ -1651,6 +1651,19 @@
           <w:lang w:eastAsia="zh-CN"/>
         </w:rPr>
         <w:t>检测结果</w:t>
+      </w:r>
+      <w:r>
+        <w:rPr>
+          <w:rStyle w:val="18"/>
+          <w:rFonts w:hint="eastAsia" w:ascii="Times New Roman" w:hAnsi="Times New Roman" w:eastAsia="微软雅黑" w:cs="Times New Roman"/>
+          <w:b/>
+          <w:bCs/>
+          <w:color w:val="62B541"/>
+          <w:sz w:val="32"/>
+          <w:szCs w:val="32"/>
+          <w:lang w:val="en-US" w:eastAsia="zh-CN"/>
+        </w:rPr>
+        <w:t>总览</w:t>
       </w:r>
       <w:r>
         <w:rPr>
@@ -1661,9 +1674,9 @@
           <w:color w:val="62B541"/>
           <w:sz w:val="32"/>
           <w:szCs w:val="32"/>
-          <w:lang w:val="en-US" w:eastAsia="zh-CN"/>
-        </w:rPr>
-        <w:t>总览</w:t>
+          <w:lang w:eastAsia="zh-CN"/>
+        </w:rPr>
+        <w:tab/>
       </w:r>
       <w:r>
         <w:rPr>
@@ -1676,7 +1689,7 @@
           <w:szCs w:val="32"/>
           <w:lang w:eastAsia="zh-CN"/>
         </w:rPr>
-        <w:tab/>
+        <w:fldChar w:fldCharType="begin"/>
       </w:r>
       <w:r>
         <w:rPr>
@@ -1689,20 +1702,7 @@
           <w:szCs w:val="32"/>
           <w:lang w:eastAsia="zh-CN"/>
         </w:rPr>
-        <w:fldChar w:fldCharType="begin"/>
-      </w:r>
-      <w:r>
-        <w:rPr>
-          <w:rStyle w:val="18"/>
-          <w:rFonts w:hint="default" w:ascii="Times New Roman" w:hAnsi="Times New Roman" w:eastAsia="微软雅黑" w:cs="Times New Roman"/>
-          <w:b/>
-          <w:bCs/>
-          <w:color w:val="62B541"/>
-          <w:sz w:val="32"/>
-          <w:szCs w:val="32"/>
-          <w:lang w:eastAsia="zh-CN"/>
-        </w:rPr>
-        <w:instrText xml:space="preserve"> PAGEREF _Toc19113 \h </w:instrText>
+        <w:instrText xml:space="preserve"> PAGEREF _Toc26696 \h </w:instrText>
       </w:r>
       <w:r>
         <w:rPr>
@@ -1787,7 +1787,7 @@
           <w:sz w:val="28"/>
           <w:lang w:eastAsia="zh-CN"/>
         </w:rPr>
-        <w:instrText xml:space="preserve"> HYPERLINK \l _Toc27955 </w:instrText>
+        <w:instrText xml:space="preserve"> HYPERLINK \l _Toc5899 </w:instrText>
       </w:r>
       <w:r>
         <w:rPr>
@@ -1801,7 +1801,7 @@
       <w:r>
         <w:rPr>
           <w:rStyle w:val="18"/>
-          <w:rFonts w:hint="default" w:ascii="Times New Roman" w:hAnsi="Times New Roman" w:eastAsia="微软雅黑" w:cs="Times New Roman"/>
+          <w:rFonts w:hint="eastAsia" w:ascii="Times New Roman" w:hAnsi="Times New Roman" w:eastAsia="微软雅黑" w:cs="Times New Roman"/>
           <w:sz w:val="28"/>
           <w:lang w:eastAsia="zh-CN"/>
         </w:rPr>
@@ -1832,7 +1832,7 @@
           <w:sz w:val="28"/>
           <w:lang w:eastAsia="zh-CN"/>
         </w:rPr>
-        <w:instrText xml:space="preserve"> PAGEREF _Toc27955 \h </w:instrText>
+        <w:instrText xml:space="preserve"> PAGEREF _Toc5899 \h </w:instrText>
       </w:r>
       <w:r>
         <w:rPr>
@@ -1879,18 +1879,12 @@
         </w:tabs>
         <w:ind w:left="440"/>
         <w:rPr>
-          <w:rFonts w:hint="default" w:ascii="Times New Roman" w:hAnsi="Times New Roman" w:eastAsia="微软雅黑" w:cs="Times New Roman"/>
-        </w:rPr>
-      </w:pPr>
-      <w:r>
-        <w:rPr>
           <w:rStyle w:val="18"/>
           <w:rFonts w:hint="default" w:ascii="Times New Roman" w:hAnsi="Times New Roman" w:eastAsia="微软雅黑" w:cs="Times New Roman"/>
           <w:sz w:val="28"/>
           <w:lang w:eastAsia="zh-CN"/>
         </w:rPr>
-        <w:fldChar w:fldCharType="begin"/>
-      </w:r>
+      </w:pPr>
       <w:r>
         <w:rPr>
           <w:rStyle w:val="18"/>
@@ -1898,7 +1892,7 @@
           <w:sz w:val="28"/>
           <w:lang w:eastAsia="zh-CN"/>
         </w:rPr>
-        <w:instrText xml:space="preserve"> HYPERLINK \l _Toc32168 </w:instrText>
+        <w:fldChar w:fldCharType="begin"/>
       </w:r>
       <w:r>
         <w:rPr>
@@ -1907,7 +1901,7 @@
           <w:sz w:val="28"/>
           <w:lang w:eastAsia="zh-CN"/>
         </w:rPr>
-        <w:fldChar w:fldCharType="separate"/>
+        <w:instrText xml:space="preserve"> HYPERLINK \l _Toc22493 </w:instrText>
       </w:r>
       <w:r>
         <w:rPr>
@@ -1916,7 +1910,16 @@
           <w:sz w:val="28"/>
           <w:lang w:eastAsia="zh-CN"/>
         </w:rPr>
-        <w:t>{% if importantTargetedDiseaseName == ‘泛癌种’%}重要靶向用药{%else%}{% if importantTargetedDiseaseName == ‘肺癌’%}肺癌{% elif importantTargetedDiseaseName == ‘结直肠癌’ %}结直肠癌{% elif importantTargetedDiseaseName == ‘乳腺癌’ %}乳腺癌{% endif %}精准诊疗{% endif %}相关基因结果汇总</w:t>
+        <w:fldChar w:fldCharType="separate"/>
+      </w:r>
+      <w:r>
+        <w:rPr>
+          <w:rStyle w:val="18"/>
+          <w:rFonts w:hint="eastAsia" w:ascii="Times New Roman" w:hAnsi="Times New Roman" w:eastAsia="微软雅黑" w:cs="Times New Roman"/>
+          <w:sz w:val="28"/>
+          <w:lang w:eastAsia="zh-CN"/>
+        </w:rPr>
+        <w:t xml:space="preserve">{% if importantTargetedDiseaseName == </w:t>
       </w:r>
       <w:r>
         <w:rPr>
@@ -1925,7 +1928,16 @@
           <w:sz w:val="28"/>
           <w:lang w:eastAsia="zh-CN"/>
         </w:rPr>
-        <w:tab/>
+        <w:t>‘</w:t>
+      </w:r>
+      <w:r>
+        <w:rPr>
+          <w:rStyle w:val="18"/>
+          <w:rFonts w:hint="eastAsia" w:ascii="Times New Roman" w:hAnsi="Times New Roman" w:eastAsia="微软雅黑" w:cs="Times New Roman"/>
+          <w:sz w:val="28"/>
+          <w:lang w:eastAsia="zh-CN"/>
+        </w:rPr>
+        <w:t>泛癌种</w:t>
       </w:r>
       <w:r>
         <w:rPr>
@@ -1934,7 +1946,16 @@
           <w:sz w:val="28"/>
           <w:lang w:eastAsia="zh-CN"/>
         </w:rPr>
-        <w:fldChar w:fldCharType="begin"/>
+        <w:t>’</w:t>
+      </w:r>
+      <w:r>
+        <w:rPr>
+          <w:rStyle w:val="18"/>
+          <w:rFonts w:hint="eastAsia" w:ascii="Times New Roman" w:hAnsi="Times New Roman" w:eastAsia="微软雅黑" w:cs="Times New Roman"/>
+          <w:sz w:val="28"/>
+          <w:lang w:eastAsia="zh-CN"/>
+        </w:rPr>
+        <w:t>%}重要靶向用药</w:t>
       </w:r>
       <w:r>
         <w:rPr>
@@ -1943,7 +1964,16 @@
           <w:sz w:val="28"/>
           <w:lang w:eastAsia="zh-CN"/>
         </w:rPr>
-        <w:instrText xml:space="preserve"> PAGEREF _Toc32168 \h </w:instrText>
+        <w:t>{%else%}</w:t>
+      </w:r>
+      <w:r>
+        <w:rPr>
+          <w:rStyle w:val="18"/>
+          <w:rFonts w:hint="eastAsia" w:ascii="Times New Roman" w:hAnsi="Times New Roman" w:eastAsia="微软雅黑" w:cs="Times New Roman"/>
+          <w:sz w:val="28"/>
+          <w:lang w:eastAsia="zh-CN"/>
+        </w:rPr>
+        <w:t xml:space="preserve">{% if importantTargetedDiseaseName == </w:t>
       </w:r>
       <w:r>
         <w:rPr>
@@ -1952,7 +1982,16 @@
           <w:sz w:val="28"/>
           <w:lang w:eastAsia="zh-CN"/>
         </w:rPr>
-        <w:fldChar w:fldCharType="separate"/>
+        <w:t>‘</w:t>
+      </w:r>
+      <w:r>
+        <w:rPr>
+          <w:rStyle w:val="18"/>
+          <w:rFonts w:hint="eastAsia" w:ascii="Times New Roman" w:hAnsi="Times New Roman" w:eastAsia="微软雅黑" w:cs="Times New Roman"/>
+          <w:sz w:val="28"/>
+          <w:lang w:eastAsia="zh-CN"/>
+        </w:rPr>
+        <w:t>肺癌</w:t>
       </w:r>
       <w:r>
         <w:rPr>
@@ -1961,7 +2000,133 @@
           <w:sz w:val="28"/>
           <w:lang w:eastAsia="zh-CN"/>
         </w:rPr>
-        <w:t>2</w:t>
+        <w:t>’</w:t>
+      </w:r>
+      <w:r>
+        <w:rPr>
+          <w:rStyle w:val="18"/>
+          <w:rFonts w:hint="eastAsia" w:ascii="Times New Roman" w:hAnsi="Times New Roman" w:eastAsia="微软雅黑" w:cs="Times New Roman"/>
+          <w:sz w:val="28"/>
+          <w:lang w:eastAsia="zh-CN"/>
+        </w:rPr>
+        <w:t xml:space="preserve">%}肺癌{% elif importantTargetedDiseaseName == </w:t>
+      </w:r>
+      <w:r>
+        <w:rPr>
+          <w:rStyle w:val="18"/>
+          <w:rFonts w:hint="default" w:ascii="Times New Roman" w:hAnsi="Times New Roman" w:eastAsia="微软雅黑" w:cs="Times New Roman"/>
+          <w:sz w:val="28"/>
+          <w:lang w:eastAsia="zh-CN"/>
+        </w:rPr>
+        <w:t>‘</w:t>
+      </w:r>
+      <w:r>
+        <w:rPr>
+          <w:rStyle w:val="18"/>
+          <w:rFonts w:hint="eastAsia" w:ascii="Times New Roman" w:hAnsi="Times New Roman" w:eastAsia="微软雅黑" w:cs="Times New Roman"/>
+          <w:sz w:val="28"/>
+          <w:lang w:eastAsia="zh-CN"/>
+        </w:rPr>
+        <w:t>结直肠癌</w:t>
+      </w:r>
+      <w:r>
+        <w:rPr>
+          <w:rStyle w:val="18"/>
+          <w:rFonts w:hint="default" w:ascii="Times New Roman" w:hAnsi="Times New Roman" w:eastAsia="微软雅黑" w:cs="Times New Roman"/>
+          <w:sz w:val="28"/>
+          <w:lang w:eastAsia="zh-CN"/>
+        </w:rPr>
+        <w:t>’</w:t>
+      </w:r>
+      <w:r>
+        <w:rPr>
+          <w:rStyle w:val="18"/>
+          <w:rFonts w:hint="eastAsia" w:ascii="Times New Roman" w:hAnsi="Times New Roman" w:eastAsia="微软雅黑" w:cs="Times New Roman"/>
+          <w:sz w:val="28"/>
+          <w:lang w:eastAsia="zh-CN"/>
+        </w:rPr>
+        <w:t xml:space="preserve"> %}结直肠癌{% elif importantTargetedDiseaseName == </w:t>
+      </w:r>
+      <w:r>
+        <w:rPr>
+          <w:rStyle w:val="18"/>
+          <w:rFonts w:hint="default" w:ascii="Times New Roman" w:hAnsi="Times New Roman" w:eastAsia="微软雅黑" w:cs="Times New Roman"/>
+          <w:sz w:val="28"/>
+          <w:lang w:eastAsia="zh-CN"/>
+        </w:rPr>
+        <w:t>‘</w:t>
+      </w:r>
+      <w:r>
+        <w:rPr>
+          <w:rStyle w:val="18"/>
+          <w:rFonts w:hint="eastAsia" w:ascii="Times New Roman" w:hAnsi="Times New Roman" w:eastAsia="微软雅黑" w:cs="Times New Roman"/>
+          <w:sz w:val="28"/>
+          <w:lang w:eastAsia="zh-CN"/>
+        </w:rPr>
+        <w:t>乳腺癌</w:t>
+      </w:r>
+      <w:r>
+        <w:rPr>
+          <w:rStyle w:val="18"/>
+          <w:rFonts w:hint="default" w:ascii="Times New Roman" w:hAnsi="Times New Roman" w:eastAsia="微软雅黑" w:cs="Times New Roman"/>
+          <w:sz w:val="28"/>
+          <w:lang w:eastAsia="zh-CN"/>
+        </w:rPr>
+        <w:t>’</w:t>
+      </w:r>
+      <w:r>
+        <w:rPr>
+          <w:rStyle w:val="18"/>
+          <w:rFonts w:hint="eastAsia" w:ascii="Times New Roman" w:hAnsi="Times New Roman" w:eastAsia="微软雅黑" w:cs="Times New Roman"/>
+          <w:sz w:val="28"/>
+          <w:lang w:eastAsia="zh-CN"/>
+        </w:rPr>
+        <w:t xml:space="preserve"> %}乳腺癌{% endif %}精准诊疗{% endif %}相关基因结果汇总</w:t>
+      </w:r>
+      <w:r>
+        <w:rPr>
+          <w:rStyle w:val="18"/>
+          <w:rFonts w:hint="default" w:ascii="Times New Roman" w:hAnsi="Times New Roman" w:eastAsia="微软雅黑" w:cs="Times New Roman"/>
+          <w:sz w:val="28"/>
+          <w:lang w:eastAsia="zh-CN"/>
+        </w:rPr>
+        <w:tab/>
+      </w:r>
+      <w:r>
+        <w:rPr>
+          <w:rStyle w:val="18"/>
+          <w:rFonts w:hint="default" w:ascii="Times New Roman" w:hAnsi="Times New Roman" w:eastAsia="微软雅黑" w:cs="Times New Roman"/>
+          <w:sz w:val="28"/>
+          <w:lang w:eastAsia="zh-CN"/>
+        </w:rPr>
+        <w:fldChar w:fldCharType="begin"/>
+      </w:r>
+      <w:r>
+        <w:rPr>
+          <w:rStyle w:val="18"/>
+          <w:rFonts w:hint="default" w:ascii="Times New Roman" w:hAnsi="Times New Roman" w:eastAsia="微软雅黑" w:cs="Times New Roman"/>
+          <w:sz w:val="28"/>
+          <w:lang w:eastAsia="zh-CN"/>
+        </w:rPr>
+        <w:instrText xml:space="preserve"> PAGEREF _Toc22493 \h </w:instrText>
+      </w:r>
+      <w:r>
+        <w:rPr>
+          <w:rStyle w:val="18"/>
+          <w:rFonts w:hint="default" w:ascii="Times New Roman" w:hAnsi="Times New Roman" w:eastAsia="微软雅黑" w:cs="Times New Roman"/>
+          <w:sz w:val="28"/>
+          <w:lang w:eastAsia="zh-CN"/>
+        </w:rPr>
+        <w:fldChar w:fldCharType="separate"/>
+      </w:r>
+      <w:r>
+        <w:rPr>
+          <w:rStyle w:val="18"/>
+          <w:rFonts w:hint="default" w:ascii="Times New Roman" w:hAnsi="Times New Roman" w:eastAsia="微软雅黑" w:cs="Times New Roman"/>
+          <w:sz w:val="28"/>
+          <w:lang w:eastAsia="zh-CN"/>
+        </w:rPr>
+        <w:t>3</w:t>
       </w:r>
       <w:r>
         <w:rPr>
@@ -2023,7 +2188,7 @@
           <w:szCs w:val="32"/>
           <w:lang w:eastAsia="zh-CN"/>
         </w:rPr>
-        <w:instrText xml:space="preserve"> HYPERLINK \l _Toc5951 </w:instrText>
+        <w:instrText xml:space="preserve"> HYPERLINK \l _Toc25034 </w:instrText>
       </w:r>
       <w:r>
         <w:rPr>
@@ -2088,7 +2253,7 @@
           <w:szCs w:val="32"/>
           <w:lang w:eastAsia="zh-CN"/>
         </w:rPr>
-        <w:instrText xml:space="preserve"> PAGEREF _Toc5951 \h </w:instrText>
+        <w:instrText xml:space="preserve"> PAGEREF _Toc25034 \h </w:instrText>
       </w:r>
       <w:r>
         <w:rPr>
@@ -2114,7 +2279,7 @@
           <w:szCs w:val="32"/>
           <w:lang w:eastAsia="zh-CN"/>
         </w:rPr>
-        <w:t>3</w:t>
+        <w:t>4</w:t>
       </w:r>
       <w:r>
         <w:rPr>
@@ -2173,7 +2338,7 @@
           <w:sz w:val="28"/>
           <w:lang w:eastAsia="zh-CN"/>
         </w:rPr>
-        <w:instrText xml:space="preserve"> HYPERLINK \l _Toc4101 </w:instrText>
+        <w:instrText xml:space="preserve"> HYPERLINK \l _Toc965 </w:instrText>
       </w:r>
       <w:r>
         <w:rPr>
@@ -2218,7 +2383,7 @@
           <w:sz w:val="28"/>
           <w:lang w:eastAsia="zh-CN"/>
         </w:rPr>
-        <w:instrText xml:space="preserve"> PAGEREF _Toc4101 \h </w:instrText>
+        <w:instrText xml:space="preserve"> PAGEREF _Toc965 \h </w:instrText>
       </w:r>
       <w:r>
         <w:rPr>
@@ -2236,7 +2401,7 @@
           <w:sz w:val="28"/>
           <w:lang w:eastAsia="zh-CN"/>
         </w:rPr>
-        <w:t>3</w:t>
+        <w:t>4</w:t>
       </w:r>
       <w:r>
         <w:rPr>
@@ -2323,7 +2488,7 @@
           <w:sz w:val="28"/>
           <w:lang w:eastAsia="zh-CN"/>
         </w:rPr>
-        <w:instrText xml:space="preserve"> HYPERLINK \l _Toc8641 </w:instrText>
+        <w:instrText xml:space="preserve"> HYPERLINK \l _Toc12220 </w:instrText>
       </w:r>
       <w:r>
         <w:rPr>
@@ -2337,7 +2502,7 @@
       <w:r>
         <w:rPr>
           <w:rStyle w:val="18"/>
-          <w:rFonts w:hint="default" w:ascii="Times New Roman" w:hAnsi="Times New Roman" w:eastAsia="微软雅黑" w:cs="Times New Roman"/>
+          <w:rFonts w:hint="eastAsia" w:ascii="Times New Roman" w:hAnsi="Times New Roman" w:eastAsia="微软雅黑" w:cs="Times New Roman"/>
           <w:sz w:val="28"/>
           <w:lang w:eastAsia="zh-CN"/>
         </w:rPr>
@@ -2368,7 +2533,7 @@
           <w:sz w:val="28"/>
           <w:lang w:eastAsia="zh-CN"/>
         </w:rPr>
-        <w:instrText xml:space="preserve"> PAGEREF _Toc8641 \h </w:instrText>
+        <w:instrText xml:space="preserve"> PAGEREF _Toc12220 \h </w:instrText>
       </w:r>
       <w:r>
         <w:rPr>
@@ -2386,7 +2551,7 @@
           <w:sz w:val="28"/>
           <w:lang w:eastAsia="zh-CN"/>
         </w:rPr>
-        <w:t>6</w:t>
+        <w:t>8</w:t>
       </w:r>
       <w:r>
         <w:rPr>
@@ -2424,6 +2589,8 @@
         </w:rPr>
         <w:t>{%if PDInfo != undefined %}</w:t>
       </w:r>
+      <w:bookmarkStart w:id="167" w:name="_GoBack"/>
+      <w:bookmarkEnd w:id="167"/>
     </w:p>
     <w:p>
       <w:pPr>
@@ -2435,9 +2602,6 @@
         <w:rPr>
           <w:rStyle w:val="18"/>
           <w:rFonts w:hint="default" w:ascii="Times New Roman" w:hAnsi="Times New Roman" w:eastAsia="微软雅黑" w:cs="Times New Roman"/>
-          <w:b w:val="0"/>
-          <w:bCs w:val="0"/>
-          <w:color w:val="auto"/>
           <w:sz w:val="28"/>
           <w:lang w:eastAsia="zh-CN"/>
         </w:rPr>
@@ -2458,7 +2622,7 @@
           <w:sz w:val="28"/>
           <w:lang w:eastAsia="zh-CN"/>
         </w:rPr>
-        <w:instrText xml:space="preserve"> HYPERLINK \l _Toc21075 </w:instrText>
+        <w:instrText xml:space="preserve"> HYPERLINK \l _Toc17039 </w:instrText>
       </w:r>
       <w:r>
         <w:rPr>
@@ -2472,7 +2636,7 @@
       <w:r>
         <w:rPr>
           <w:rStyle w:val="18"/>
-          <w:rFonts w:hint="default" w:ascii="Times New Roman" w:hAnsi="Times New Roman" w:eastAsia="微软雅黑" w:cs="Times New Roman"/>
+          <w:rFonts w:hint="eastAsia" w:ascii="Times New Roman" w:hAnsi="Times New Roman" w:eastAsia="微软雅黑" w:cs="Times New Roman"/>
           <w:sz w:val="28"/>
           <w:lang w:eastAsia="zh-CN"/>
         </w:rPr>
@@ -2503,7 +2667,7 @@
           <w:sz w:val="28"/>
           <w:lang w:eastAsia="zh-CN"/>
         </w:rPr>
-        <w:instrText xml:space="preserve"> PAGEREF _Toc21075 \h </w:instrText>
+        <w:instrText xml:space="preserve"> PAGEREF _Toc17039 \h </w:instrText>
       </w:r>
       <w:r>
         <w:rPr>
@@ -2521,7 +2685,7 @@
           <w:sz w:val="28"/>
           <w:lang w:eastAsia="zh-CN"/>
         </w:rPr>
-        <w:t>7</w:t>
+        <w:t>9</w:t>
       </w:r>
       <w:r>
         <w:rPr>
@@ -2582,16 +2746,6 @@
           <w:tab w:val="right" w:leader="dot" w:pos="9861"/>
         </w:tabs>
         <w:rPr>
-          <w:rFonts w:hint="default" w:ascii="Times New Roman" w:hAnsi="Times New Roman" w:eastAsia="微软雅黑" w:cs="Times New Roman"/>
-          <w:b/>
-          <w:color w:val="62B541"/>
-          <w:sz w:val="24"/>
-          <w:szCs w:val="24"/>
-          <w:lang w:eastAsia="zh-CN"/>
-        </w:rPr>
-      </w:pPr>
-      <w:r>
-        <w:rPr>
           <w:rStyle w:val="18"/>
           <w:rFonts w:hint="default" w:ascii="Times New Roman" w:hAnsi="Times New Roman" w:eastAsia="微软雅黑" w:cs="Times New Roman"/>
           <w:b/>
@@ -2601,8 +2755,7 @@
           <w:szCs w:val="32"/>
           <w:lang w:eastAsia="zh-CN"/>
         </w:rPr>
-        <w:fldChar w:fldCharType="begin"/>
-      </w:r>
+      </w:pPr>
       <w:r>
         <w:rPr>
           <w:rStyle w:val="18"/>
@@ -2614,7 +2767,7 @@
           <w:szCs w:val="32"/>
           <w:lang w:eastAsia="zh-CN"/>
         </w:rPr>
-        <w:instrText xml:space="preserve"> HYPERLINK \l _Toc16761 </w:instrText>
+        <w:fldChar w:fldCharType="begin"/>
       </w:r>
       <w:r>
         <w:rPr>
@@ -2627,7 +2780,7 @@
           <w:szCs w:val="32"/>
           <w:lang w:eastAsia="zh-CN"/>
         </w:rPr>
-        <w:fldChar w:fldCharType="separate"/>
+        <w:instrText xml:space="preserve"> HYPERLINK \l _Toc29371 </w:instrText>
       </w:r>
       <w:r>
         <w:rPr>
@@ -2640,7 +2793,7 @@
           <w:szCs w:val="32"/>
           <w:lang w:eastAsia="zh-CN"/>
         </w:rPr>
-        <w:t>基因检测结果解析</w:t>
+        <w:fldChar w:fldCharType="separate"/>
       </w:r>
       <w:r>
         <w:rPr>
@@ -2653,7 +2806,7 @@
           <w:szCs w:val="32"/>
           <w:lang w:eastAsia="zh-CN"/>
         </w:rPr>
-        <w:tab/>
+        <w:t>基因检测结果解析</w:t>
       </w:r>
       <w:r>
         <w:rPr>
@@ -2666,7 +2819,7 @@
           <w:szCs w:val="32"/>
           <w:lang w:eastAsia="zh-CN"/>
         </w:rPr>
-        <w:fldChar w:fldCharType="begin"/>
+        <w:tab/>
       </w:r>
       <w:r>
         <w:rPr>
@@ -2679,7 +2832,7 @@
           <w:szCs w:val="32"/>
           <w:lang w:eastAsia="zh-CN"/>
         </w:rPr>
-        <w:instrText xml:space="preserve"> PAGEREF _Toc16761 \h </w:instrText>
+        <w:fldChar w:fldCharType="begin"/>
       </w:r>
       <w:r>
         <w:rPr>
@@ -2692,7 +2845,7 @@
           <w:szCs w:val="32"/>
           <w:lang w:eastAsia="zh-CN"/>
         </w:rPr>
-        <w:fldChar w:fldCharType="separate"/>
+        <w:instrText xml:space="preserve"> PAGEREF _Toc29371 \h </w:instrText>
       </w:r>
       <w:r>
         <w:rPr>
@@ -2705,7 +2858,20 @@
           <w:szCs w:val="32"/>
           <w:lang w:eastAsia="zh-CN"/>
         </w:rPr>
-        <w:t>9</w:t>
+        <w:fldChar w:fldCharType="separate"/>
+      </w:r>
+      <w:r>
+        <w:rPr>
+          <w:rStyle w:val="18"/>
+          <w:rFonts w:hint="default" w:ascii="Times New Roman" w:hAnsi="Times New Roman" w:eastAsia="微软雅黑" w:cs="Times New Roman"/>
+          <w:b/>
+          <w:bCs/>
+          <w:color w:val="62B541"/>
+          <w:sz w:val="32"/>
+          <w:szCs w:val="32"/>
+          <w:lang w:eastAsia="zh-CN"/>
+        </w:rPr>
+        <w:t>12</w:t>
       </w:r>
       <w:r>
         <w:rPr>
@@ -2764,7 +2930,7 @@
           <w:sz w:val="28"/>
           <w:lang w:eastAsia="zh-CN"/>
         </w:rPr>
-        <w:instrText xml:space="preserve"> HYPERLINK \l _Toc6885 </w:instrText>
+        <w:instrText xml:space="preserve"> HYPERLINK \l _Toc26545 </w:instrText>
       </w:r>
       <w:r>
         <w:rPr>
@@ -2778,7 +2944,7 @@
       <w:r>
         <w:rPr>
           <w:rStyle w:val="18"/>
-          <w:rFonts w:hint="default" w:ascii="Times New Roman" w:hAnsi="Times New Roman" w:eastAsia="微软雅黑" w:cs="Times New Roman"/>
+          <w:rFonts w:hint="eastAsia" w:ascii="Times New Roman" w:hAnsi="Times New Roman" w:eastAsia="微软雅黑" w:cs="Times New Roman"/>
           <w:sz w:val="28"/>
           <w:lang w:eastAsia="zh-CN"/>
         </w:rPr>
@@ -2809,7 +2975,7 @@
           <w:sz w:val="28"/>
           <w:lang w:eastAsia="zh-CN"/>
         </w:rPr>
-        <w:instrText xml:space="preserve"> PAGEREF _Toc6885 \h </w:instrText>
+        <w:instrText xml:space="preserve"> PAGEREF _Toc26545 \h </w:instrText>
       </w:r>
       <w:r>
         <w:rPr>
@@ -2827,7 +2993,7 @@
           <w:sz w:val="28"/>
           <w:lang w:eastAsia="zh-CN"/>
         </w:rPr>
-        <w:t>9</w:t>
+        <w:t>12</w:t>
       </w:r>
       <w:r>
         <w:rPr>
@@ -2898,7 +3064,7 @@
           <w:szCs w:val="32"/>
           <w:lang w:eastAsia="zh-CN"/>
         </w:rPr>
-        <w:instrText xml:space="preserve"> HYPERLINK \l _Toc23994 </w:instrText>
+        <w:instrText xml:space="preserve"> HYPERLINK \l _Toc30320 </w:instrText>
       </w:r>
       <w:r>
         <w:rPr>
@@ -2916,7 +3082,7 @@
       <w:r>
         <w:rPr>
           <w:rStyle w:val="18"/>
-          <w:rFonts w:hint="default" w:ascii="Times New Roman" w:hAnsi="Times New Roman" w:eastAsia="微软雅黑" w:cs="Times New Roman"/>
+          <w:rFonts w:hint="eastAsia" w:ascii="Times New Roman" w:hAnsi="Times New Roman" w:eastAsia="微软雅黑" w:cs="Times New Roman"/>
           <w:b/>
           <w:bCs/>
           <w:color w:val="62B541"/>
@@ -2963,7 +3129,7 @@
           <w:szCs w:val="32"/>
           <w:lang w:eastAsia="zh-CN"/>
         </w:rPr>
-        <w:instrText xml:space="preserve"> PAGEREF _Toc23994 \h </w:instrText>
+        <w:instrText xml:space="preserve"> PAGEREF _Toc30320 \h </w:instrText>
       </w:r>
       <w:r>
         <w:rPr>
@@ -2989,7 +3155,7 @@
           <w:szCs w:val="32"/>
           <w:lang w:eastAsia="zh-CN"/>
         </w:rPr>
-        <w:t>12</w:t>
+        <w:t>15</w:t>
       </w:r>
       <w:r>
         <w:rPr>
@@ -3048,7 +3214,7 @@
           <w:sz w:val="28"/>
           <w:lang w:eastAsia="zh-CN"/>
         </w:rPr>
-        <w:instrText xml:space="preserve"> HYPERLINK \l _Toc7392 </w:instrText>
+        <w:instrText xml:space="preserve"> HYPERLINK \l _Toc13056 </w:instrText>
       </w:r>
       <w:r>
         <w:rPr>
@@ -3062,7 +3228,7 @@
       <w:r>
         <w:rPr>
           <w:rStyle w:val="18"/>
-          <w:rFonts w:hint="default" w:ascii="Times New Roman" w:hAnsi="Times New Roman" w:eastAsia="微软雅黑" w:cs="Times New Roman"/>
+          <w:rFonts w:hint="eastAsia" w:ascii="Times New Roman" w:hAnsi="Times New Roman" w:eastAsia="微软雅黑" w:cs="Times New Roman"/>
           <w:sz w:val="28"/>
           <w:lang w:val="en-US" w:eastAsia="zh-CN"/>
         </w:rPr>
@@ -3093,7 +3259,7 @@
           <w:sz w:val="28"/>
           <w:lang w:eastAsia="zh-CN"/>
         </w:rPr>
-        <w:instrText xml:space="preserve"> PAGEREF _Toc7392 \h </w:instrText>
+        <w:instrText xml:space="preserve"> PAGEREF _Toc13056 \h </w:instrText>
       </w:r>
       <w:r>
         <w:rPr>
@@ -3111,7 +3277,7 @@
           <w:sz w:val="28"/>
           <w:lang w:eastAsia="zh-CN"/>
         </w:rPr>
-        <w:t>12</w:t>
+        <w:t>15</w:t>
       </w:r>
       <w:r>
         <w:rPr>
@@ -3162,7 +3328,7 @@
           <w:sz w:val="28"/>
           <w:lang w:eastAsia="zh-CN"/>
         </w:rPr>
-        <w:instrText xml:space="preserve"> HYPERLINK \l _Toc10668 </w:instrText>
+        <w:instrText xml:space="preserve"> HYPERLINK \l _Toc28119 </w:instrText>
       </w:r>
       <w:r>
         <w:rPr>
@@ -3176,7 +3342,7 @@
       <w:r>
         <w:rPr>
           <w:rStyle w:val="18"/>
-          <w:rFonts w:hint="default" w:ascii="Times New Roman" w:hAnsi="Times New Roman" w:eastAsia="微软雅黑" w:cs="Times New Roman"/>
+          <w:rFonts w:hint="eastAsia" w:ascii="Times New Roman" w:hAnsi="Times New Roman" w:eastAsia="微软雅黑" w:cs="Times New Roman"/>
           <w:sz w:val="28"/>
           <w:lang w:eastAsia="zh-CN"/>
         </w:rPr>
@@ -3207,7 +3373,7 @@
           <w:sz w:val="28"/>
           <w:lang w:eastAsia="zh-CN"/>
         </w:rPr>
-        <w:instrText xml:space="preserve"> PAGEREF _Toc10668 \h </w:instrText>
+        <w:instrText xml:space="preserve"> PAGEREF _Toc28119 \h </w:instrText>
       </w:r>
       <w:r>
         <w:rPr>
@@ -3225,7 +3391,7 @@
           <w:sz w:val="28"/>
           <w:lang w:eastAsia="zh-CN"/>
         </w:rPr>
-        <w:t>13</w:t>
+        <w:t>16</w:t>
       </w:r>
       <w:r>
         <w:rPr>
@@ -3276,7 +3442,7 @@
           <w:sz w:val="28"/>
           <w:lang w:eastAsia="zh-CN"/>
         </w:rPr>
-        <w:instrText xml:space="preserve"> HYPERLINK \l _Toc16642 </w:instrText>
+        <w:instrText xml:space="preserve"> HYPERLINK \l _Toc10990 </w:instrText>
       </w:r>
       <w:r>
         <w:rPr>
@@ -3290,7 +3456,7 @@
       <w:r>
         <w:rPr>
           <w:rStyle w:val="18"/>
-          <w:rFonts w:hint="default" w:ascii="Times New Roman" w:hAnsi="Times New Roman" w:eastAsia="微软雅黑" w:cs="Times New Roman"/>
+          <w:rFonts w:hint="eastAsia" w:ascii="Times New Roman" w:hAnsi="Times New Roman" w:eastAsia="微软雅黑" w:cs="Times New Roman"/>
           <w:sz w:val="28"/>
           <w:lang w:eastAsia="zh-CN"/>
         </w:rPr>
@@ -3321,7 +3487,7 @@
           <w:sz w:val="28"/>
           <w:lang w:eastAsia="zh-CN"/>
         </w:rPr>
-        <w:instrText xml:space="preserve"> PAGEREF _Toc16642 \h </w:instrText>
+        <w:instrText xml:space="preserve"> PAGEREF _Toc10990 \h </w:instrText>
       </w:r>
       <w:r>
         <w:rPr>
@@ -3339,7 +3505,7 @@
           <w:sz w:val="28"/>
           <w:lang w:eastAsia="zh-CN"/>
         </w:rPr>
-        <w:t>14</w:t>
+        <w:t>17</w:t>
       </w:r>
       <w:r>
         <w:rPr>
@@ -3390,7 +3556,7 @@
           <w:sz w:val="28"/>
           <w:lang w:eastAsia="zh-CN"/>
         </w:rPr>
-        <w:instrText xml:space="preserve"> HYPERLINK \l _Toc11392 </w:instrText>
+        <w:instrText xml:space="preserve"> HYPERLINK \l _Toc11584 </w:instrText>
       </w:r>
       <w:r>
         <w:rPr>
@@ -3404,7 +3570,7 @@
       <w:r>
         <w:rPr>
           <w:rStyle w:val="18"/>
-          <w:rFonts w:hint="default" w:ascii="Times New Roman" w:hAnsi="Times New Roman" w:eastAsia="微软雅黑" w:cs="Times New Roman"/>
+          <w:rFonts w:hint="eastAsia" w:ascii="Times New Roman" w:hAnsi="Times New Roman" w:eastAsia="微软雅黑" w:cs="Times New Roman"/>
           <w:sz w:val="28"/>
           <w:lang w:eastAsia="zh-CN"/>
         </w:rPr>
@@ -3435,7 +3601,7 @@
           <w:sz w:val="28"/>
           <w:lang w:eastAsia="zh-CN"/>
         </w:rPr>
-        <w:instrText xml:space="preserve"> PAGEREF _Toc11392 \h </w:instrText>
+        <w:instrText xml:space="preserve"> PAGEREF _Toc11584 \h </w:instrText>
       </w:r>
       <w:r>
         <w:rPr>
@@ -3453,7 +3619,7 @@
           <w:sz w:val="28"/>
           <w:lang w:eastAsia="zh-CN"/>
         </w:rPr>
-        <w:t>15</w:t>
+        <w:t>18</w:t>
       </w:r>
       <w:r>
         <w:rPr>
@@ -3504,7 +3670,7 @@
           <w:sz w:val="28"/>
           <w:lang w:eastAsia="zh-CN"/>
         </w:rPr>
-        <w:instrText xml:space="preserve"> HYPERLINK \l _Toc22637 </w:instrText>
+        <w:instrText xml:space="preserve"> HYPERLINK \l _Toc12854 </w:instrText>
       </w:r>
       <w:r>
         <w:rPr>
@@ -3518,7 +3684,7 @@
       <w:r>
         <w:rPr>
           <w:rStyle w:val="18"/>
-          <w:rFonts w:hint="default" w:ascii="Times New Roman" w:hAnsi="Times New Roman" w:eastAsia="微软雅黑" w:cs="Times New Roman"/>
+          <w:rFonts w:hint="eastAsia" w:ascii="Times New Roman" w:hAnsi="Times New Roman" w:eastAsia="微软雅黑" w:cs="Times New Roman"/>
           <w:sz w:val="28"/>
           <w:lang w:eastAsia="zh-CN"/>
         </w:rPr>
@@ -3549,7 +3715,7 @@
           <w:sz w:val="28"/>
           <w:lang w:eastAsia="zh-CN"/>
         </w:rPr>
-        <w:instrText xml:space="preserve"> PAGEREF _Toc22637 \h </w:instrText>
+        <w:instrText xml:space="preserve"> PAGEREF _Toc12854 \h </w:instrText>
       </w:r>
       <w:r>
         <w:rPr>
@@ -3567,7 +3733,7 @@
           <w:sz w:val="28"/>
           <w:lang w:eastAsia="zh-CN"/>
         </w:rPr>
-        <w:t>16</w:t>
+        <w:t>19</w:t>
       </w:r>
       <w:r>
         <w:rPr>
@@ -3657,16 +3823,16 @@
           </w14:shadow>
         </w:rPr>
       </w:pPr>
-      <w:bookmarkStart w:id="2" w:name="_Toc25250"/>
-      <w:bookmarkStart w:id="3" w:name="_Toc30143_WPSOffice_Level1"/>
-      <w:bookmarkStart w:id="4" w:name="_Toc21669"/>
-      <w:bookmarkStart w:id="5" w:name="_Toc24178_WPSOffice_Level1"/>
-      <w:bookmarkStart w:id="6" w:name="_Toc13806"/>
+      <w:bookmarkStart w:id="2" w:name="_Toc107825547"/>
+      <w:bookmarkStart w:id="3" w:name="_Toc14123"/>
+      <w:bookmarkStart w:id="4" w:name="_Toc21009_WPSOffice_Level1"/>
+      <w:bookmarkStart w:id="5" w:name="_Toc30143_WPSOffice_Level1"/>
+      <w:bookmarkStart w:id="6" w:name="_Toc24178_WPSOffice_Level1"/>
       <w:bookmarkStart w:id="7" w:name="_Toc3619"/>
-      <w:bookmarkStart w:id="8" w:name="_Toc107825547"/>
-      <w:bookmarkStart w:id="9" w:name="_Toc14123"/>
+      <w:bookmarkStart w:id="8" w:name="_Toc21669"/>
+      <w:bookmarkStart w:id="9" w:name="_Toc13806"/>
       <w:bookmarkStart w:id="10" w:name="_Toc23629"/>
-      <w:bookmarkStart w:id="11" w:name="_Toc21009_WPSOffice_Level1"/>
+      <w:bookmarkStart w:id="11" w:name="_Toc23412"/>
       <w:r>
         <w:rPr>
           <w:rFonts w:ascii="Times New Roman" w:hAnsi="Times New Roman"/>
@@ -4544,14 +4710,14 @@
         </w:rPr>
       </w:pPr>
       <w:bookmarkStart w:id="12" w:name="_Toc7021_WPSOffice_Level1"/>
-      <w:bookmarkStart w:id="13" w:name="_Toc17451"/>
-      <w:bookmarkStart w:id="14" w:name="_Toc18062_WPSOffice_Level1"/>
-      <w:bookmarkStart w:id="15" w:name="_Toc11015_WPSOffice_Level1"/>
-      <w:bookmarkStart w:id="16" w:name="_Toc13210"/>
-      <w:bookmarkStart w:id="17" w:name="_Toc13218"/>
-      <w:bookmarkStart w:id="18" w:name="_Toc26731"/>
-      <w:bookmarkStart w:id="19" w:name="_Toc107825548"/>
-      <w:bookmarkStart w:id="20" w:name="_Toc29272"/>
+      <w:bookmarkStart w:id="13" w:name="_Toc26731"/>
+      <w:bookmarkStart w:id="14" w:name="_Toc29272"/>
+      <w:bookmarkStart w:id="15" w:name="_Toc17451"/>
+      <w:bookmarkStart w:id="16" w:name="_Toc18062_WPSOffice_Level1"/>
+      <w:bookmarkStart w:id="17" w:name="_Toc11015_WPSOffice_Level1"/>
+      <w:bookmarkStart w:id="18" w:name="_Toc107825548"/>
+      <w:bookmarkStart w:id="19" w:name="_Toc13210"/>
+      <w:bookmarkStart w:id="20" w:name="_Toc15772"/>
       <w:bookmarkStart w:id="21" w:name="_Toc3823"/>
       <w:r>
         <w:rPr>
@@ -4797,15 +4963,15 @@
           </w14:shadow>
         </w:rPr>
       </w:pPr>
-      <w:bookmarkStart w:id="23" w:name="_Toc6221_WPSOffice_Level1"/>
-      <w:bookmarkStart w:id="24" w:name="_Toc25920"/>
-      <w:bookmarkStart w:id="25" w:name="_Toc18058"/>
-      <w:bookmarkStart w:id="26" w:name="_Toc107825549"/>
+      <w:bookmarkStart w:id="23" w:name="_Toc16576"/>
+      <w:bookmarkStart w:id="24" w:name="_Toc18058"/>
+      <w:bookmarkStart w:id="25" w:name="_Toc25920"/>
+      <w:bookmarkStart w:id="26" w:name="_Toc6221_WPSOffice_Level1"/>
       <w:bookmarkStart w:id="27" w:name="_Toc23369_WPSOffice_Level1"/>
-      <w:bookmarkStart w:id="28" w:name="_Toc16576"/>
+      <w:bookmarkStart w:id="28" w:name="_Toc107825549"/>
       <w:bookmarkStart w:id="29" w:name="_Toc12582"/>
       <w:bookmarkStart w:id="30" w:name="_Toc14855"/>
-      <w:bookmarkStart w:id="31" w:name="_Toc19113"/>
+      <w:bookmarkStart w:id="31" w:name="_Toc26696"/>
       <w:r>
         <w:rPr>
           <w:rStyle w:val="37"/>
@@ -4881,9 +5047,9 @@
           <w:lang w:eastAsia="zh-CN" w:bidi="ar"/>
         </w:rPr>
       </w:pPr>
-      <w:bookmarkStart w:id="32" w:name="_Toc149837254"/>
-      <w:bookmarkStart w:id="33" w:name="_Toc28333"/>
-      <w:bookmarkStart w:id="34" w:name="_Toc27955"/>
+      <w:bookmarkStart w:id="32" w:name="_Toc28333"/>
+      <w:bookmarkStart w:id="33" w:name="_Toc149837254"/>
+      <w:bookmarkStart w:id="34" w:name="_Toc5899"/>
       <w:r>
         <w:rPr>
           <w:rFonts w:hint="eastAsia"/>
@@ -5799,15 +5965,15 @@
           <w:szCs w:val="18"/>
         </w:rPr>
       </w:pPr>
-      <w:bookmarkStart w:id="35" w:name="_Toc21059"/>
-      <w:bookmarkStart w:id="36" w:name="_Toc14270"/>
-      <w:bookmarkStart w:id="37" w:name="_Toc2781"/>
-      <w:bookmarkStart w:id="38" w:name="_Toc24235"/>
-      <w:bookmarkStart w:id="39" w:name="_Toc19898_WPSOffice_Level1"/>
+      <w:bookmarkStart w:id="35" w:name="_Toc14270"/>
+      <w:bookmarkStart w:id="36" w:name="_Toc21059"/>
+      <w:bookmarkStart w:id="37" w:name="_Toc2866"/>
+      <w:bookmarkStart w:id="38" w:name="_Toc20136_WPSOffice_Level1"/>
+      <w:bookmarkStart w:id="39" w:name="_Toc22132"/>
       <w:bookmarkStart w:id="40" w:name="_Toc107825550"/>
-      <w:bookmarkStart w:id="41" w:name="_Toc20136_WPSOffice_Level1"/>
-      <w:bookmarkStart w:id="42" w:name="_Toc22132"/>
-      <w:bookmarkStart w:id="43" w:name="_Toc2866"/>
+      <w:bookmarkStart w:id="41" w:name="_Toc24235"/>
+      <w:bookmarkStart w:id="42" w:name="_Toc19898_WPSOffice_Level1"/>
+      <w:bookmarkStart w:id="43" w:name="_Toc2781"/>
       <w:r>
         <w:rPr>
           <w:rFonts w:hint="eastAsia" w:ascii="微软雅黑" w:hAnsi="微软雅黑" w:eastAsia="微软雅黑" w:cs="微软雅黑"/>
@@ -5905,10 +6071,9 @@
           <w:lang w:val="en-US" w:eastAsia="zh-CN"/>
         </w:rPr>
       </w:pPr>
-      <w:bookmarkStart w:id="44" w:name="_Toc29223"/>
-      <w:bookmarkStart w:id="45" w:name="_Toc31425"/>
+      <w:bookmarkStart w:id="44" w:name="_Toc31425"/>
+      <w:bookmarkStart w:id="45" w:name="_Toc29223"/>
       <w:bookmarkStart w:id="46" w:name="_Toc149832729"/>
-      <w:bookmarkStart w:id="47" w:name="_Toc32168"/>
       <w:r>
         <w:rPr>
           <w:rFonts w:hint="eastAsia" w:ascii="Times New Roman" w:hAnsi="Times New Roman" w:eastAsia="微软雅黑" w:cs="Times New Roman"/>
@@ -6057,15 +6222,15 @@
                     <wp:anchor distT="0" distB="0" distL="114300" distR="114300" simplePos="0" relativeHeight="251663360" behindDoc="0" locked="0" layoutInCell="1" allowOverlap="1">
                       <wp:simplePos x="0" y="0"/>
                       <wp:positionH relativeFrom="column">
-                        <wp:posOffset>0</wp:posOffset>
+                        <wp:posOffset>7620</wp:posOffset>
                       </wp:positionH>
                       <wp:positionV relativeFrom="paragraph">
-                        <wp:posOffset>-460375</wp:posOffset>
+                        <wp:posOffset>-480060</wp:posOffset>
                       </wp:positionV>
-                      <wp:extent cx="3080385" cy="1442720"/>
-                      <wp:effectExtent l="0" t="0" r="13335" b="5080"/>
+                      <wp:extent cx="3058160" cy="1442720"/>
+                      <wp:effectExtent l="0" t="0" r="0" b="0"/>
                       <wp:wrapNone/>
-                      <wp:docPr id="34" name="组合 34"/>
+                      <wp:docPr id="9" name="组合 9"/>
                       <wp:cNvGraphicFramePr/>
                       <a:graphic xmlns:a="http://schemas.openxmlformats.org/drawingml/2006/main">
                         <a:graphicData uri="http://schemas.microsoft.com/office/word/2010/wordprocessingGroup">
@@ -6074,25 +6239,25 @@
                             <wpg:grpSpPr>
                               <a:xfrm>
                                 <a:off x="0" y="0"/>
-                                <a:ext cx="3080385" cy="1442720"/>
-                                <a:chOff x="17956" y="37747"/>
-                                <a:chExt cx="4851" cy="2272"/>
+                                <a:ext cx="3058160" cy="1442720"/>
+                                <a:chOff x="19211" y="18842"/>
+                                <a:chExt cx="4816" cy="2272"/>
                               </a:xfrm>
                             </wpg:grpSpPr>
                             <wpg:grpSp>
-                              <wpg:cNvPr id="35" name="组合 16"/>
+                              <wpg:cNvPr id="10" name="组合 6"/>
                               <wpg:cNvGrpSpPr/>
                               <wpg:grpSpPr>
                                 <a:xfrm>
-                                  <a:off x="17956" y="38313"/>
-                                  <a:ext cx="4049" cy="646"/>
-                                  <a:chOff x="17956" y="38313"/>
-                                  <a:chExt cx="4049" cy="646"/>
+                                  <a:off x="19211" y="18842"/>
+                                  <a:ext cx="4816" cy="2273"/>
+                                  <a:chOff x="19199" y="18902"/>
+                                  <a:chExt cx="4816" cy="2273"/>
                                 </a:xfrm>
                               </wpg:grpSpPr>
                               <pic:pic xmlns:pic="http://schemas.openxmlformats.org/drawingml/2006/picture">
                                 <pic:nvPicPr>
-                                  <pic:cNvPr id="12" name="图片 29" descr="IMG_256"/>
+                                  <pic:cNvPr id="16" name="图片 6" descr="蔡冬雪"/>
                                   <pic:cNvPicPr>
                                     <a:picLocks noChangeAspect="1"/>
                                   </pic:cNvPicPr>
@@ -6113,81 +6278,91 @@
                                       </a:clrTo>
                                     </a:clrChange>
                                   </a:blip>
+                                  <a:srcRect l="18656" t="33322" r="18897" b="26699"/>
                                   <a:stretch>
                                     <a:fillRect/>
                                   </a:stretch>
                                 </pic:blipFill>
                                 <pic:spPr>
                                   <a:xfrm>
-                                    <a:off x="21031" y="38313"/>
-                                    <a:ext cx="975" cy="570"/>
+                                    <a:off x="19199" y="19551"/>
+                                    <a:ext cx="1261" cy="566"/>
                                   </a:xfrm>
                                   <a:prstGeom prst="rect">
                                     <a:avLst/>
                                   </a:prstGeom>
-                                  <a:noFill/>
-                                  <a:ln w="9525">
-                                    <a:noFill/>
-                                  </a:ln>
                                 </pic:spPr>
                               </pic:pic>
                               <pic:pic xmlns:pic="http://schemas.openxmlformats.org/drawingml/2006/picture">
                                 <pic:nvPicPr>
-                                  <pic:cNvPr id="15" name="图片 15" descr="c9514d16fd70679bf0495aeebb03c72d_compress"/>
+                                  <pic:cNvPr id="21" name="图片 25"/>
                                   <pic:cNvPicPr>
-                                    <a:picLocks noChangeAspect="1"/>
+                                    <a:picLocks noChangeAspect="1" noChangeArrowheads="1"/>
                                   </pic:cNvPicPr>
                                 </pic:nvPicPr>
                                 <pic:blipFill>
-                                  <a:blip r:embed="rId11"/>
-                                  <a:srcRect l="21003" t="56913" r="27176" b="26386"/>
+                                  <a:blip r:embed="rId11">
+                                    <a:extLst>
+                                      <a:ext uri="{28A0092B-C50C-407E-A947-70E740481C1C}">
+                                        <a14:useLocalDpi xmlns:a14="http://schemas.microsoft.com/office/drawing/2010/main" val="0"/>
+                                      </a:ext>
+                                    </a:extLst>
+                                  </a:blip>
+                                  <a:srcRect/>
                                   <a:stretch>
                                     <a:fillRect/>
                                   </a:stretch>
                                 </pic:blipFill>
                                 <pic:spPr>
                                   <a:xfrm>
-                                    <a:off x="17956" y="38485"/>
-                                    <a:ext cx="1550" cy="475"/>
+                                    <a:off x="21742" y="18902"/>
+                                    <a:ext cx="2273" cy="2273"/>
                                   </a:xfrm>
                                   <a:prstGeom prst="rect">
                                     <a:avLst/>
                                   </a:prstGeom>
+                                  <a:noFill/>
+                                  <a:ln>
+                                    <a:noFill/>
+                                  </a:ln>
                                 </pic:spPr>
                               </pic:pic>
                             </wpg:grpSp>
                             <pic:pic xmlns:pic="http://schemas.openxmlformats.org/drawingml/2006/picture">
                               <pic:nvPicPr>
-                                <pic:cNvPr id="18" name="图片 25"/>
+                                <pic:cNvPr id="4" name="图片 4" descr="王建丽"/>
                                 <pic:cNvPicPr>
-                                  <a:picLocks noChangeAspect="1" noChangeArrowheads="1"/>
+                                  <a:picLocks noChangeAspect="1"/>
                                 </pic:cNvPicPr>
                               </pic:nvPicPr>
                               <pic:blipFill>
                                 <a:blip r:embed="rId12">
-                                  <a:extLst>
-                                    <a:ext uri="{28A0092B-C50C-407E-A947-70E740481C1C}">
-                                      <a14:useLocalDpi xmlns:a14="http://schemas.microsoft.com/office/drawing/2010/main" val="0"/>
-                                    </a:ext>
-                                  </a:extLst>
+                                  <a:clrChange>
+                                    <a:clrFrom>
+                                      <a:srgbClr val="FFFFFF">
+                                        <a:alpha val="100000"/>
+                                      </a:srgbClr>
+                                    </a:clrFrom>
+                                    <a:clrTo>
+                                      <a:srgbClr val="FFFFFF">
+                                        <a:alpha val="100000"/>
+                                        <a:alpha val="0"/>
+                                      </a:srgbClr>
+                                    </a:clrTo>
+                                  </a:clrChange>
                                 </a:blip>
-                                <a:srcRect/>
                                 <a:stretch>
                                   <a:fillRect/>
                                 </a:stretch>
                               </pic:blipFill>
                               <pic:spPr>
                                 <a:xfrm>
-                                  <a:off x="20535" y="37747"/>
-                                  <a:ext cx="2273" cy="2273"/>
+                                  <a:off x="22261" y="19395"/>
+                                  <a:ext cx="1258" cy="713"/>
                                 </a:xfrm>
                                 <a:prstGeom prst="rect">
                                   <a:avLst/>
                                 </a:prstGeom>
-                                <a:noFill/>
-                                <a:ln>
-                                  <a:noFill/>
-                                </a:ln>
                               </pic:spPr>
                             </pic:pic>
                           </wpg:wgp>
@@ -6198,27 +6373,27 @@
                 </mc:Choice>
                 <mc:Fallback>
                   <w:pict>
-                    <v:group id="_x0000_s1026" o:spid="_x0000_s1026" o:spt="203" style="position:absolute;left:0pt;margin-left:0pt;margin-top:-36.25pt;height:113.6pt;width:242.55pt;z-index:251663360;mso-width-relative:page;mso-height-relative:page;" coordorigin="17956,37747" coordsize="4851,2272" o:gfxdata="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">
+                    <v:group id="_x0000_s1026" o:spid="_x0000_s1026" o:spt="203" style="position:absolute;left:0pt;margin-left:0.6pt;margin-top:-37.8pt;height:113.6pt;width:240.8pt;z-index:251663360;mso-width-relative:page;mso-height-relative:page;" coordorigin="19211,18842" coordsize="4816,2272" o:gfxdata="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">
                       <o:lock v:ext="edit" aspectratio="f"/>
-                      <v:group id="组合 16" o:spid="_x0000_s1026" o:spt="203" style="position:absolute;left:17956;top:38313;height:646;width:4049;" coordorigin="17956,38313" coordsize="4049,646" o:gfxdata="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">
+                      <v:group id="组合 6" o:spid="_x0000_s1026" o:spt="203" style="position:absolute;left:19211;top:18842;height:2273;width:4816;" coordorigin="19199,18902" coordsize="4816,2273" o:gfxdata="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">
                         <o:lock v:ext="edit" aspectratio="f"/>
-                        <v:shape id="图片 29" o:spid="_x0000_s1026" o:spt="75" alt="IMG_256" type="#_x0000_t75" style="position:absolute;left:21031;top:38313;height:570;width:975;" filled="f" o:preferrelative="t" stroked="f" coordsize="21600,21600" o:gfxdata="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">
+                        <v:shape id="图片 6" o:spid="_x0000_s1026" o:spt="75" alt="蔡冬雪" type="#_x0000_t75" style="position:absolute;left:19199;top:19551;height:566;width:1261;" filled="f" o:preferrelative="t" stroked="f" coordsize="21600,21600" o:gfxdata="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">
                           <v:fill on="f" focussize="0,0"/>
                           <v:stroke on="f"/>
-                          <v:imagedata r:id="rId10" chromakey="#FFFFFF" o:title=""/>
+                          <v:imagedata r:id="rId10" cropleft="12226f" croptop="21838f" cropright="12384f" cropbottom="17497f" chromakey="#FFFFFF" o:title=""/>
                           <o:lock v:ext="edit" aspectratio="t"/>
                         </v:shape>
-                        <v:shape id="_x0000_s1026" o:spid="_x0000_s1026" o:spt="75" alt="c9514d16fd70679bf0495aeebb03c72d_compress" type="#_x0000_t75" style="position:absolute;left:17956;top:38485;height:475;width:1550;" filled="f" o:preferrelative="t" stroked="f" coordsize="21600,21600" o:gfxdata="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">
+                        <v:shape id="图片 25" o:spid="_x0000_s1026" o:spt="75" type="#_x0000_t75" style="position:absolute;left:21742;top:18902;height:2273;width:2273;" filled="f" o:preferrelative="t" stroked="f" coordsize="21600,21600" o:gfxdata="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">
                           <v:fill on="f" focussize="0,0"/>
                           <v:stroke on="f"/>
-                          <v:imagedata r:id="rId11" cropleft="13765f" croptop="37299f" cropright="17810f" cropbottom="17292f" o:title=""/>
+                          <v:imagedata r:id="rId11" o:title=""/>
                           <o:lock v:ext="edit" aspectratio="t"/>
                         </v:shape>
                       </v:group>
-                      <v:shape id="图片 25" o:spid="_x0000_s1026" o:spt="75" type="#_x0000_t75" style="position:absolute;left:20535;top:37747;height:2273;width:2273;" filled="f" o:preferrelative="t" stroked="f" coordsize="21600,21600" o:gfxdata="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">
+                      <v:shape id="_x0000_s1026" o:spid="_x0000_s1026" o:spt="75" alt="王建丽" type="#_x0000_t75" style="position:absolute;left:22261;top:19395;height:713;width:1258;" filled="f" o:preferrelative="t" stroked="f" coordsize="21600,21600" o:gfxdata="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">
                         <v:fill on="f" focussize="0,0"/>
                         <v:stroke on="f"/>
-                        <v:imagedata r:id="rId12" o:title=""/>
+                        <v:imagedata r:id="rId12" chromakey="#FFFFFF" o:title=""/>
                         <o:lock v:ext="edit" aspectratio="t"/>
                       </v:shape>
                     </v:group>
@@ -6617,12 +6792,12 @@
                         <wp:posOffset>0</wp:posOffset>
                       </wp:positionH>
                       <wp:positionV relativeFrom="paragraph">
-                        <wp:posOffset>-490855</wp:posOffset>
+                        <wp:posOffset>-370840</wp:posOffset>
                       </wp:positionV>
-                      <wp:extent cx="3135630" cy="1442720"/>
-                      <wp:effectExtent l="0" t="0" r="3810" b="5080"/>
+                      <wp:extent cx="3134360" cy="1443355"/>
+                      <wp:effectExtent l="0" t="0" r="0" b="0"/>
                       <wp:wrapNone/>
-                      <wp:docPr id="36" name="组合 36"/>
+                      <wp:docPr id="14" name="组合 14"/>
                       <wp:cNvGraphicFramePr/>
                       <a:graphic xmlns:a="http://schemas.openxmlformats.org/drawingml/2006/main">
                         <a:graphicData uri="http://schemas.microsoft.com/office/word/2010/wordprocessingGroup">
@@ -6631,55 +6806,31 @@
                             <wpg:grpSpPr>
                               <a:xfrm>
                                 <a:off x="0" y="0"/>
-                                <a:ext cx="3135630" cy="1442720"/>
-                                <a:chOff x="17956" y="39496"/>
-                                <a:chExt cx="4938" cy="2272"/>
+                                <a:ext cx="3134360" cy="1443355"/>
+                                <a:chOff x="19199" y="20810"/>
+                                <a:chExt cx="4936" cy="2273"/>
                               </a:xfrm>
                             </wpg:grpSpPr>
                             <wpg:grpSp>
-                              <wpg:cNvPr id="37" name="组合 30"/>
+                              <wpg:cNvPr id="15" name="组合 23"/>
                               <wpg:cNvGrpSpPr/>
                               <wpg:grpSpPr>
                                 <a:xfrm>
-                                  <a:off x="17956" y="40098"/>
-                                  <a:ext cx="4213" cy="570"/>
-                                  <a:chOff x="17956" y="40098"/>
-                                  <a:chExt cx="4213" cy="570"/>
+                                  <a:off x="19199" y="20810"/>
+                                  <a:ext cx="4936" cy="2273"/>
+                                  <a:chOff x="19199" y="20810"/>
+                                  <a:chExt cx="4936" cy="2273"/>
                                 </a:xfrm>
                               </wpg:grpSpPr>
                               <pic:pic xmlns:pic="http://schemas.openxmlformats.org/drawingml/2006/picture">
                                 <pic:nvPicPr>
-                                  <pic:cNvPr id="9" name="图片 1" descr="24f613a0-66be-430b-9e80-270d3393fac5"/>
+                                  <pic:cNvPr id="12" name="图片 1"/>
                                   <pic:cNvPicPr>
                                     <a:picLocks noChangeAspect="1"/>
                                   </pic:cNvPicPr>
                                 </pic:nvPicPr>
                                 <pic:blipFill>
-                                  <a:blip r:embed="rId13"/>
-                                  <a:srcRect l="43292" t="26660" r="21693" b="24394"/>
-                                  <a:stretch>
-                                    <a:fillRect/>
-                                  </a:stretch>
-                                </pic:blipFill>
-                                <pic:spPr>
-                                  <a:xfrm rot="16200000">
-                                    <a:off x="18366" y="39740"/>
-                                    <a:ext cx="506" cy="1327"/>
-                                  </a:xfrm>
-                                  <a:prstGeom prst="rect">
-                                    <a:avLst/>
-                                  </a:prstGeom>
-                                </pic:spPr>
-                              </pic:pic>
-                              <pic:pic xmlns:pic="http://schemas.openxmlformats.org/drawingml/2006/picture">
-                                <pic:nvPicPr>
-                                  <pic:cNvPr id="29" name="图片 29" descr="IMG_256"/>
-                                  <pic:cNvPicPr>
-                                    <a:picLocks noChangeAspect="1"/>
-                                  </pic:cNvPicPr>
-                                </pic:nvPicPr>
-                                <pic:blipFill>
-                                  <a:blip r:embed="rId10">
+                                  <a:blip r:embed="rId13">
                                     <a:clrChange>
                                       <a:clrFrom>
                                         <a:srgbClr val="FFFFFF">
@@ -6694,20 +6845,55 @@
                                       </a:clrTo>
                                     </a:clrChange>
                                   </a:blip>
+                                  <a:srcRect l="10922" t="11667"/>
                                   <a:stretch>
                                     <a:fillRect/>
                                   </a:stretch>
                                 </pic:blipFill>
                                 <pic:spPr>
                                   <a:xfrm>
-                                    <a:off x="21195" y="40098"/>
-                                    <a:ext cx="975" cy="570"/>
+                                    <a:off x="19199" y="21203"/>
+                                    <a:ext cx="1672" cy="901"/>
                                   </a:xfrm>
                                   <a:prstGeom prst="rect">
                                     <a:avLst/>
                                   </a:prstGeom>
                                   <a:noFill/>
-                                  <a:ln w="9525">
+                                  <a:ln>
+                                    <a:noFill/>
+                                  </a:ln>
+                                </pic:spPr>
+                              </pic:pic>
+                              <pic:pic xmlns:pic="http://schemas.openxmlformats.org/drawingml/2006/picture">
+                                <pic:nvPicPr>
+                                  <pic:cNvPr id="18" name="图片 25"/>
+                                  <pic:cNvPicPr>
+                                    <a:picLocks noChangeAspect="1" noChangeArrowheads="1"/>
+                                  </pic:cNvPicPr>
+                                </pic:nvPicPr>
+                                <pic:blipFill>
+                                  <a:blip r:embed="rId11">
+                                    <a:extLst>
+                                      <a:ext uri="{28A0092B-C50C-407E-A947-70E740481C1C}">
+                                        <a14:useLocalDpi xmlns:a14="http://schemas.microsoft.com/office/drawing/2010/main" val="0"/>
+                                      </a:ext>
+                                    </a:extLst>
+                                  </a:blip>
+                                  <a:srcRect/>
+                                  <a:stretch>
+                                    <a:fillRect/>
+                                  </a:stretch>
+                                </pic:blipFill>
+                                <pic:spPr>
+                                  <a:xfrm>
+                                    <a:off x="21862" y="20810"/>
+                                    <a:ext cx="2273" cy="2273"/>
+                                  </a:xfrm>
+                                  <a:prstGeom prst="rect">
+                                    <a:avLst/>
+                                  </a:prstGeom>
+                                  <a:noFill/>
+                                  <a:ln>
                                     <a:noFill/>
                                   </a:ln>
                                 </pic:spPr>
@@ -6715,36 +6901,39 @@
                             </wpg:grpSp>
                             <pic:pic xmlns:pic="http://schemas.openxmlformats.org/drawingml/2006/picture">
                               <pic:nvPicPr>
-                                <pic:cNvPr id="31" name="图片 25"/>
+                                <pic:cNvPr id="5" name="图片 11" descr="王建丽"/>
                                 <pic:cNvPicPr>
-                                  <a:picLocks noChangeAspect="1" noChangeArrowheads="1"/>
+                                  <a:picLocks noChangeAspect="1"/>
                                 </pic:cNvPicPr>
                               </pic:nvPicPr>
                               <pic:blipFill>
                                 <a:blip r:embed="rId12">
-                                  <a:extLst>
-                                    <a:ext uri="{28A0092B-C50C-407E-A947-70E740481C1C}">
-                                      <a14:useLocalDpi xmlns:a14="http://schemas.microsoft.com/office/drawing/2010/main" val="0"/>
-                                    </a:ext>
-                                  </a:extLst>
+                                  <a:clrChange>
+                                    <a:clrFrom>
+                                      <a:srgbClr val="FFFFFF">
+                                        <a:alpha val="100000"/>
+                                      </a:srgbClr>
+                                    </a:clrFrom>
+                                    <a:clrTo>
+                                      <a:srgbClr val="FFFFFF">
+                                        <a:alpha val="100000"/>
+                                        <a:alpha val="0"/>
+                                      </a:srgbClr>
+                                    </a:clrTo>
+                                  </a:clrChange>
                                 </a:blip>
-                                <a:srcRect/>
                                 <a:stretch>
                                   <a:fillRect/>
                                 </a:stretch>
                               </pic:blipFill>
                               <pic:spPr>
                                 <a:xfrm>
-                                  <a:off x="20622" y="39496"/>
-                                  <a:ext cx="2273" cy="2273"/>
+                                  <a:off x="22321" y="21215"/>
+                                  <a:ext cx="1488" cy="842"/>
                                 </a:xfrm>
                                 <a:prstGeom prst="rect">
                                   <a:avLst/>
                                 </a:prstGeom>
-                                <a:noFill/>
-                                <a:ln>
-                                  <a:noFill/>
-                                </a:ln>
                               </pic:spPr>
                             </pic:pic>
                           </wpg:wgp>
@@ -6755,27 +6944,27 @@
                 </mc:Choice>
                 <mc:Fallback>
                   <w:pict>
-                    <v:group id="_x0000_s1026" o:spid="_x0000_s1026" o:spt="203" style="position:absolute;left:0pt;margin-left:0pt;margin-top:-38.65pt;height:113.6pt;width:246.9pt;z-index:251664384;mso-width-relative:page;mso-height-relative:page;" coordorigin="17956,39496" coordsize="4938,2272" o:gfxdata="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">
+                    <v:group id="_x0000_s1026" o:spid="_x0000_s1026" o:spt="203" style="position:absolute;left:0pt;margin-left:0pt;margin-top:-29.2pt;height:113.65pt;width:246.8pt;z-index:251664384;mso-width-relative:page;mso-height-relative:page;" coordorigin="19199,20810" coordsize="4936,2273" o:gfxdata="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">
                       <o:lock v:ext="edit" aspectratio="f"/>
-                      <v:group id="组合 30" o:spid="_x0000_s1026" o:spt="203" style="position:absolute;left:17956;top:40098;height:570;width:4213;" coordorigin="17956,40098" coordsize="4213,570" o:gfxdata="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">
+                      <v:group id="组合 23" o:spid="_x0000_s1026" o:spt="203" style="position:absolute;left:19199;top:20810;height:2273;width:4936;" coordorigin="19199,20810" coordsize="4936,2273" o:gfxdata="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">
                         <o:lock v:ext="edit" aspectratio="f"/>
-                        <v:shape id="图片 1" o:spid="_x0000_s1026" o:spt="75" alt="24f613a0-66be-430b-9e80-270d3393fac5" type="#_x0000_t75" style="position:absolute;left:18366;top:39740;height:1327;width:506;rotation:-5898240f;" filled="f" o:preferrelative="t" stroked="f" coordsize="21600,21600" o:gfxdata="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">
+                        <v:shape id="图片 1" o:spid="_x0000_s1026" o:spt="75" type="#_x0000_t75" style="position:absolute;left:19199;top:21203;height:901;width:1672;" filled="f" o:preferrelative="t" stroked="f" coordsize="21600,21600" o:gfxdata="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">
                           <v:fill on="f" focussize="0,0"/>
                           <v:stroke on="f"/>
-                          <v:imagedata r:id="rId13" cropleft="28372f" croptop="17472f" cropright="14217f" cropbottom="15987f" o:title=""/>
+                          <v:imagedata r:id="rId13" cropleft="7158f" croptop="7646f" chromakey="#FFFFFF" o:title=""/>
                           <o:lock v:ext="edit" aspectratio="t"/>
                         </v:shape>
-                        <v:shape id="_x0000_s1026" o:spid="_x0000_s1026" o:spt="75" alt="IMG_256" type="#_x0000_t75" style="position:absolute;left:21195;top:40098;height:570;width:975;" filled="f" o:preferrelative="t" stroked="f" coordsize="21600,21600" o:gfxdata="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">
+                        <v:shape id="图片 25" o:spid="_x0000_s1026" o:spt="75" type="#_x0000_t75" style="position:absolute;left:21862;top:20810;height:2273;width:2273;" filled="f" o:preferrelative="t" stroked="f" coordsize="21600,21600" o:gfxdata="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">
                           <v:fill on="f" focussize="0,0"/>
                           <v:stroke on="f"/>
-                          <v:imagedata r:id="rId10" chromakey="#FFFFFF" o:title=""/>
+                          <v:imagedata r:id="rId11" o:title=""/>
                           <o:lock v:ext="edit" aspectratio="t"/>
                         </v:shape>
                       </v:group>
-                      <v:shape id="图片 25" o:spid="_x0000_s1026" o:spt="75" type="#_x0000_t75" style="position:absolute;left:20622;top:39496;height:2273;width:2273;" filled="f" o:preferrelative="t" stroked="f" coordsize="21600,21600" o:gfxdata="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">
+                      <v:shape id="图片 11" o:spid="_x0000_s1026" o:spt="75" alt="王建丽" type="#_x0000_t75" style="position:absolute;left:22321;top:21215;height:842;width:1488;" filled="f" o:preferrelative="t" stroked="f" coordsize="21600,21600" o:gfxdata="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">
                         <v:fill on="f" focussize="0,0"/>
                         <v:stroke on="f"/>
-                        <v:imagedata r:id="rId12" o:title=""/>
+                        <v:imagedata r:id="rId12" chromakey="#FFFFFF" o:title=""/>
                         <o:lock v:ext="edit" aspectratio="t"/>
                       </v:shape>
                     </v:group>
@@ -7014,30 +7203,12 @@
     <w:p>
       <w:pPr>
         <w:rPr>
-          <w:rFonts w:ascii="Times New Roman" w:hAnsi="Times New Roman" w:eastAsia="微软雅黑" w:cs="Times New Roman"/>
-          <w:sz w:val="24"/>
-          <w:szCs w:val="24"/>
-          <w:lang w:eastAsia="zh-CN"/>
-        </w:rPr>
-      </w:pPr>
-      <w:r>
-        <w:rPr>
           <w:rFonts w:hint="eastAsia" w:ascii="Times New Roman" w:hAnsi="Times New Roman" w:eastAsia="微软雅黑" w:cs="Times New Roman"/>
           <w:sz w:val="24"/>
           <w:szCs w:val="24"/>
           <w:lang w:eastAsia="zh-CN"/>
         </w:rPr>
-        <w:t xml:space="preserve">{% endif %}{% if testedby == </w:t>
-      </w:r>
-      <w:r>
-        <w:rPr>
-          <w:rFonts w:ascii="Times New Roman" w:hAnsi="Times New Roman" w:eastAsia="微软雅黑" w:cs="Times New Roman"/>
-          <w:sz w:val="24"/>
-          <w:szCs w:val="24"/>
-          <w:lang w:eastAsia="zh-CN"/>
-        </w:rPr>
-        <w:t>“</w:t>
-      </w:r>
+      </w:pPr>
       <w:r>
         <w:rPr>
           <w:rFonts w:hint="eastAsia" w:ascii="Times New Roman" w:hAnsi="Times New Roman" w:eastAsia="微软雅黑" w:cs="Times New Roman"/>
@@ -7045,1852 +7216,9 @@
           <w:szCs w:val="24"/>
           <w:lang w:eastAsia="zh-CN"/>
         </w:rPr>
-        <w:t>3</w:t>
-      </w:r>
-      <w:r>
-        <w:rPr>
-          <w:rFonts w:ascii="Times New Roman" w:hAnsi="Times New Roman" w:eastAsia="微软雅黑" w:cs="Times New Roman"/>
-          <w:sz w:val="24"/>
-          <w:szCs w:val="24"/>
-          <w:lang w:eastAsia="zh-CN"/>
-        </w:rPr>
-        <w:t>”</w:t>
-      </w:r>
-      <w:r>
-        <w:rPr>
-          <w:rFonts w:hint="eastAsia" w:ascii="Times New Roman" w:hAnsi="Times New Roman" w:eastAsia="微软雅黑" w:cs="Times New Roman"/>
-          <w:sz w:val="24"/>
-          <w:szCs w:val="24"/>
-          <w:lang w:eastAsia="zh-CN"/>
-        </w:rPr>
-        <w:t xml:space="preserve"> %}</w:t>
+        <w:t>{% endif %}</w:t>
       </w:r>
     </w:p>
-    <w:p>
-      <w:pPr>
-        <w:rPr>
-          <w:rFonts w:ascii="Times New Roman" w:hAnsi="Times New Roman" w:eastAsia="微软雅黑" w:cs="Times New Roman"/>
-          <w:sz w:val="24"/>
-          <w:szCs w:val="24"/>
-          <w:lang w:eastAsia="zh-CN"/>
-        </w:rPr>
-      </w:pPr>
-    </w:p>
-    <w:p>
-      <w:pPr>
-        <w:rPr>
-          <w:sz w:val="24"/>
-          <w:lang w:eastAsia="zh-CN"/>
-        </w:rPr>
-      </w:pPr>
-    </w:p>
-    <w:tbl>
-      <w:tblPr>
-        <w:tblStyle w:val="36"/>
-        <w:tblW w:w="6772" w:type="dxa"/>
-        <w:jc w:val="right"/>
-        <w:tblLayout w:type="fixed"/>
-        <w:tblCellMar>
-          <w:top w:w="0" w:type="dxa"/>
-          <w:left w:w="0" w:type="dxa"/>
-          <w:bottom w:w="0" w:type="dxa"/>
-          <w:right w:w="0" w:type="dxa"/>
-        </w:tblCellMar>
-      </w:tblPr>
-      <w:tblGrid>
-        <w:gridCol w:w="1272"/>
-        <w:gridCol w:w="2040"/>
-        <w:gridCol w:w="1166"/>
-        <w:gridCol w:w="2294"/>
-      </w:tblGrid>
-      <w:tr>
-        <w:tblPrEx>
-          <w:tblCellMar>
-            <w:top w:w="0" w:type="dxa"/>
-            <w:left w:w="0" w:type="dxa"/>
-            <w:bottom w:w="0" w:type="dxa"/>
-            <w:right w:w="0" w:type="dxa"/>
-          </w:tblCellMar>
-        </w:tblPrEx>
-        <w:trPr>
-          <w:trHeight w:val="441" w:hRule="exact"/>
-          <w:jc w:val="right"/>
-        </w:trPr>
-        <w:tc>
-          <w:tcPr>
-            <w:tcW w:w="1272" w:type="dxa"/>
-            <w:vAlign w:val="center"/>
-          </w:tcPr>
-          <w:p>
-            <w:pPr>
-              <w:pStyle w:val="20"/>
-              <w:spacing w:before="13"/>
-              <w:ind w:left="13" w:right="95"/>
-              <w:jc w:val="both"/>
-              <w:rPr>
-                <w:rFonts w:ascii="Times New Roman" w:hAnsi="Times New Roman" w:cs="Times New Roman"/>
-                <w:b/>
-                <w:sz w:val="24"/>
-                <w:szCs w:val="24"/>
-              </w:rPr>
-            </w:pPr>
-            <w:r>
-              <w:rPr>
-                <w:rFonts w:ascii="Times New Roman" w:hAnsi="Times New Roman" w:cs="Times New Roman"/>
-                <w:b/>
-                <w:sz w:val="24"/>
-                <w:szCs w:val="24"/>
-              </w:rPr>
-              <w:t>检测人：</w:t>
-            </w:r>
-          </w:p>
-        </w:tc>
-        <w:tc>
-          <w:tcPr>
-            <w:tcW w:w="2040" w:type="dxa"/>
-            <w:vAlign w:val="center"/>
-          </w:tcPr>
-          <w:p>
-            <w:pPr>
-              <w:pStyle w:val="20"/>
-              <w:spacing w:before="13"/>
-              <w:jc w:val="both"/>
-              <w:rPr>
-                <w:rFonts w:ascii="Times New Roman" w:hAnsi="Times New Roman" w:cs="Times New Roman"/>
-                <w:b/>
-                <w:sz w:val="24"/>
-                <w:szCs w:val="24"/>
-              </w:rPr>
-            </w:pPr>
-            <w:r>
-              <w:rPr>
-                <w:sz w:val="24"/>
-              </w:rPr>
-              <mc:AlternateContent>
-                <mc:Choice Requires="wpg">
-                  <w:drawing>
-                    <wp:anchor distT="0" distB="0" distL="114300" distR="114300" simplePos="0" relativeHeight="251665408" behindDoc="0" locked="0" layoutInCell="1" allowOverlap="1">
-                      <wp:simplePos x="0" y="0"/>
-                      <wp:positionH relativeFrom="column">
-                        <wp:posOffset>-59690</wp:posOffset>
-                      </wp:positionH>
-                      <wp:positionV relativeFrom="paragraph">
-                        <wp:posOffset>-527685</wp:posOffset>
-                      </wp:positionV>
-                      <wp:extent cx="3114040" cy="1442720"/>
-                      <wp:effectExtent l="0" t="0" r="10160" b="5080"/>
-                      <wp:wrapNone/>
-                      <wp:docPr id="38" name="组合 38"/>
-                      <wp:cNvGraphicFramePr/>
-                      <a:graphic xmlns:a="http://schemas.openxmlformats.org/drawingml/2006/main">
-                        <a:graphicData uri="http://schemas.microsoft.com/office/word/2010/wordprocessingGroup">
-                          <wpg:wgp>
-                            <wpg:cNvGrpSpPr/>
-                            <wpg:grpSpPr>
-                              <a:xfrm>
-                                <a:off x="0" y="0"/>
-                                <a:ext cx="3114040" cy="1442720"/>
-                                <a:chOff x="17862" y="41199"/>
-                                <a:chExt cx="4904" cy="2272"/>
-                              </a:xfrm>
-                            </wpg:grpSpPr>
-                            <pic:pic xmlns:pic="http://schemas.openxmlformats.org/drawingml/2006/picture">
-                              <pic:nvPicPr>
-                                <pic:cNvPr id="10" name="图片 23"/>
-                                <pic:cNvPicPr>
-                                  <a:picLocks noChangeAspect="1" noChangeArrowheads="1"/>
-                                </pic:cNvPicPr>
-                              </pic:nvPicPr>
-                              <pic:blipFill>
-                                <a:blip r:embed="rId12">
-                                  <a:extLst>
-                                    <a:ext uri="{28A0092B-C50C-407E-A947-70E740481C1C}">
-                                      <a14:useLocalDpi xmlns:a14="http://schemas.microsoft.com/office/drawing/2010/main" val="0"/>
-                                    </a:ext>
-                                  </a:extLst>
-                                </a:blip>
-                                <a:srcRect/>
-                                <a:stretch>
-                                  <a:fillRect/>
-                                </a:stretch>
-                              </pic:blipFill>
-                              <pic:spPr>
-                                <a:xfrm>
-                                  <a:off x="20494" y="41199"/>
-                                  <a:ext cx="2273" cy="2273"/>
-                                </a:xfrm>
-                                <a:prstGeom prst="rect">
-                                  <a:avLst/>
-                                </a:prstGeom>
-                                <a:noFill/>
-                                <a:ln>
-                                  <a:noFill/>
-                                </a:ln>
-                              </pic:spPr>
-                            </pic:pic>
-                            <wpg:grpSp>
-                              <wpg:cNvPr id="39" name="组合 23"/>
-                              <wpg:cNvGrpSpPr/>
-                              <wpg:grpSpPr>
-                                <a:xfrm>
-                                  <a:off x="17862" y="41843"/>
-                                  <a:ext cx="4208" cy="652"/>
-                                  <a:chOff x="17862" y="41843"/>
-                                  <a:chExt cx="4208" cy="652"/>
-                                </a:xfrm>
-                              </wpg:grpSpPr>
-                              <pic:pic xmlns:pic="http://schemas.openxmlformats.org/drawingml/2006/picture">
-                                <pic:nvPicPr>
-                                  <pic:cNvPr id="22" name="图片 59" descr="图片1"/>
-                                  <pic:cNvPicPr>
-                                    <a:picLocks noChangeAspect="1"/>
-                                  </pic:cNvPicPr>
-                                </pic:nvPicPr>
-                                <pic:blipFill>
-                                  <a:blip r:embed="rId14">
-                                    <a:biLevel thresh="50000"/>
-                                  </a:blip>
-                                  <a:srcRect l="7865" t="11797" r="5322" b="19074"/>
-                                  <a:stretch>
-                                    <a:fillRect/>
-                                  </a:stretch>
-                                </pic:blipFill>
-                                <pic:spPr>
-                                  <a:xfrm>
-                                    <a:off x="17862" y="41869"/>
-                                    <a:ext cx="1468" cy="627"/>
-                                  </a:xfrm>
-                                  <a:prstGeom prst="rect">
-                                    <a:avLst/>
-                                  </a:prstGeom>
-                                  <a:noFill/>
-                                </pic:spPr>
-                              </pic:pic>
-                              <pic:pic xmlns:pic="http://schemas.openxmlformats.org/drawingml/2006/picture">
-                                <pic:nvPicPr>
-                                  <pic:cNvPr id="21" name="图片 29" descr="IMG_256"/>
-                                  <pic:cNvPicPr>
-                                    <a:picLocks noChangeAspect="1"/>
-                                  </pic:cNvPicPr>
-                                </pic:nvPicPr>
-                                <pic:blipFill>
-                                  <a:blip r:embed="rId10">
-                                    <a:clrChange>
-                                      <a:clrFrom>
-                                        <a:srgbClr val="FFFFFF">
-                                          <a:alpha val="100000"/>
-                                        </a:srgbClr>
-                                      </a:clrFrom>
-                                      <a:clrTo>
-                                        <a:srgbClr val="FFFFFF">
-                                          <a:alpha val="100000"/>
-                                          <a:alpha val="0"/>
-                                        </a:srgbClr>
-                                      </a:clrTo>
-                                    </a:clrChange>
-                                  </a:blip>
-                                  <a:stretch>
-                                    <a:fillRect/>
-                                  </a:stretch>
-                                </pic:blipFill>
-                                <pic:spPr>
-                                  <a:xfrm>
-                                    <a:off x="21096" y="41843"/>
-                                    <a:ext cx="975" cy="570"/>
-                                  </a:xfrm>
-                                  <a:prstGeom prst="rect">
-                                    <a:avLst/>
-                                  </a:prstGeom>
-                                  <a:noFill/>
-                                  <a:ln w="9525">
-                                    <a:noFill/>
-                                  </a:ln>
-                                </pic:spPr>
-                              </pic:pic>
-                            </wpg:grpSp>
-                          </wpg:wgp>
-                        </a:graphicData>
-                      </a:graphic>
-                    </wp:anchor>
-                  </w:drawing>
-                </mc:Choice>
-                <mc:Fallback>
-                  <w:pict>
-                    <v:group id="_x0000_s1026" o:spid="_x0000_s1026" o:spt="203" style="position:absolute;left:0pt;margin-left:-4.7pt;margin-top:-41.55pt;height:113.6pt;width:245.2pt;z-index:251665408;mso-width-relative:page;mso-height-relative:page;" coordorigin="17862,41199" coordsize="4904,2272" o:gfxdata="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">
-                      <o:lock v:ext="edit" aspectratio="f"/>
-                      <v:shape id="图片 23" o:spid="_x0000_s1026" o:spt="75" type="#_x0000_t75" style="position:absolute;left:20494;top:41199;height:2273;width:2273;" filled="f" o:preferrelative="t" stroked="f" coordsize="21600,21600" o:gfxdata="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">
-                        <v:fill on="f" focussize="0,0"/>
-                        <v:stroke on="f"/>
-                        <v:imagedata r:id="rId12" o:title=""/>
-                        <o:lock v:ext="edit" aspectratio="t"/>
-                      </v:shape>
-                      <v:group id="组合 23" o:spid="_x0000_s1026" o:spt="203" style="position:absolute;left:17862;top:41843;height:652;width:4208;" coordorigin="17862,41843" coordsize="4208,652" o:gfxdata="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">
-                        <o:lock v:ext="edit" aspectratio="f"/>
-                        <v:shape id="图片 59" o:spid="_x0000_s1026" o:spt="75" alt="图片1" type="#_x0000_t75" style="position:absolute;left:17862;top:41869;height:627;width:1468;" filled="f" o:preferrelative="t" stroked="f" coordsize="21600,21600" o:gfxdata="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">
-                          <v:fill on="f" focussize="0,0"/>
-                          <v:stroke on="f"/>
-                          <v:imagedata r:id="rId14" cropleft="5154f" croptop="7731f" cropright="3488f" cropbottom="12500f" grayscale="t" bilevel="t" o:title=""/>
-                          <o:lock v:ext="edit" aspectratio="t"/>
-                        </v:shape>
-                        <v:shape id="图片 29" o:spid="_x0000_s1026" o:spt="75" alt="IMG_256" type="#_x0000_t75" style="position:absolute;left:21096;top:41843;height:570;width:975;" filled="f" o:preferrelative="t" stroked="f" coordsize="21600,21600" o:gfxdata="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">
-                          <v:fill on="f" focussize="0,0"/>
-                          <v:stroke on="f"/>
-                          <v:imagedata r:id="rId10" chromakey="#FFFFFF" o:title=""/>
-                          <o:lock v:ext="edit" aspectratio="t"/>
-                        </v:shape>
-                      </v:group>
-                    </v:group>
-                  </w:pict>
-                </mc:Fallback>
-              </mc:AlternateContent>
-            </w:r>
-          </w:p>
-        </w:tc>
-        <w:tc>
-          <w:tcPr>
-            <w:tcW w:w="1166" w:type="dxa"/>
-            <w:vAlign w:val="center"/>
-          </w:tcPr>
-          <w:p>
-            <w:pPr>
-              <w:pStyle w:val="20"/>
-              <w:spacing w:before="13"/>
-              <w:jc w:val="both"/>
-              <w:rPr>
-                <w:rFonts w:ascii="Times New Roman" w:hAnsi="Times New Roman" w:cs="Times New Roman"/>
-                <w:b/>
-                <w:sz w:val="24"/>
-                <w:szCs w:val="24"/>
-              </w:rPr>
-            </w:pPr>
-            <w:r>
-              <w:rPr>
-                <w:rFonts w:ascii="Times New Roman" w:hAnsi="Times New Roman" w:cs="Times New Roman"/>
-                <w:b/>
-                <w:sz w:val="24"/>
-                <w:szCs w:val="24"/>
-              </w:rPr>
-              <w:t>复核人</w:t>
-            </w:r>
-            <w:r>
-              <w:rPr>
-                <w:rFonts w:ascii="Times New Roman" w:hAnsi="Times New Roman" w:cs="Times New Roman"/>
-                <w:b/>
-                <w:sz w:val="24"/>
-                <w:szCs w:val="24"/>
-                <w:lang w:eastAsia="zh-CN"/>
-              </w:rPr>
-              <w:t>：</w:t>
-            </w:r>
-          </w:p>
-        </w:tc>
-        <w:tc>
-          <w:tcPr>
-            <w:tcW w:w="2294" w:type="dxa"/>
-            <w:vAlign w:val="center"/>
-          </w:tcPr>
-          <w:p>
-            <w:pPr>
-              <w:pStyle w:val="20"/>
-              <w:spacing w:before="13"/>
-              <w:ind w:right="15"/>
-              <w:jc w:val="both"/>
-              <w:rPr>
-                <w:rFonts w:ascii="Times New Roman" w:hAnsi="Times New Roman" w:cs="Times New Roman"/>
-                <w:b/>
-                <w:sz w:val="24"/>
-                <w:szCs w:val="24"/>
-              </w:rPr>
-            </w:pPr>
-          </w:p>
-        </w:tc>
-      </w:tr>
-      <w:tr>
-        <w:tblPrEx>
-          <w:tblCellMar>
-            <w:top w:w="0" w:type="dxa"/>
-            <w:left w:w="0" w:type="dxa"/>
-            <w:bottom w:w="0" w:type="dxa"/>
-            <w:right w:w="0" w:type="dxa"/>
-          </w:tblCellMar>
-        </w:tblPrEx>
-        <w:trPr>
-          <w:trHeight w:val="457" w:hRule="exact"/>
-          <w:jc w:val="right"/>
-        </w:trPr>
-        <w:tc>
-          <w:tcPr>
-            <w:tcW w:w="1272" w:type="dxa"/>
-            <w:vAlign w:val="center"/>
-          </w:tcPr>
-          <w:p>
-            <w:pPr>
-              <w:pStyle w:val="20"/>
-              <w:spacing w:line="341" w:lineRule="exact"/>
-              <w:ind w:left="13" w:right="165"/>
-              <w:jc w:val="both"/>
-              <w:rPr>
-                <w:rFonts w:ascii="Times New Roman" w:hAnsi="Times New Roman" w:cs="Times New Roman"/>
-                <w:b/>
-                <w:sz w:val="24"/>
-                <w:szCs w:val="24"/>
-              </w:rPr>
-            </w:pPr>
-            <w:r>
-              <w:rPr>
-                <w:rFonts w:ascii="Times New Roman" w:hAnsi="Times New Roman" w:cs="Times New Roman"/>
-                <w:b/>
-                <w:sz w:val="24"/>
-                <w:szCs w:val="24"/>
-              </w:rPr>
-              <w:t>日</w:t>
-            </w:r>
-            <w:r>
-              <w:rPr>
-                <w:rFonts w:ascii="Times New Roman" w:hAnsi="Times New Roman" w:cs="Times New Roman"/>
-                <w:b/>
-                <w:sz w:val="24"/>
-                <w:szCs w:val="24"/>
-                <w:lang w:eastAsia="zh-CN"/>
-              </w:rPr>
-              <w:t xml:space="preserve">  </w:t>
-            </w:r>
-            <w:r>
-              <w:rPr>
-                <w:rFonts w:ascii="Times New Roman" w:hAnsi="Times New Roman" w:cs="Times New Roman"/>
-                <w:b/>
-                <w:sz w:val="24"/>
-                <w:szCs w:val="24"/>
-              </w:rPr>
-              <w:t>期：</w:t>
-            </w:r>
-          </w:p>
-        </w:tc>
-        <w:tc>
-          <w:tcPr>
-            <w:tcW w:w="2040" w:type="dxa"/>
-            <w:vAlign w:val="center"/>
-          </w:tcPr>
-          <w:p>
-            <w:pPr>
-              <w:pStyle w:val="20"/>
-              <w:spacing w:line="363" w:lineRule="exact"/>
-              <w:jc w:val="both"/>
-              <w:rPr>
-                <w:rFonts w:ascii="Times New Roman" w:hAnsi="Times New Roman" w:cs="Times New Roman"/>
-                <w:sz w:val="24"/>
-                <w:szCs w:val="24"/>
-              </w:rPr>
-            </w:pPr>
-            <w:r>
-              <w:rPr>
-                <w:rFonts w:ascii="Times New Roman" w:hAnsi="Times New Roman" w:cs="Times New Roman"/>
-                <w:kern w:val="2"/>
-                <w:sz w:val="24"/>
-                <w:szCs w:val="24"/>
-                <w:lang w:eastAsia="zh-CN"/>
-              </w:rPr>
-              <w:t>{{ reportdate }}</w:t>
-            </w:r>
-          </w:p>
-        </w:tc>
-        <w:tc>
-          <w:tcPr>
-            <w:tcW w:w="1166" w:type="dxa"/>
-            <w:vAlign w:val="center"/>
-          </w:tcPr>
-          <w:p>
-            <w:pPr>
-              <w:pStyle w:val="20"/>
-              <w:spacing w:line="341" w:lineRule="exact"/>
-              <w:jc w:val="both"/>
-              <w:rPr>
-                <w:rFonts w:ascii="Times New Roman" w:hAnsi="Times New Roman" w:cs="Times New Roman"/>
-                <w:b/>
-                <w:sz w:val="24"/>
-                <w:szCs w:val="24"/>
-              </w:rPr>
-            </w:pPr>
-            <w:r>
-              <w:rPr>
-                <w:rFonts w:ascii="Times New Roman" w:hAnsi="Times New Roman" w:cs="Times New Roman"/>
-                <w:b/>
-                <w:sz w:val="24"/>
-                <w:szCs w:val="24"/>
-              </w:rPr>
-              <w:t>日</w:t>
-            </w:r>
-            <w:r>
-              <w:rPr>
-                <w:rFonts w:ascii="Times New Roman" w:hAnsi="Times New Roman" w:cs="Times New Roman"/>
-                <w:b/>
-                <w:sz w:val="24"/>
-                <w:szCs w:val="24"/>
-                <w:lang w:eastAsia="zh-CN"/>
-              </w:rPr>
-              <w:t xml:space="preserve">  </w:t>
-            </w:r>
-            <w:r>
-              <w:rPr>
-                <w:rFonts w:ascii="Times New Roman" w:hAnsi="Times New Roman" w:cs="Times New Roman"/>
-                <w:b/>
-                <w:sz w:val="24"/>
-                <w:szCs w:val="24"/>
-              </w:rPr>
-              <w:t>期：</w:t>
-            </w:r>
-          </w:p>
-        </w:tc>
-        <w:tc>
-          <w:tcPr>
-            <w:tcW w:w="2294" w:type="dxa"/>
-            <w:vAlign w:val="center"/>
-          </w:tcPr>
-          <w:p>
-            <w:pPr>
-              <w:pStyle w:val="20"/>
-              <w:spacing w:line="363" w:lineRule="exact"/>
-              <w:ind w:right="15"/>
-              <w:jc w:val="both"/>
-              <w:rPr>
-                <w:rFonts w:ascii="Times New Roman" w:hAnsi="Times New Roman" w:cs="Times New Roman"/>
-                <w:sz w:val="24"/>
-                <w:szCs w:val="24"/>
-              </w:rPr>
-            </w:pPr>
-            <w:r>
-              <w:rPr>
-                <w:rFonts w:ascii="Times New Roman" w:hAnsi="Times New Roman" w:cs="Times New Roman"/>
-                <w:kern w:val="2"/>
-                <w:sz w:val="24"/>
-                <w:szCs w:val="24"/>
-                <w:lang w:eastAsia="zh-CN"/>
-              </w:rPr>
-              <w:t>{{ reportdate }}</w:t>
-            </w:r>
-          </w:p>
-        </w:tc>
-      </w:tr>
-    </w:tbl>
-    <w:p>
-      <w:pPr>
-        <w:rPr>
-          <w:rFonts w:ascii="Times New Roman" w:hAnsi="Times New Roman" w:eastAsia="微软雅黑" w:cs="Times New Roman"/>
-          <w:sz w:val="24"/>
-          <w:szCs w:val="24"/>
-          <w:lang w:eastAsia="zh-CN"/>
-        </w:rPr>
-      </w:pPr>
-      <w:r>
-        <w:rPr>
-          <w:rFonts w:hint="eastAsia" w:ascii="Times New Roman" w:hAnsi="Times New Roman" w:eastAsia="微软雅黑" w:cs="Times New Roman"/>
-          <w:sz w:val="24"/>
-          <w:szCs w:val="24"/>
-          <w:lang w:eastAsia="zh-CN"/>
-        </w:rPr>
-        <w:t xml:space="preserve">{% endif %}{% if testedby == </w:t>
-      </w:r>
-      <w:r>
-        <w:rPr>
-          <w:rFonts w:ascii="Times New Roman" w:hAnsi="Times New Roman" w:eastAsia="微软雅黑" w:cs="Times New Roman"/>
-          <w:sz w:val="24"/>
-          <w:szCs w:val="24"/>
-          <w:lang w:eastAsia="zh-CN"/>
-        </w:rPr>
-        <w:t>“</w:t>
-      </w:r>
-      <w:r>
-        <w:rPr>
-          <w:rFonts w:hint="eastAsia" w:ascii="Times New Roman" w:hAnsi="Times New Roman" w:eastAsia="微软雅黑" w:cs="Times New Roman"/>
-          <w:sz w:val="24"/>
-          <w:szCs w:val="24"/>
-          <w:lang w:eastAsia="zh-CN"/>
-        </w:rPr>
-        <w:t>4</w:t>
-      </w:r>
-      <w:r>
-        <w:rPr>
-          <w:rFonts w:ascii="Times New Roman" w:hAnsi="Times New Roman" w:eastAsia="微软雅黑" w:cs="Times New Roman"/>
-          <w:sz w:val="24"/>
-          <w:szCs w:val="24"/>
-          <w:lang w:eastAsia="zh-CN"/>
-        </w:rPr>
-        <w:t>”</w:t>
-      </w:r>
-      <w:r>
-        <w:rPr>
-          <w:rFonts w:hint="eastAsia" w:ascii="Times New Roman" w:hAnsi="Times New Roman" w:eastAsia="微软雅黑" w:cs="Times New Roman"/>
-          <w:sz w:val="24"/>
-          <w:szCs w:val="24"/>
-          <w:lang w:eastAsia="zh-CN"/>
-        </w:rPr>
-        <w:t xml:space="preserve"> %}</w:t>
-      </w:r>
-    </w:p>
-    <w:p>
-      <w:pPr>
-        <w:rPr>
-          <w:rFonts w:ascii="Times New Roman" w:hAnsi="Times New Roman" w:eastAsia="微软雅黑" w:cs="Times New Roman"/>
-          <w:sz w:val="24"/>
-          <w:szCs w:val="24"/>
-          <w:lang w:eastAsia="zh-CN"/>
-        </w:rPr>
-      </w:pPr>
-    </w:p>
-    <w:p>
-      <w:pPr>
-        <w:rPr>
-          <w:rFonts w:ascii="Times New Roman" w:hAnsi="Times New Roman" w:eastAsia="微软雅黑" w:cs="Times New Roman"/>
-          <w:sz w:val="24"/>
-          <w:szCs w:val="24"/>
-          <w:lang w:eastAsia="zh-CN"/>
-        </w:rPr>
-      </w:pPr>
-    </w:p>
-    <w:tbl>
-      <w:tblPr>
-        <w:tblStyle w:val="36"/>
-        <w:tblW w:w="6772" w:type="dxa"/>
-        <w:jc w:val="right"/>
-        <w:tblLayout w:type="fixed"/>
-        <w:tblCellMar>
-          <w:top w:w="0" w:type="dxa"/>
-          <w:left w:w="0" w:type="dxa"/>
-          <w:bottom w:w="0" w:type="dxa"/>
-          <w:right w:w="0" w:type="dxa"/>
-        </w:tblCellMar>
-      </w:tblPr>
-      <w:tblGrid>
-        <w:gridCol w:w="1272"/>
-        <w:gridCol w:w="2040"/>
-        <w:gridCol w:w="1166"/>
-        <w:gridCol w:w="2294"/>
-      </w:tblGrid>
-      <w:tr>
-        <w:tblPrEx>
-          <w:tblCellMar>
-            <w:top w:w="0" w:type="dxa"/>
-            <w:left w:w="0" w:type="dxa"/>
-            <w:bottom w:w="0" w:type="dxa"/>
-            <w:right w:w="0" w:type="dxa"/>
-          </w:tblCellMar>
-        </w:tblPrEx>
-        <w:trPr>
-          <w:trHeight w:val="441" w:hRule="exact"/>
-          <w:jc w:val="right"/>
-        </w:trPr>
-        <w:tc>
-          <w:tcPr>
-            <w:tcW w:w="1272" w:type="dxa"/>
-            <w:vAlign w:val="center"/>
-          </w:tcPr>
-          <w:p>
-            <w:pPr>
-              <w:pStyle w:val="20"/>
-              <w:spacing w:before="13"/>
-              <w:ind w:left="13" w:right="95"/>
-              <w:jc w:val="both"/>
-              <w:rPr>
-                <w:rFonts w:ascii="Times New Roman" w:hAnsi="Times New Roman" w:cs="Times New Roman"/>
-                <w:b/>
-                <w:sz w:val="24"/>
-                <w:szCs w:val="24"/>
-              </w:rPr>
-            </w:pPr>
-            <w:r>
-              <w:rPr>
-                <w:rFonts w:ascii="Times New Roman" w:hAnsi="Times New Roman" w:cs="Times New Roman"/>
-                <w:b/>
-                <w:sz w:val="24"/>
-                <w:szCs w:val="24"/>
-              </w:rPr>
-              <w:t>检测人：</w:t>
-            </w:r>
-          </w:p>
-        </w:tc>
-        <w:tc>
-          <w:tcPr>
-            <w:tcW w:w="2040" w:type="dxa"/>
-            <w:vAlign w:val="center"/>
-          </w:tcPr>
-          <w:p>
-            <w:pPr>
-              <w:pStyle w:val="20"/>
-              <w:spacing w:before="13"/>
-              <w:jc w:val="both"/>
-              <w:rPr>
-                <w:rFonts w:ascii="Times New Roman" w:hAnsi="Times New Roman" w:cs="Times New Roman"/>
-                <w:b/>
-                <w:sz w:val="24"/>
-                <w:szCs w:val="24"/>
-              </w:rPr>
-            </w:pPr>
-            <w:r>
-              <w:rPr>
-                <w:sz w:val="24"/>
-              </w:rPr>
-              <mc:AlternateContent>
-                <mc:Choice Requires="wpg">
-                  <w:drawing>
-                    <wp:anchor distT="0" distB="0" distL="114300" distR="114300" simplePos="0" relativeHeight="251666432" behindDoc="0" locked="0" layoutInCell="1" allowOverlap="1">
-                      <wp:simplePos x="0" y="0"/>
-                      <wp:positionH relativeFrom="column">
-                        <wp:posOffset>12700</wp:posOffset>
-                      </wp:positionH>
-                      <wp:positionV relativeFrom="paragraph">
-                        <wp:posOffset>-514985</wp:posOffset>
-                      </wp:positionV>
-                      <wp:extent cx="3150235" cy="1442720"/>
-                      <wp:effectExtent l="0" t="0" r="4445" b="5080"/>
-                      <wp:wrapNone/>
-                      <wp:docPr id="11" name="组合 11"/>
-                      <wp:cNvGraphicFramePr/>
-                      <a:graphic xmlns:a="http://schemas.openxmlformats.org/drawingml/2006/main">
-                        <a:graphicData uri="http://schemas.microsoft.com/office/word/2010/wordprocessingGroup">
-                          <wpg:wgp>
-                            <wpg:cNvGrpSpPr/>
-                            <wpg:grpSpPr>
-                              <a:xfrm>
-                                <a:off x="0" y="0"/>
-                                <a:ext cx="3150235" cy="1442720"/>
-                                <a:chOff x="17976" y="42945"/>
-                                <a:chExt cx="4961" cy="2272"/>
-                              </a:xfrm>
-                            </wpg:grpSpPr>
-                            <pic:pic xmlns:pic="http://schemas.openxmlformats.org/drawingml/2006/picture">
-                              <pic:nvPicPr>
-                                <pic:cNvPr id="13" name="图片 25"/>
-                                <pic:cNvPicPr>
-                                  <a:picLocks noChangeAspect="1" noChangeArrowheads="1"/>
-                                </pic:cNvPicPr>
-                              </pic:nvPicPr>
-                              <pic:blipFill>
-                                <a:blip r:embed="rId12">
-                                  <a:extLst>
-                                    <a:ext uri="{28A0092B-C50C-407E-A947-70E740481C1C}">
-                                      <a14:useLocalDpi xmlns:a14="http://schemas.microsoft.com/office/drawing/2010/main" val="0"/>
-                                    </a:ext>
-                                  </a:extLst>
-                                </a:blip>
-                                <a:srcRect/>
-                                <a:stretch>
-                                  <a:fillRect/>
-                                </a:stretch>
-                              </pic:blipFill>
-                              <pic:spPr>
-                                <a:xfrm>
-                                  <a:off x="20665" y="42945"/>
-                                  <a:ext cx="2273" cy="2273"/>
-                                </a:xfrm>
-                                <a:prstGeom prst="rect">
-                                  <a:avLst/>
-                                </a:prstGeom>
-                                <a:noFill/>
-                                <a:ln>
-                                  <a:noFill/>
-                                </a:ln>
-                              </pic:spPr>
-                            </pic:pic>
-                            <wpg:grpSp>
-                              <wpg:cNvPr id="41" name="组合 27"/>
-                              <wpg:cNvGrpSpPr/>
-                              <wpg:grpSpPr>
-                                <a:xfrm>
-                                  <a:off x="17976" y="43614"/>
-                                  <a:ext cx="4551" cy="626"/>
-                                  <a:chOff x="17976" y="43614"/>
-                                  <a:chExt cx="4551" cy="626"/>
-                                </a:xfrm>
-                              </wpg:grpSpPr>
-                              <pic:pic xmlns:pic="http://schemas.openxmlformats.org/drawingml/2006/picture">
-                                <pic:nvPicPr>
-                                  <pic:cNvPr id="14" name="图片 29" descr="IMG_256"/>
-                                  <pic:cNvPicPr>
-                                    <a:picLocks noChangeAspect="1"/>
-                                  </pic:cNvPicPr>
-                                </pic:nvPicPr>
-                                <pic:blipFill>
-                                  <a:blip r:embed="rId10">
-                                    <a:clrChange>
-                                      <a:clrFrom>
-                                        <a:srgbClr val="FFFFFF">
-                                          <a:alpha val="100000"/>
-                                        </a:srgbClr>
-                                      </a:clrFrom>
-                                      <a:clrTo>
-                                        <a:srgbClr val="FFFFFF">
-                                          <a:alpha val="100000"/>
-                                          <a:alpha val="0"/>
-                                        </a:srgbClr>
-                                      </a:clrTo>
-                                    </a:clrChange>
-                                  </a:blip>
-                                  <a:stretch>
-                                    <a:fillRect/>
-                                  </a:stretch>
-                                </pic:blipFill>
-                                <pic:spPr>
-                                  <a:xfrm>
-                                    <a:off x="17976" y="43615"/>
-                                    <a:ext cx="975" cy="570"/>
-                                  </a:xfrm>
-                                  <a:prstGeom prst="rect">
-                                    <a:avLst/>
-                                  </a:prstGeom>
-                                  <a:noFill/>
-                                  <a:ln w="9525">
-                                    <a:noFill/>
-                                  </a:ln>
-                                </pic:spPr>
-                              </pic:pic>
-                              <pic:pic xmlns:pic="http://schemas.openxmlformats.org/drawingml/2006/picture">
-                                <pic:nvPicPr>
-                                  <pic:cNvPr id="16" name="图片 59" descr="图片1"/>
-                                  <pic:cNvPicPr>
-                                    <a:picLocks noChangeAspect="1"/>
-                                  </pic:cNvPicPr>
-                                </pic:nvPicPr>
-                                <pic:blipFill>
-                                  <a:blip r:embed="rId14">
-                                    <a:biLevel thresh="50000"/>
-                                  </a:blip>
-                                  <a:srcRect l="7865" t="11797" r="5322" b="19074"/>
-                                  <a:stretch>
-                                    <a:fillRect/>
-                                  </a:stretch>
-                                </pic:blipFill>
-                                <pic:spPr>
-                                  <a:xfrm>
-                                    <a:off x="21059" y="43614"/>
-                                    <a:ext cx="1468" cy="627"/>
-                                  </a:xfrm>
-                                  <a:prstGeom prst="rect">
-                                    <a:avLst/>
-                                  </a:prstGeom>
-                                  <a:noFill/>
-                                </pic:spPr>
-                              </pic:pic>
-                            </wpg:grpSp>
-                          </wpg:wgp>
-                        </a:graphicData>
-                      </a:graphic>
-                    </wp:anchor>
-                  </w:drawing>
-                </mc:Choice>
-                <mc:Fallback>
-                  <w:pict>
-                    <v:group id="_x0000_s1026" o:spid="_x0000_s1026" o:spt="203" style="position:absolute;left:0pt;margin-left:1pt;margin-top:-40.55pt;height:113.6pt;width:248.05pt;z-index:251666432;mso-width-relative:page;mso-height-relative:page;" coordorigin="17976,42945" coordsize="4961,2272" o:gfxdata="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">
-                      <o:lock v:ext="edit" aspectratio="f"/>
-                      <v:shape id="图片 25" o:spid="_x0000_s1026" o:spt="75" type="#_x0000_t75" style="position:absolute;left:20665;top:42945;height:2273;width:2273;" filled="f" o:preferrelative="t" stroked="f" coordsize="21600,21600" o:gfxdata="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">
-                        <v:fill on="f" focussize="0,0"/>
-                        <v:stroke on="f"/>
-                        <v:imagedata r:id="rId12" o:title=""/>
-                        <o:lock v:ext="edit" aspectratio="t"/>
-                      </v:shape>
-                      <v:group id="组合 27" o:spid="_x0000_s1026" o:spt="203" style="position:absolute;left:17976;top:43614;height:626;width:4551;" coordorigin="17976,43614" coordsize="4551,626" o:gfxdata="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">
-                        <o:lock v:ext="edit" aspectratio="f"/>
-                        <v:shape id="图片 29" o:spid="_x0000_s1026" o:spt="75" alt="IMG_256" type="#_x0000_t75" style="position:absolute;left:17976;top:43615;height:570;width:975;" filled="f" o:preferrelative="t" stroked="f" coordsize="21600,21600" o:gfxdata="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">
-                          <v:fill on="f" focussize="0,0"/>
-                          <v:stroke on="f"/>
-                          <v:imagedata r:id="rId10" chromakey="#FFFFFF" o:title=""/>
-                          <o:lock v:ext="edit" aspectratio="t"/>
-                        </v:shape>
-                        <v:shape id="图片 59" o:spid="_x0000_s1026" o:spt="75" alt="图片1" type="#_x0000_t75" style="position:absolute;left:21059;top:43614;height:627;width:1468;" filled="f" o:preferrelative="t" stroked="f" coordsize="21600,21600" o:gfxdata="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">
-                          <v:fill on="f" focussize="0,0"/>
-                          <v:stroke on="f"/>
-                          <v:imagedata r:id="rId14" cropleft="5154f" croptop="7731f" cropright="3488f" cropbottom="12500f" grayscale="t" bilevel="t" o:title=""/>
-                          <o:lock v:ext="edit" aspectratio="t"/>
-                        </v:shape>
-                      </v:group>
-                    </v:group>
-                  </w:pict>
-                </mc:Fallback>
-              </mc:AlternateContent>
-            </w:r>
-          </w:p>
-        </w:tc>
-        <w:tc>
-          <w:tcPr>
-            <w:tcW w:w="1166" w:type="dxa"/>
-            <w:vAlign w:val="center"/>
-          </w:tcPr>
-          <w:p>
-            <w:pPr>
-              <w:pStyle w:val="20"/>
-              <w:spacing w:before="13"/>
-              <w:jc w:val="both"/>
-              <w:rPr>
-                <w:rFonts w:ascii="Times New Roman" w:hAnsi="Times New Roman" w:cs="Times New Roman"/>
-                <w:b/>
-                <w:sz w:val="24"/>
-                <w:szCs w:val="24"/>
-              </w:rPr>
-            </w:pPr>
-            <w:r>
-              <w:rPr>
-                <w:rFonts w:ascii="Times New Roman" w:hAnsi="Times New Roman" w:cs="Times New Roman"/>
-                <w:b/>
-                <w:sz w:val="24"/>
-                <w:szCs w:val="24"/>
-              </w:rPr>
-              <w:t>复核人</w:t>
-            </w:r>
-            <w:r>
-              <w:rPr>
-                <w:rFonts w:ascii="Times New Roman" w:hAnsi="Times New Roman" w:cs="Times New Roman"/>
-                <w:b/>
-                <w:sz w:val="24"/>
-                <w:szCs w:val="24"/>
-                <w:lang w:eastAsia="zh-CN"/>
-              </w:rPr>
-              <w:t>：</w:t>
-            </w:r>
-          </w:p>
-        </w:tc>
-        <w:tc>
-          <w:tcPr>
-            <w:tcW w:w="2294" w:type="dxa"/>
-            <w:vAlign w:val="center"/>
-          </w:tcPr>
-          <w:p>
-            <w:pPr>
-              <w:pStyle w:val="20"/>
-              <w:spacing w:before="13"/>
-              <w:ind w:right="15"/>
-              <w:jc w:val="both"/>
-              <w:rPr>
-                <w:rFonts w:ascii="Times New Roman" w:hAnsi="Times New Roman" w:cs="Times New Roman"/>
-                <w:b/>
-                <w:sz w:val="24"/>
-                <w:szCs w:val="24"/>
-              </w:rPr>
-            </w:pPr>
-          </w:p>
-        </w:tc>
-      </w:tr>
-      <w:tr>
-        <w:tblPrEx>
-          <w:tblCellMar>
-            <w:top w:w="0" w:type="dxa"/>
-            <w:left w:w="0" w:type="dxa"/>
-            <w:bottom w:w="0" w:type="dxa"/>
-            <w:right w:w="0" w:type="dxa"/>
-          </w:tblCellMar>
-        </w:tblPrEx>
-        <w:trPr>
-          <w:trHeight w:val="457" w:hRule="exact"/>
-          <w:jc w:val="right"/>
-        </w:trPr>
-        <w:tc>
-          <w:tcPr>
-            <w:tcW w:w="1272" w:type="dxa"/>
-            <w:vAlign w:val="center"/>
-          </w:tcPr>
-          <w:p>
-            <w:pPr>
-              <w:pStyle w:val="20"/>
-              <w:spacing w:line="341" w:lineRule="exact"/>
-              <w:ind w:left="13" w:right="165"/>
-              <w:jc w:val="both"/>
-              <w:rPr>
-                <w:rFonts w:ascii="Times New Roman" w:hAnsi="Times New Roman" w:cs="Times New Roman"/>
-                <w:b/>
-                <w:sz w:val="24"/>
-                <w:szCs w:val="24"/>
-              </w:rPr>
-            </w:pPr>
-            <w:r>
-              <w:rPr>
-                <w:rFonts w:ascii="Times New Roman" w:hAnsi="Times New Roman" w:cs="Times New Roman"/>
-                <w:b/>
-                <w:sz w:val="24"/>
-                <w:szCs w:val="24"/>
-              </w:rPr>
-              <w:t>日</w:t>
-            </w:r>
-            <w:r>
-              <w:rPr>
-                <w:rFonts w:ascii="Times New Roman" w:hAnsi="Times New Roman" w:cs="Times New Roman"/>
-                <w:b/>
-                <w:sz w:val="24"/>
-                <w:szCs w:val="24"/>
-                <w:lang w:eastAsia="zh-CN"/>
-              </w:rPr>
-              <w:t xml:space="preserve">  </w:t>
-            </w:r>
-            <w:r>
-              <w:rPr>
-                <w:rFonts w:ascii="Times New Roman" w:hAnsi="Times New Roman" w:cs="Times New Roman"/>
-                <w:b/>
-                <w:sz w:val="24"/>
-                <w:szCs w:val="24"/>
-              </w:rPr>
-              <w:t>期：</w:t>
-            </w:r>
-          </w:p>
-        </w:tc>
-        <w:tc>
-          <w:tcPr>
-            <w:tcW w:w="2040" w:type="dxa"/>
-            <w:vAlign w:val="center"/>
-          </w:tcPr>
-          <w:p>
-            <w:pPr>
-              <w:pStyle w:val="20"/>
-              <w:spacing w:line="363" w:lineRule="exact"/>
-              <w:jc w:val="both"/>
-              <w:rPr>
-                <w:rFonts w:ascii="Times New Roman" w:hAnsi="Times New Roman" w:cs="Times New Roman"/>
-                <w:sz w:val="24"/>
-                <w:szCs w:val="24"/>
-              </w:rPr>
-            </w:pPr>
-            <w:r>
-              <w:rPr>
-                <w:rFonts w:ascii="Times New Roman" w:hAnsi="Times New Roman" w:cs="Times New Roman"/>
-                <w:kern w:val="2"/>
-                <w:sz w:val="24"/>
-                <w:szCs w:val="24"/>
-                <w:lang w:eastAsia="zh-CN"/>
-              </w:rPr>
-              <w:t>{{ reportdate }}</w:t>
-            </w:r>
-          </w:p>
-        </w:tc>
-        <w:tc>
-          <w:tcPr>
-            <w:tcW w:w="1166" w:type="dxa"/>
-            <w:vAlign w:val="center"/>
-          </w:tcPr>
-          <w:p>
-            <w:pPr>
-              <w:pStyle w:val="20"/>
-              <w:spacing w:line="341" w:lineRule="exact"/>
-              <w:jc w:val="both"/>
-              <w:rPr>
-                <w:rFonts w:ascii="Times New Roman" w:hAnsi="Times New Roman" w:cs="Times New Roman"/>
-                <w:b/>
-                <w:sz w:val="24"/>
-                <w:szCs w:val="24"/>
-              </w:rPr>
-            </w:pPr>
-            <w:r>
-              <w:rPr>
-                <w:rFonts w:ascii="Times New Roman" w:hAnsi="Times New Roman" w:cs="Times New Roman"/>
-                <w:b/>
-                <w:sz w:val="24"/>
-                <w:szCs w:val="24"/>
-              </w:rPr>
-              <w:t>日</w:t>
-            </w:r>
-            <w:r>
-              <w:rPr>
-                <w:rFonts w:ascii="Times New Roman" w:hAnsi="Times New Roman" w:cs="Times New Roman"/>
-                <w:b/>
-                <w:sz w:val="24"/>
-                <w:szCs w:val="24"/>
-                <w:lang w:eastAsia="zh-CN"/>
-              </w:rPr>
-              <w:t xml:space="preserve">  </w:t>
-            </w:r>
-            <w:r>
-              <w:rPr>
-                <w:rFonts w:ascii="Times New Roman" w:hAnsi="Times New Roman" w:cs="Times New Roman"/>
-                <w:b/>
-                <w:sz w:val="24"/>
-                <w:szCs w:val="24"/>
-              </w:rPr>
-              <w:t>期：</w:t>
-            </w:r>
-          </w:p>
-        </w:tc>
-        <w:tc>
-          <w:tcPr>
-            <w:tcW w:w="2294" w:type="dxa"/>
-            <w:vAlign w:val="center"/>
-          </w:tcPr>
-          <w:p>
-            <w:pPr>
-              <w:pStyle w:val="20"/>
-              <w:spacing w:line="363" w:lineRule="exact"/>
-              <w:ind w:right="15"/>
-              <w:jc w:val="both"/>
-              <w:rPr>
-                <w:rFonts w:ascii="Times New Roman" w:hAnsi="Times New Roman" w:cs="Times New Roman"/>
-                <w:sz w:val="24"/>
-                <w:szCs w:val="24"/>
-              </w:rPr>
-            </w:pPr>
-            <w:r>
-              <w:rPr>
-                <w:rFonts w:ascii="Times New Roman" w:hAnsi="Times New Roman" w:cs="Times New Roman"/>
-                <w:kern w:val="2"/>
-                <w:sz w:val="24"/>
-                <w:szCs w:val="24"/>
-                <w:lang w:eastAsia="zh-CN"/>
-              </w:rPr>
-              <w:t>{{ reportdate }}</w:t>
-            </w:r>
-          </w:p>
-        </w:tc>
-      </w:tr>
-    </w:tbl>
-    <w:p>
-      <w:pPr>
-        <w:rPr>
-          <w:rFonts w:ascii="Times New Roman" w:hAnsi="Times New Roman" w:eastAsia="微软雅黑" w:cs="Times New Roman"/>
-          <w:sz w:val="24"/>
-          <w:szCs w:val="24"/>
-          <w:lang w:eastAsia="zh-CN"/>
-        </w:rPr>
-      </w:pPr>
-      <w:r>
-        <w:rPr>
-          <w:rFonts w:hint="eastAsia" w:ascii="Times New Roman" w:hAnsi="Times New Roman" w:eastAsia="微软雅黑" w:cs="Times New Roman"/>
-          <w:sz w:val="24"/>
-          <w:szCs w:val="24"/>
-          <w:lang w:eastAsia="zh-CN"/>
-        </w:rPr>
-        <w:t xml:space="preserve">{% endif %}{% if testedby == </w:t>
-      </w:r>
-      <w:r>
-        <w:rPr>
-          <w:rFonts w:ascii="Times New Roman" w:hAnsi="Times New Roman" w:eastAsia="微软雅黑" w:cs="Times New Roman"/>
-          <w:sz w:val="24"/>
-          <w:szCs w:val="24"/>
-          <w:lang w:eastAsia="zh-CN"/>
-        </w:rPr>
-        <w:t>“</w:t>
-      </w:r>
-      <w:r>
-        <w:rPr>
-          <w:rFonts w:hint="eastAsia" w:ascii="Times New Roman" w:hAnsi="Times New Roman" w:eastAsia="微软雅黑" w:cs="Times New Roman"/>
-          <w:sz w:val="24"/>
-          <w:szCs w:val="24"/>
-          <w:lang w:eastAsia="zh-CN"/>
-        </w:rPr>
-        <w:t>5</w:t>
-      </w:r>
-      <w:r>
-        <w:rPr>
-          <w:rFonts w:ascii="Times New Roman" w:hAnsi="Times New Roman" w:eastAsia="微软雅黑" w:cs="Times New Roman"/>
-          <w:sz w:val="24"/>
-          <w:szCs w:val="24"/>
-          <w:lang w:eastAsia="zh-CN"/>
-        </w:rPr>
-        <w:t>”</w:t>
-      </w:r>
-      <w:r>
-        <w:rPr>
-          <w:rFonts w:hint="eastAsia" w:ascii="Times New Roman" w:hAnsi="Times New Roman" w:eastAsia="微软雅黑" w:cs="Times New Roman"/>
-          <w:sz w:val="24"/>
-          <w:szCs w:val="24"/>
-          <w:lang w:eastAsia="zh-CN"/>
-        </w:rPr>
-        <w:t xml:space="preserve"> %}</w:t>
-      </w:r>
-    </w:p>
-    <w:p>
-      <w:pPr>
-        <w:rPr>
-          <w:lang w:eastAsia="zh-CN"/>
-        </w:rPr>
-      </w:pPr>
-    </w:p>
-    <w:p>
-      <w:pPr>
-        <w:rPr>
-          <w:lang w:eastAsia="zh-CN"/>
-        </w:rPr>
-      </w:pPr>
-    </w:p>
-    <w:tbl>
-      <w:tblPr>
-        <w:tblStyle w:val="36"/>
-        <w:tblW w:w="6772" w:type="dxa"/>
-        <w:jc w:val="right"/>
-        <w:tblLayout w:type="fixed"/>
-        <w:tblCellMar>
-          <w:top w:w="0" w:type="dxa"/>
-          <w:left w:w="0" w:type="dxa"/>
-          <w:bottom w:w="0" w:type="dxa"/>
-          <w:right w:w="0" w:type="dxa"/>
-        </w:tblCellMar>
-      </w:tblPr>
-      <w:tblGrid>
-        <w:gridCol w:w="1272"/>
-        <w:gridCol w:w="2040"/>
-        <w:gridCol w:w="1166"/>
-        <w:gridCol w:w="2294"/>
-      </w:tblGrid>
-      <w:tr>
-        <w:tblPrEx>
-          <w:tblCellMar>
-            <w:top w:w="0" w:type="dxa"/>
-            <w:left w:w="0" w:type="dxa"/>
-            <w:bottom w:w="0" w:type="dxa"/>
-            <w:right w:w="0" w:type="dxa"/>
-          </w:tblCellMar>
-        </w:tblPrEx>
-        <w:trPr>
-          <w:trHeight w:val="441" w:hRule="exact"/>
-          <w:jc w:val="right"/>
-        </w:trPr>
-        <w:tc>
-          <w:tcPr>
-            <w:tcW w:w="1272" w:type="dxa"/>
-            <w:vAlign w:val="center"/>
-          </w:tcPr>
-          <w:p>
-            <w:pPr>
-              <w:pStyle w:val="20"/>
-              <w:spacing w:before="13"/>
-              <w:ind w:left="13" w:right="95"/>
-              <w:jc w:val="both"/>
-              <w:rPr>
-                <w:rFonts w:ascii="Times New Roman" w:hAnsi="Times New Roman" w:cs="Times New Roman"/>
-                <w:b/>
-                <w:sz w:val="24"/>
-                <w:szCs w:val="24"/>
-              </w:rPr>
-            </w:pPr>
-            <w:r>
-              <w:rPr>
-                <w:rFonts w:ascii="Times New Roman" w:hAnsi="Times New Roman" w:cs="Times New Roman"/>
-                <w:b/>
-                <w:sz w:val="24"/>
-                <w:szCs w:val="24"/>
-              </w:rPr>
-              <w:t>检测人：</w:t>
-            </w:r>
-          </w:p>
-        </w:tc>
-        <w:tc>
-          <w:tcPr>
-            <w:tcW w:w="2040" w:type="dxa"/>
-            <w:vAlign w:val="center"/>
-          </w:tcPr>
-          <w:p>
-            <w:pPr>
-              <w:pStyle w:val="20"/>
-              <w:spacing w:before="13"/>
-              <w:jc w:val="both"/>
-              <w:rPr>
-                <w:rFonts w:ascii="Times New Roman" w:hAnsi="Times New Roman" w:cs="Times New Roman"/>
-                <w:b/>
-                <w:sz w:val="24"/>
-                <w:szCs w:val="24"/>
-              </w:rPr>
-            </w:pPr>
-          </w:p>
-        </w:tc>
-        <w:tc>
-          <w:tcPr>
-            <w:tcW w:w="1166" w:type="dxa"/>
-            <w:vAlign w:val="center"/>
-          </w:tcPr>
-          <w:p>
-            <w:pPr>
-              <w:pStyle w:val="20"/>
-              <w:spacing w:before="13"/>
-              <w:jc w:val="both"/>
-              <w:rPr>
-                <w:rFonts w:ascii="Times New Roman" w:hAnsi="Times New Roman" w:cs="Times New Roman"/>
-                <w:b/>
-                <w:sz w:val="24"/>
-                <w:szCs w:val="24"/>
-              </w:rPr>
-            </w:pPr>
-            <w:r>
-              <w:rPr>
-                <w:rFonts w:ascii="Times New Roman" w:hAnsi="Times New Roman" w:cs="Times New Roman"/>
-                <w:b/>
-                <w:sz w:val="24"/>
-                <w:szCs w:val="24"/>
-              </w:rPr>
-              <w:t>复核人</w:t>
-            </w:r>
-            <w:r>
-              <w:rPr>
-                <w:rFonts w:ascii="Times New Roman" w:hAnsi="Times New Roman" w:cs="Times New Roman"/>
-                <w:b/>
-                <w:sz w:val="24"/>
-                <w:szCs w:val="24"/>
-                <w:lang w:eastAsia="zh-CN"/>
-              </w:rPr>
-              <w:t>：</w:t>
-            </w:r>
-          </w:p>
-        </w:tc>
-        <w:tc>
-          <w:tcPr>
-            <w:tcW w:w="2294" w:type="dxa"/>
-            <w:vAlign w:val="center"/>
-          </w:tcPr>
-          <w:p>
-            <w:pPr>
-              <w:pStyle w:val="20"/>
-              <w:spacing w:before="13"/>
-              <w:ind w:right="15"/>
-              <w:jc w:val="both"/>
-              <w:rPr>
-                <w:rFonts w:ascii="Times New Roman" w:hAnsi="Times New Roman" w:cs="Times New Roman"/>
-                <w:b/>
-                <w:sz w:val="24"/>
-                <w:szCs w:val="24"/>
-              </w:rPr>
-            </w:pPr>
-          </w:p>
-        </w:tc>
-      </w:tr>
-      <w:tr>
-        <w:tblPrEx>
-          <w:tblCellMar>
-            <w:top w:w="0" w:type="dxa"/>
-            <w:left w:w="0" w:type="dxa"/>
-            <w:bottom w:w="0" w:type="dxa"/>
-            <w:right w:w="0" w:type="dxa"/>
-          </w:tblCellMar>
-        </w:tblPrEx>
-        <w:trPr>
-          <w:trHeight w:val="457" w:hRule="exact"/>
-          <w:jc w:val="right"/>
-        </w:trPr>
-        <w:tc>
-          <w:tcPr>
-            <w:tcW w:w="1272" w:type="dxa"/>
-            <w:vAlign w:val="center"/>
-          </w:tcPr>
-          <w:p>
-            <w:pPr>
-              <w:pStyle w:val="20"/>
-              <w:spacing w:line="341" w:lineRule="exact"/>
-              <w:ind w:left="13" w:right="165"/>
-              <w:jc w:val="both"/>
-              <w:rPr>
-                <w:rFonts w:ascii="Times New Roman" w:hAnsi="Times New Roman" w:cs="Times New Roman"/>
-                <w:b/>
-                <w:sz w:val="24"/>
-                <w:szCs w:val="24"/>
-              </w:rPr>
-            </w:pPr>
-            <w:r>
-              <w:rPr>
-                <w:rFonts w:ascii="Times New Roman" w:hAnsi="Times New Roman" w:cs="Times New Roman"/>
-                <w:b/>
-                <w:sz w:val="24"/>
-                <w:szCs w:val="24"/>
-              </w:rPr>
-              <w:t>日</w:t>
-            </w:r>
-            <w:r>
-              <w:rPr>
-                <w:rFonts w:ascii="Times New Roman" w:hAnsi="Times New Roman" w:cs="Times New Roman"/>
-                <w:b/>
-                <w:sz w:val="24"/>
-                <w:szCs w:val="24"/>
-                <w:lang w:eastAsia="zh-CN"/>
-              </w:rPr>
-              <w:t xml:space="preserve">  </w:t>
-            </w:r>
-            <w:r>
-              <w:rPr>
-                <w:rFonts w:ascii="Times New Roman" w:hAnsi="Times New Roman" w:cs="Times New Roman"/>
-                <w:b/>
-                <w:sz w:val="24"/>
-                <w:szCs w:val="24"/>
-              </w:rPr>
-              <w:t>期：</w:t>
-            </w:r>
-          </w:p>
-        </w:tc>
-        <w:tc>
-          <w:tcPr>
-            <w:tcW w:w="2040" w:type="dxa"/>
-            <w:vAlign w:val="center"/>
-          </w:tcPr>
-          <w:p>
-            <w:pPr>
-              <w:pStyle w:val="20"/>
-              <w:spacing w:line="363" w:lineRule="exact"/>
-              <w:jc w:val="both"/>
-              <w:rPr>
-                <w:rFonts w:ascii="Times New Roman" w:hAnsi="Times New Roman" w:cs="Times New Roman"/>
-                <w:sz w:val="24"/>
-                <w:szCs w:val="24"/>
-              </w:rPr>
-            </w:pPr>
-            <w:r>
-              <w:rPr>
-                <w:rFonts w:ascii="Times New Roman" w:hAnsi="Times New Roman" w:cs="Times New Roman"/>
-                <w:kern w:val="2"/>
-                <w:sz w:val="24"/>
-                <w:szCs w:val="24"/>
-                <w:lang w:eastAsia="zh-CN"/>
-              </w:rPr>
-              <w:t>{{ reportdate }}</w:t>
-            </w:r>
-          </w:p>
-        </w:tc>
-        <w:tc>
-          <w:tcPr>
-            <w:tcW w:w="1166" w:type="dxa"/>
-            <w:vAlign w:val="center"/>
-          </w:tcPr>
-          <w:p>
-            <w:pPr>
-              <w:pStyle w:val="20"/>
-              <w:spacing w:line="341" w:lineRule="exact"/>
-              <w:jc w:val="both"/>
-              <w:rPr>
-                <w:rFonts w:ascii="Times New Roman" w:hAnsi="Times New Roman" w:cs="Times New Roman"/>
-                <w:b/>
-                <w:sz w:val="24"/>
-                <w:szCs w:val="24"/>
-              </w:rPr>
-            </w:pPr>
-            <w:r>
-              <w:rPr>
-                <w:rFonts w:ascii="Times New Roman" w:hAnsi="Times New Roman" w:cs="Times New Roman"/>
-                <w:b/>
-                <w:sz w:val="24"/>
-                <w:szCs w:val="24"/>
-              </w:rPr>
-              <w:t>日</w:t>
-            </w:r>
-            <w:r>
-              <w:rPr>
-                <w:rFonts w:ascii="Times New Roman" w:hAnsi="Times New Roman" w:cs="Times New Roman"/>
-                <w:b/>
-                <w:sz w:val="24"/>
-                <w:szCs w:val="24"/>
-                <w:lang w:eastAsia="zh-CN"/>
-              </w:rPr>
-              <w:t xml:space="preserve">  </w:t>
-            </w:r>
-            <w:r>
-              <w:rPr>
-                <w:rFonts w:ascii="Times New Roman" w:hAnsi="Times New Roman" w:cs="Times New Roman"/>
-                <w:b/>
-                <w:sz w:val="24"/>
-                <w:szCs w:val="24"/>
-              </w:rPr>
-              <w:t>期：</w:t>
-            </w:r>
-          </w:p>
-        </w:tc>
-        <w:tc>
-          <w:tcPr>
-            <w:tcW w:w="2294" w:type="dxa"/>
-            <w:vAlign w:val="center"/>
-          </w:tcPr>
-          <w:p>
-            <w:pPr>
-              <w:pStyle w:val="20"/>
-              <w:spacing w:line="363" w:lineRule="exact"/>
-              <w:ind w:right="15"/>
-              <w:jc w:val="both"/>
-              <w:rPr>
-                <w:rFonts w:ascii="Times New Roman" w:hAnsi="Times New Roman" w:cs="Times New Roman"/>
-                <w:sz w:val="24"/>
-                <w:szCs w:val="24"/>
-              </w:rPr>
-            </w:pPr>
-            <w:r>
-              <w:rPr>
-                <w:rFonts w:ascii="Times New Roman" w:hAnsi="Times New Roman" w:cs="Times New Roman"/>
-                <w:kern w:val="2"/>
-                <w:sz w:val="24"/>
-                <w:szCs w:val="24"/>
-                <w:lang w:eastAsia="zh-CN"/>
-              </w:rPr>
-              <w:t>{{ reportdate }}</w:t>
-            </w:r>
-          </w:p>
-        </w:tc>
-      </w:tr>
-    </w:tbl>
-    <w:p>
-      <w:pPr>
-        <w:rPr>
-          <w:rFonts w:ascii="Times New Roman" w:hAnsi="Times New Roman" w:eastAsia="微软雅黑" w:cs="Times New Roman"/>
-          <w:sz w:val="24"/>
-          <w:szCs w:val="24"/>
-          <w:lang w:eastAsia="zh-CN"/>
-        </w:rPr>
-      </w:pPr>
-      <w:r>
-        <w:rPr>
-          <w:rFonts w:hint="eastAsia" w:ascii="Times New Roman" w:hAnsi="Times New Roman" w:eastAsia="微软雅黑" w:cs="Times New Roman"/>
-          <w:sz w:val="24"/>
-          <w:szCs w:val="24"/>
-          <w:lang w:eastAsia="zh-CN"/>
-        </w:rPr>
-        <w:t xml:space="preserve">{% endif %}{% if testedby == </w:t>
-      </w:r>
-      <w:r>
-        <w:rPr>
-          <w:rFonts w:ascii="Times New Roman" w:hAnsi="Times New Roman" w:eastAsia="微软雅黑" w:cs="Times New Roman"/>
-          <w:sz w:val="24"/>
-          <w:szCs w:val="24"/>
-          <w:lang w:eastAsia="zh-CN"/>
-        </w:rPr>
-        <w:t>“</w:t>
-      </w:r>
-      <w:r>
-        <w:rPr>
-          <w:rFonts w:hint="eastAsia" w:ascii="Times New Roman" w:hAnsi="Times New Roman" w:eastAsia="微软雅黑" w:cs="Times New Roman"/>
-          <w:sz w:val="24"/>
-          <w:szCs w:val="24"/>
-          <w:lang w:eastAsia="zh-CN"/>
-        </w:rPr>
-        <w:t>6</w:t>
-      </w:r>
-      <w:r>
-        <w:rPr>
-          <w:rFonts w:ascii="Times New Roman" w:hAnsi="Times New Roman" w:eastAsia="微软雅黑" w:cs="Times New Roman"/>
-          <w:sz w:val="24"/>
-          <w:szCs w:val="24"/>
-          <w:lang w:eastAsia="zh-CN"/>
-        </w:rPr>
-        <w:t>”</w:t>
-      </w:r>
-      <w:r>
-        <w:rPr>
-          <w:rFonts w:hint="eastAsia" w:ascii="Times New Roman" w:hAnsi="Times New Roman" w:eastAsia="微软雅黑" w:cs="Times New Roman"/>
-          <w:sz w:val="24"/>
-          <w:szCs w:val="24"/>
-          <w:lang w:eastAsia="zh-CN"/>
-        </w:rPr>
-        <w:t xml:space="preserve"> %}</w:t>
-      </w:r>
-    </w:p>
-    <w:p>
-      <w:pPr>
-        <w:rPr>
-          <w:rFonts w:ascii="Times New Roman" w:hAnsi="Times New Roman" w:eastAsia="微软雅黑" w:cs="Times New Roman"/>
-          <w:sz w:val="24"/>
-          <w:szCs w:val="24"/>
-          <w:lang w:eastAsia="zh-CN"/>
-        </w:rPr>
-      </w:pPr>
-    </w:p>
-    <w:p>
-      <w:pPr>
-        <w:rPr>
-          <w:rFonts w:ascii="Times New Roman" w:hAnsi="Times New Roman" w:eastAsia="微软雅黑" w:cs="Times New Roman"/>
-          <w:sz w:val="24"/>
-          <w:szCs w:val="24"/>
-          <w:lang w:eastAsia="zh-CN"/>
-        </w:rPr>
-      </w:pPr>
-    </w:p>
-    <w:tbl>
-      <w:tblPr>
-        <w:tblStyle w:val="36"/>
-        <w:tblW w:w="6772" w:type="dxa"/>
-        <w:jc w:val="right"/>
-        <w:tblLayout w:type="fixed"/>
-        <w:tblCellMar>
-          <w:top w:w="0" w:type="dxa"/>
-          <w:left w:w="0" w:type="dxa"/>
-          <w:bottom w:w="0" w:type="dxa"/>
-          <w:right w:w="0" w:type="dxa"/>
-        </w:tblCellMar>
-      </w:tblPr>
-      <w:tblGrid>
-        <w:gridCol w:w="1272"/>
-        <w:gridCol w:w="2040"/>
-        <w:gridCol w:w="1166"/>
-        <w:gridCol w:w="2294"/>
-      </w:tblGrid>
-      <w:tr>
-        <w:tblPrEx>
-          <w:tblCellMar>
-            <w:top w:w="0" w:type="dxa"/>
-            <w:left w:w="0" w:type="dxa"/>
-            <w:bottom w:w="0" w:type="dxa"/>
-            <w:right w:w="0" w:type="dxa"/>
-          </w:tblCellMar>
-        </w:tblPrEx>
-        <w:trPr>
-          <w:trHeight w:val="441" w:hRule="exact"/>
-          <w:jc w:val="right"/>
-        </w:trPr>
-        <w:tc>
-          <w:tcPr>
-            <w:tcW w:w="1272" w:type="dxa"/>
-            <w:vAlign w:val="center"/>
-          </w:tcPr>
-          <w:p>
-            <w:pPr>
-              <w:pStyle w:val="20"/>
-              <w:spacing w:before="13"/>
-              <w:ind w:left="13" w:right="95"/>
-              <w:jc w:val="both"/>
-              <w:rPr>
-                <w:rFonts w:ascii="Times New Roman" w:hAnsi="Times New Roman" w:cs="Times New Roman"/>
-                <w:b/>
-                <w:sz w:val="24"/>
-                <w:szCs w:val="24"/>
-              </w:rPr>
-            </w:pPr>
-            <w:r>
-              <w:rPr>
-                <w:rFonts w:ascii="Times New Roman" w:hAnsi="Times New Roman" w:cs="Times New Roman"/>
-                <w:b/>
-                <w:sz w:val="24"/>
-                <w:szCs w:val="24"/>
-              </w:rPr>
-              <w:t>检测人：</w:t>
-            </w:r>
-          </w:p>
-        </w:tc>
-        <w:tc>
-          <w:tcPr>
-            <w:tcW w:w="2040" w:type="dxa"/>
-            <w:vAlign w:val="center"/>
-          </w:tcPr>
-          <w:p>
-            <w:pPr>
-              <w:pStyle w:val="20"/>
-              <w:spacing w:before="13"/>
-              <w:jc w:val="both"/>
-              <w:rPr>
-                <w:rFonts w:ascii="Times New Roman" w:hAnsi="Times New Roman" w:cs="Times New Roman"/>
-                <w:b/>
-                <w:sz w:val="24"/>
-                <w:szCs w:val="24"/>
-              </w:rPr>
-            </w:pPr>
-          </w:p>
-        </w:tc>
-        <w:tc>
-          <w:tcPr>
-            <w:tcW w:w="1166" w:type="dxa"/>
-            <w:vAlign w:val="center"/>
-          </w:tcPr>
-          <w:p>
-            <w:pPr>
-              <w:pStyle w:val="20"/>
-              <w:spacing w:before="13"/>
-              <w:jc w:val="both"/>
-              <w:rPr>
-                <w:rFonts w:ascii="Times New Roman" w:hAnsi="Times New Roman" w:cs="Times New Roman"/>
-                <w:b/>
-                <w:sz w:val="24"/>
-                <w:szCs w:val="24"/>
-              </w:rPr>
-            </w:pPr>
-            <w:r>
-              <w:rPr>
-                <w:rFonts w:ascii="Times New Roman" w:hAnsi="Times New Roman" w:cs="Times New Roman"/>
-                <w:b/>
-                <w:sz w:val="24"/>
-                <w:szCs w:val="24"/>
-              </w:rPr>
-              <w:t>复核人</w:t>
-            </w:r>
-            <w:r>
-              <w:rPr>
-                <w:rFonts w:ascii="Times New Roman" w:hAnsi="Times New Roman" w:cs="Times New Roman"/>
-                <w:b/>
-                <w:sz w:val="24"/>
-                <w:szCs w:val="24"/>
-                <w:lang w:eastAsia="zh-CN"/>
-              </w:rPr>
-              <w:t>：</w:t>
-            </w:r>
-          </w:p>
-        </w:tc>
-        <w:tc>
-          <w:tcPr>
-            <w:tcW w:w="2294" w:type="dxa"/>
-            <w:vAlign w:val="center"/>
-          </w:tcPr>
-          <w:p>
-            <w:pPr>
-              <w:pStyle w:val="20"/>
-              <w:spacing w:before="13"/>
-              <w:ind w:right="15"/>
-              <w:jc w:val="both"/>
-              <w:rPr>
-                <w:rFonts w:ascii="Times New Roman" w:hAnsi="Times New Roman" w:cs="Times New Roman"/>
-                <w:b/>
-                <w:sz w:val="24"/>
-                <w:szCs w:val="24"/>
-              </w:rPr>
-            </w:pPr>
-          </w:p>
-        </w:tc>
-      </w:tr>
-      <w:tr>
-        <w:tblPrEx>
-          <w:tblCellMar>
-            <w:top w:w="0" w:type="dxa"/>
-            <w:left w:w="0" w:type="dxa"/>
-            <w:bottom w:w="0" w:type="dxa"/>
-            <w:right w:w="0" w:type="dxa"/>
-          </w:tblCellMar>
-        </w:tblPrEx>
-        <w:trPr>
-          <w:trHeight w:val="457" w:hRule="exact"/>
-          <w:jc w:val="right"/>
-        </w:trPr>
-        <w:tc>
-          <w:tcPr>
-            <w:tcW w:w="1272" w:type="dxa"/>
-            <w:vAlign w:val="center"/>
-          </w:tcPr>
-          <w:p>
-            <w:pPr>
-              <w:pStyle w:val="20"/>
-              <w:spacing w:line="341" w:lineRule="exact"/>
-              <w:ind w:left="13" w:right="165"/>
-              <w:jc w:val="both"/>
-              <w:rPr>
-                <w:rFonts w:ascii="Times New Roman" w:hAnsi="Times New Roman" w:cs="Times New Roman"/>
-                <w:b/>
-                <w:sz w:val="24"/>
-                <w:szCs w:val="24"/>
-              </w:rPr>
-            </w:pPr>
-            <w:r>
-              <w:rPr>
-                <w:rFonts w:ascii="Times New Roman" w:hAnsi="Times New Roman" w:cs="Times New Roman"/>
-                <w:b/>
-                <w:sz w:val="24"/>
-                <w:szCs w:val="24"/>
-              </w:rPr>
-              <w:t>日</w:t>
-            </w:r>
-            <w:r>
-              <w:rPr>
-                <w:rFonts w:ascii="Times New Roman" w:hAnsi="Times New Roman" w:cs="Times New Roman"/>
-                <w:b/>
-                <w:sz w:val="24"/>
-                <w:szCs w:val="24"/>
-                <w:lang w:eastAsia="zh-CN"/>
-              </w:rPr>
-              <w:t xml:space="preserve">  </w:t>
-            </w:r>
-            <w:r>
-              <w:rPr>
-                <w:rFonts w:ascii="Times New Roman" w:hAnsi="Times New Roman" w:cs="Times New Roman"/>
-                <w:b/>
-                <w:sz w:val="24"/>
-                <w:szCs w:val="24"/>
-              </w:rPr>
-              <w:t>期：</w:t>
-            </w:r>
-          </w:p>
-        </w:tc>
-        <w:tc>
-          <w:tcPr>
-            <w:tcW w:w="2040" w:type="dxa"/>
-            <w:vAlign w:val="center"/>
-          </w:tcPr>
-          <w:p>
-            <w:pPr>
-              <w:pStyle w:val="20"/>
-              <w:spacing w:line="363" w:lineRule="exact"/>
-              <w:jc w:val="both"/>
-              <w:rPr>
-                <w:rFonts w:ascii="Times New Roman" w:hAnsi="Times New Roman" w:cs="Times New Roman"/>
-                <w:sz w:val="24"/>
-                <w:szCs w:val="24"/>
-              </w:rPr>
-            </w:pPr>
-            <w:r>
-              <w:rPr>
-                <w:rFonts w:ascii="Times New Roman" w:hAnsi="Times New Roman" w:cs="Times New Roman"/>
-                <w:kern w:val="2"/>
-                <w:sz w:val="24"/>
-                <w:szCs w:val="24"/>
-                <w:lang w:eastAsia="zh-CN"/>
-              </w:rPr>
-              <w:t>{{ reportdate }}</w:t>
-            </w:r>
-          </w:p>
-        </w:tc>
-        <w:tc>
-          <w:tcPr>
-            <w:tcW w:w="1166" w:type="dxa"/>
-            <w:vAlign w:val="center"/>
-          </w:tcPr>
-          <w:p>
-            <w:pPr>
-              <w:pStyle w:val="20"/>
-              <w:spacing w:line="341" w:lineRule="exact"/>
-              <w:jc w:val="both"/>
-              <w:rPr>
-                <w:rFonts w:ascii="Times New Roman" w:hAnsi="Times New Roman" w:cs="Times New Roman"/>
-                <w:b/>
-                <w:sz w:val="24"/>
-                <w:szCs w:val="24"/>
-              </w:rPr>
-            </w:pPr>
-            <w:r>
-              <w:rPr>
-                <w:rFonts w:ascii="Times New Roman" w:hAnsi="Times New Roman" w:cs="Times New Roman"/>
-                <w:b/>
-                <w:sz w:val="24"/>
-                <w:szCs w:val="24"/>
-              </w:rPr>
-              <w:t>日</w:t>
-            </w:r>
-            <w:r>
-              <w:rPr>
-                <w:rFonts w:ascii="Times New Roman" w:hAnsi="Times New Roman" w:cs="Times New Roman"/>
-                <w:b/>
-                <w:sz w:val="24"/>
-                <w:szCs w:val="24"/>
-                <w:lang w:eastAsia="zh-CN"/>
-              </w:rPr>
-              <w:t xml:space="preserve">  </w:t>
-            </w:r>
-            <w:r>
-              <w:rPr>
-                <w:rFonts w:ascii="Times New Roman" w:hAnsi="Times New Roman" w:cs="Times New Roman"/>
-                <w:b/>
-                <w:sz w:val="24"/>
-                <w:szCs w:val="24"/>
-              </w:rPr>
-              <w:t>期：</w:t>
-            </w:r>
-          </w:p>
-        </w:tc>
-        <w:tc>
-          <w:tcPr>
-            <w:tcW w:w="2294" w:type="dxa"/>
-            <w:vAlign w:val="center"/>
-          </w:tcPr>
-          <w:p>
-            <w:pPr>
-              <w:pStyle w:val="20"/>
-              <w:spacing w:line="363" w:lineRule="exact"/>
-              <w:ind w:right="15"/>
-              <w:jc w:val="both"/>
-              <w:rPr>
-                <w:rFonts w:ascii="Times New Roman" w:hAnsi="Times New Roman" w:cs="Times New Roman"/>
-                <w:sz w:val="24"/>
-                <w:szCs w:val="24"/>
-              </w:rPr>
-            </w:pPr>
-            <w:r>
-              <w:rPr>
-                <w:rFonts w:ascii="Times New Roman" w:hAnsi="Times New Roman" w:cs="Times New Roman"/>
-                <w:kern w:val="2"/>
-                <w:sz w:val="24"/>
-                <w:szCs w:val="24"/>
-                <w:lang w:eastAsia="zh-CN"/>
-              </w:rPr>
-              <w:t>{{ reportdate }}</w:t>
-            </w:r>
-          </w:p>
-        </w:tc>
-      </w:tr>
-    </w:tbl>
     <w:p>
       <w:pPr>
         <w:rPr>
@@ -8903,17 +7231,6 @@
           <w:lang w:eastAsia="zh-CN"/>
         </w:rPr>
       </w:pPr>
-      <w:r>
-        <w:rPr>
-          <w:rFonts w:hint="eastAsia" w:ascii="Times New Roman" w:hAnsi="Times New Roman" w:eastAsia="微软雅黑" w:cs="Times New Roman"/>
-          <w:sz w:val="24"/>
-          <w:szCs w:val="24"/>
-          <w:lang w:eastAsia="zh-CN"/>
-        </w:rPr>
-        <w:t>{% endif %}</w:t>
-      </w:r>
-      <w:bookmarkStart w:id="166" w:name="_GoBack"/>
-      <w:bookmarkEnd w:id="166"/>
       <w:r>
         <w:rPr>
           <w:rFonts w:ascii="Times New Roman" w:hAnsi="Times New Roman" w:eastAsia="微软雅黑" w:cs="黑体"/>
@@ -8942,6 +7259,7 @@
           <w:lang w:eastAsia="zh-CN"/>
         </w:rPr>
       </w:pPr>
+      <w:bookmarkStart w:id="47" w:name="_Toc22493"/>
       <w:r>
         <w:rPr>
           <w:rFonts w:hint="eastAsia"/>
@@ -10710,7 +9028,7 @@
         </w:rPr>
       </w:pPr>
       <w:bookmarkStart w:id="48" w:name="_Toc22504"/>
-      <w:bookmarkStart w:id="49" w:name="_Toc5951"/>
+      <w:bookmarkStart w:id="49" w:name="_Toc25034"/>
       <w:r>
         <w:rPr>
           <w:rStyle w:val="37"/>
@@ -10770,16 +9088,16 @@
           <w:sz w:val="30"/>
         </w:rPr>
       </w:pPr>
-      <w:bookmarkStart w:id="50" w:name="_Toc15063"/>
-      <w:bookmarkStart w:id="51" w:name="_Toc23375"/>
-      <w:bookmarkStart w:id="52" w:name="_Toc18062_WPSOffice_Level2"/>
-      <w:bookmarkStart w:id="53" w:name="_Toc4101"/>
-      <w:bookmarkStart w:id="54" w:name="_Toc27379"/>
+      <w:bookmarkStart w:id="50" w:name="_Toc23375"/>
+      <w:bookmarkStart w:id="51" w:name="_Toc5728"/>
+      <w:bookmarkStart w:id="52" w:name="_Toc11015_WPSOffice_Level2"/>
+      <w:bookmarkStart w:id="53" w:name="_Toc107825552"/>
+      <w:bookmarkStart w:id="54" w:name="_Toc15063"/>
       <w:bookmarkStart w:id="55" w:name="_Toc9088"/>
-      <w:bookmarkStart w:id="56" w:name="_Toc107825552"/>
-      <w:bookmarkStart w:id="57" w:name="_Toc11015_WPSOffice_Level2"/>
+      <w:bookmarkStart w:id="56" w:name="_Toc18062_WPSOffice_Level2"/>
+      <w:bookmarkStart w:id="57" w:name="_Toc27379"/>
       <w:bookmarkStart w:id="58" w:name="_Toc6338"/>
-      <w:bookmarkStart w:id="59" w:name="_Toc5728"/>
+      <w:bookmarkStart w:id="59" w:name="_Toc965"/>
       <w:r>
         <w:rPr>
           <w:rFonts w:ascii="Times New Roman" w:hAnsi="Times New Roman"/>
@@ -15727,20 +14045,19 @@
         </w:rPr>
         <w:br w:type="page"/>
       </w:r>
-      <w:bookmarkStart w:id="60" w:name="_Toc30669"/>
-      <w:bookmarkStart w:id="61" w:name="_Toc8641"/>
-      <w:bookmarkStart w:id="62" w:name="_Toc22117"/>
+      <w:bookmarkStart w:id="60" w:name="_Toc22117"/>
+      <w:bookmarkStart w:id="61" w:name="_Toc30669"/>
+      <w:bookmarkStart w:id="62" w:name="_Toc149826009"/>
       <w:bookmarkStart w:id="63" w:name="_Toc149832733"/>
-      <w:bookmarkStart w:id="64" w:name="_Toc149826009"/>
-      <w:bookmarkStart w:id="65" w:name="_Toc107825555"/>
-      <w:bookmarkStart w:id="66" w:name="_Toc32443_WPSOffice_Level1"/>
-      <w:bookmarkStart w:id="67" w:name="_Toc24960"/>
+      <w:bookmarkStart w:id="64" w:name="_Toc4331_WPSOffice_Level1"/>
+      <w:bookmarkStart w:id="65" w:name="_Toc23903"/>
+      <w:bookmarkStart w:id="66" w:name="_Toc23846_WPSOffice_Level1"/>
+      <w:bookmarkStart w:id="67" w:name="_Toc107825555"/>
       <w:bookmarkStart w:id="68" w:name="_Toc180"/>
-      <w:bookmarkStart w:id="69" w:name="_Toc25727"/>
-      <w:bookmarkStart w:id="70" w:name="_Toc23903"/>
-      <w:bookmarkStart w:id="71" w:name="_Toc29372"/>
-      <w:bookmarkStart w:id="72" w:name="_Toc4331_WPSOffice_Level1"/>
-      <w:bookmarkStart w:id="73" w:name="_Toc23846_WPSOffice_Level1"/>
+      <w:bookmarkStart w:id="69" w:name="_Toc32443_WPSOffice_Level1"/>
+      <w:bookmarkStart w:id="70" w:name="_Toc29372"/>
+      <w:bookmarkStart w:id="71" w:name="_Toc25727"/>
+      <w:bookmarkStart w:id="72" w:name="_Toc24960"/>
       <w:r>
         <w:rPr>
           <w:rFonts w:hint="default" w:ascii="Times New Roman" w:hAnsi="Times New Roman" w:eastAsia="微软雅黑" w:cs="Times New Roman"/>
@@ -15783,6 +14100,7 @@
           <w:lang w:eastAsia="zh-CN"/>
         </w:rPr>
       </w:pPr>
+      <w:bookmarkStart w:id="73" w:name="_Toc12220"/>
       <w:r>
         <w:rPr>
           <w:rFonts w:hint="eastAsia"/>
@@ -15797,7 +14115,7 @@
       <w:bookmarkEnd w:id="61"/>
       <w:bookmarkEnd w:id="62"/>
       <w:bookmarkEnd w:id="63"/>
-      <w:bookmarkEnd w:id="64"/>
+      <w:bookmarkEnd w:id="73"/>
     </w:p>
     <w:tbl>
       <w:tblPr>
@@ -16360,9 +14678,9 @@
       </w:pPr>
       <w:bookmarkStart w:id="74" w:name="_Toc19989"/>
       <w:bookmarkStart w:id="75" w:name="_Toc16158"/>
-      <w:bookmarkStart w:id="76" w:name="_Toc149832735"/>
-      <w:bookmarkStart w:id="77" w:name="_Toc21075"/>
-      <w:bookmarkStart w:id="78" w:name="_Toc149826011"/>
+      <w:bookmarkStart w:id="76" w:name="_Toc149826011"/>
+      <w:bookmarkStart w:id="77" w:name="_Toc149832735"/>
+      <w:bookmarkStart w:id="78" w:name="_Toc17039"/>
       <w:r>
         <w:rPr>
           <w:rFonts w:hint="eastAsia"/>
@@ -19513,6 +17831,7 @@
       </w:r>
       <w:bookmarkStart w:id="79" w:name="_Toc5893"/>
       <w:bookmarkStart w:id="80" w:name="_Toc26760"/>
+      <w:bookmarkStart w:id="81" w:name="_Toc8353"/>
       <w:r>
         <w:rPr>
           <w:rFonts w:hint="eastAsia"/>
@@ -19525,6 +17844,7 @@
       </w:r>
       <w:bookmarkEnd w:id="79"/>
       <w:bookmarkEnd w:id="80"/>
+      <w:bookmarkEnd w:id="81"/>
     </w:p>
     <w:p>
       <w:pPr>
@@ -19663,6 +17983,7 @@
             <w:insideH w:val="dotted" w:color="A5A5A5" w:sz="4" w:space="0"/>
             <w:insideV w:val="dotted" w:color="A5A5A5" w:sz="4" w:space="0"/>
           </w:tblBorders>
+          <w:shd w:val="clear" w:color="auto" w:fill="auto"/>
           <w:tblCellMar>
             <w:top w:w="0" w:type="dxa"/>
             <w:left w:w="108" w:type="dxa"/>
@@ -19723,7 +18044,6 @@
             <w:insideH w:val="dotted" w:color="A5A5A5" w:sz="4" w:space="0"/>
             <w:insideV w:val="dotted" w:color="A5A5A5" w:sz="4" w:space="0"/>
           </w:tblBorders>
-          <w:shd w:val="clear" w:color="auto" w:fill="auto"/>
           <w:tblCellMar>
             <w:top w:w="0" w:type="dxa"/>
             <w:left w:w="108" w:type="dxa"/>
@@ -20868,6 +19188,7 @@
             <w:insideH w:val="dotted" w:color="A5A5A5" w:sz="4" w:space="0"/>
             <w:insideV w:val="dotted" w:color="A5A5A5" w:sz="4" w:space="0"/>
           </w:tblBorders>
+          <w:shd w:val="clear" w:color="auto" w:fill="auto"/>
           <w:tblCellMar>
             <w:top w:w="0" w:type="dxa"/>
             <w:left w:w="108" w:type="dxa"/>
@@ -21075,8 +19396,8 @@
           </w14:shadow>
         </w:rPr>
       </w:pPr>
-      <w:bookmarkStart w:id="81" w:name="_Toc10358"/>
-      <w:bookmarkStart w:id="82" w:name="_Toc16761"/>
+      <w:bookmarkStart w:id="82" w:name="_Toc10358"/>
+      <w:bookmarkStart w:id="83" w:name="_Toc29371"/>
       <w:r>
         <w:rPr>
           <w:rFonts w:ascii="Times New Roman" w:hAnsi="Times New Roman"/>
@@ -21090,6 +19411,7 @@
         </w:rPr>
         <w:t>基因检测结果解析</w:t>
       </w:r>
+      <w:bookmarkEnd w:id="64"/>
       <w:bookmarkEnd w:id="65"/>
       <w:bookmarkEnd w:id="66"/>
       <w:bookmarkEnd w:id="67"/>
@@ -21098,9 +19420,8 @@
       <w:bookmarkEnd w:id="70"/>
       <w:bookmarkEnd w:id="71"/>
       <w:bookmarkEnd w:id="72"/>
-      <w:bookmarkEnd w:id="73"/>
-      <w:bookmarkEnd w:id="81"/>
       <w:bookmarkEnd w:id="82"/>
+      <w:bookmarkEnd w:id="83"/>
     </w:p>
     <w:p>
       <w:pPr>
@@ -21118,21 +19439,21 @@
           <w:lang w:eastAsia="zh-CN"/>
         </w:rPr>
       </w:pPr>
-      <w:bookmarkStart w:id="83" w:name="_Toc32302"/>
-      <w:bookmarkStart w:id="84" w:name="_Toc6885"/>
-      <w:bookmarkStart w:id="85" w:name="_Toc149826013"/>
-      <w:bookmarkStart w:id="86" w:name="_Toc6997"/>
+      <w:bookmarkStart w:id="84" w:name="_Toc32302"/>
+      <w:bookmarkStart w:id="85" w:name="_Toc26545"/>
+      <w:bookmarkStart w:id="86" w:name="_Toc149826013"/>
       <w:bookmarkStart w:id="87" w:name="_Toc8516"/>
       <w:bookmarkStart w:id="88" w:name="_Toc149832737"/>
-      <w:bookmarkStart w:id="89" w:name="_Toc13698"/>
-      <w:bookmarkStart w:id="90" w:name="_Toc1707_WPSOffice_Level1"/>
-      <w:bookmarkStart w:id="91" w:name="_Toc11294"/>
+      <w:bookmarkStart w:id="89" w:name="_Toc6997"/>
+      <w:bookmarkStart w:id="90" w:name="_Toc13196_WPSOffice_Level1"/>
+      <w:bookmarkStart w:id="91" w:name="_Toc13698"/>
       <w:bookmarkStart w:id="92" w:name="_Toc21764_WPSOffice_Level1"/>
       <w:bookmarkStart w:id="93" w:name="_Toc107825561"/>
-      <w:bookmarkStart w:id="94" w:name="_Toc13196_WPSOffice_Level1"/>
-      <w:bookmarkStart w:id="95" w:name="_Toc28240"/>
+      <w:bookmarkStart w:id="94" w:name="_Toc11294"/>
+      <w:bookmarkStart w:id="95" w:name="_Toc1707_WPSOffice_Level1"/>
       <w:bookmarkStart w:id="96" w:name="_Toc27302"/>
-      <w:bookmarkStart w:id="97" w:name="_Toc16835"/>
+      <w:bookmarkStart w:id="97" w:name="_Toc28240"/>
+      <w:bookmarkStart w:id="98" w:name="_Toc16835"/>
       <w:r>
         <w:rPr>
           <w:rFonts w:hint="eastAsia"/>
@@ -21143,8 +19464,8 @@
         </w:rPr>
         <w:t>变异位点结果解析</w:t>
       </w:r>
-      <w:bookmarkEnd w:id="83"/>
       <w:bookmarkEnd w:id="84"/>
+      <w:bookmarkEnd w:id="85"/>
     </w:p>
     <w:p>
       <w:pPr>
@@ -21172,10 +19493,10 @@
         </w:rPr>
         <w:t>{% for tdd in BodyDrugNoComplexStr %}</w:t>
       </w:r>
-      <w:bookmarkEnd w:id="85"/>
       <w:bookmarkEnd w:id="86"/>
       <w:bookmarkEnd w:id="87"/>
       <w:bookmarkEnd w:id="88"/>
+      <w:bookmarkEnd w:id="89"/>
     </w:p>
     <w:p>
       <w:pPr>
@@ -30213,8 +28534,8 @@
           </w14:shadow>
         </w:rPr>
       </w:pPr>
-      <w:bookmarkStart w:id="98" w:name="_Toc23994"/>
       <w:bookmarkStart w:id="99" w:name="_Toc12199"/>
+      <w:bookmarkStart w:id="100" w:name="_Toc30320"/>
       <w:r>
         <w:rPr>
           <w:rStyle w:val="37"/>
@@ -30232,7 +28553,6 @@
         </w:rPr>
         <w:t>附录</w:t>
       </w:r>
-      <w:bookmarkEnd w:id="89"/>
       <w:bookmarkEnd w:id="90"/>
       <w:bookmarkEnd w:id="91"/>
       <w:bookmarkEnd w:id="92"/>
@@ -30240,10 +28560,11 @@
       <w:bookmarkEnd w:id="94"/>
       <w:bookmarkEnd w:id="95"/>
       <w:bookmarkEnd w:id="96"/>
-      <w:bookmarkEnd w:id="98"/>
+      <w:bookmarkEnd w:id="97"/>
       <w:bookmarkEnd w:id="99"/>
+      <w:bookmarkEnd w:id="100"/>
     </w:p>
-    <w:bookmarkEnd w:id="97"/>
+    <w:bookmarkEnd w:id="98"/>
     <w:p>
       <w:pPr>
         <w:pStyle w:val="3"/>
@@ -30276,20 +28597,20 @@
           <w:lang w:eastAsia="zh-CN"/>
         </w:rPr>
       </w:pPr>
-      <w:bookmarkStart w:id="100" w:name="_Toc3674"/>
-      <w:bookmarkStart w:id="101" w:name="_Toc32150"/>
-      <w:bookmarkStart w:id="102" w:name="_Toc15840_WPSOffice_Level1"/>
-      <w:bookmarkStart w:id="103" w:name="_Toc7392"/>
-      <w:bookmarkStart w:id="104" w:name="_Toc14255_WPSOffice_Level1"/>
-      <w:bookmarkStart w:id="105" w:name="_Toc4882"/>
-      <w:bookmarkStart w:id="106" w:name="_Toc24085_WPSOffice_Level1"/>
-      <w:bookmarkStart w:id="107" w:name="_Toc9066"/>
-      <w:bookmarkStart w:id="108" w:name="_Toc28605"/>
-      <w:bookmarkStart w:id="109" w:name="_Toc27230"/>
-      <w:bookmarkStart w:id="110" w:name="_Toc11193_WPSOffice_Level1"/>
-      <w:bookmarkStart w:id="111" w:name="_Toc11896_WPSOffice_Level1"/>
+      <w:bookmarkStart w:id="101" w:name="_Toc28605"/>
+      <w:bookmarkStart w:id="102" w:name="_Toc3674"/>
+      <w:bookmarkStart w:id="103" w:name="_Toc4882"/>
+      <w:bookmarkStart w:id="104" w:name="_Toc24085_WPSOffice_Level1"/>
+      <w:bookmarkStart w:id="105" w:name="_Toc27230"/>
+      <w:bookmarkStart w:id="106" w:name="_Toc32150"/>
+      <w:bookmarkStart w:id="107" w:name="_Toc15840_WPSOffice_Level1"/>
+      <w:bookmarkStart w:id="108" w:name="_Toc14255_WPSOffice_Level1"/>
+      <w:bookmarkStart w:id="109" w:name="_Toc9066"/>
+      <w:bookmarkStart w:id="110" w:name="_Toc13056"/>
+      <w:bookmarkStart w:id="111" w:name="_Toc11193_WPSOffice_Level1"/>
       <w:bookmarkStart w:id="112" w:name="_Toc23688"/>
-      <w:bookmarkStart w:id="113" w:name="_Toc28810_WPSOffice_Level1"/>
+      <w:bookmarkStart w:id="113" w:name="_Toc11896_WPSOffice_Level1"/>
+      <w:bookmarkStart w:id="114" w:name="_Toc28810_WPSOffice_Level1"/>
       <w:r>
         <w:rPr>
           <w:rFonts w:hint="eastAsia" w:ascii="Times New Roman" w:hAnsi="Times New Roman"/>
@@ -30299,7 +28620,6 @@
         </w:rPr>
         <w:t>样本质控情况</w:t>
       </w:r>
-      <w:bookmarkEnd w:id="100"/>
       <w:bookmarkEnd w:id="101"/>
       <w:bookmarkEnd w:id="102"/>
       <w:bookmarkEnd w:id="103"/>
@@ -30309,6 +28629,7 @@
       <w:bookmarkEnd w:id="107"/>
       <w:bookmarkEnd w:id="108"/>
       <w:bookmarkEnd w:id="109"/>
+      <w:bookmarkEnd w:id="110"/>
     </w:p>
     <w:tbl>
       <w:tblPr>
@@ -32521,11 +30842,11 @@
           <w:lang w:eastAsia="zh-CN"/>
         </w:rPr>
       </w:pPr>
-      <w:bookmarkStart w:id="114" w:name="_Toc4303"/>
-      <w:bookmarkStart w:id="115" w:name="_Toc107330130"/>
-      <w:bookmarkStart w:id="116" w:name="_Hlk33190413"/>
-      <w:bookmarkStart w:id="117" w:name="_Toc24780"/>
-      <w:bookmarkStart w:id="118" w:name="_Toc31843"/>
+      <w:bookmarkStart w:id="115" w:name="_Hlk33190413"/>
+      <w:bookmarkStart w:id="116" w:name="_Toc24780"/>
+      <w:bookmarkStart w:id="117" w:name="_Toc31843"/>
+      <w:bookmarkStart w:id="118" w:name="_Toc4303"/>
+      <w:bookmarkStart w:id="119" w:name="_Toc107330130"/>
       <w:r>
         <w:rPr>
           <w:rFonts w:hint="eastAsia" w:ascii="Times New Roman" w:hAnsi="Times New Roman" w:eastAsia="微软雅黑" w:cs="Times New Roman"/>
@@ -32968,11 +31289,11 @@
         <w:t>总体质量评估：根据 DNA 平均测序深度进行评估，分为“合格”、“警戒“、”不合格”三个等级。总体质量评估为“警戒“或者“不合格”时，均会影响检测的准确性和敏感性。</w:t>
       </w:r>
     </w:p>
-    <w:bookmarkEnd w:id="114"/>
     <w:bookmarkEnd w:id="115"/>
     <w:bookmarkEnd w:id="116"/>
     <w:bookmarkEnd w:id="117"/>
     <w:bookmarkEnd w:id="118"/>
+    <w:bookmarkEnd w:id="119"/>
     <w:p>
       <w:pPr>
         <w:rPr>
@@ -33020,11 +31341,11 @@
           <w:lang w:eastAsia="zh-CN"/>
         </w:rPr>
       </w:pPr>
-      <w:bookmarkStart w:id="119" w:name="_Toc31498"/>
-      <w:bookmarkStart w:id="120" w:name="_Toc107825567"/>
-      <w:bookmarkStart w:id="121" w:name="_Toc4640"/>
-      <w:bookmarkStart w:id="122" w:name="_Toc28435"/>
-      <w:bookmarkStart w:id="123" w:name="_Toc10668"/>
+      <w:bookmarkStart w:id="120" w:name="_Toc28435"/>
+      <w:bookmarkStart w:id="121" w:name="_Toc107825567"/>
+      <w:bookmarkStart w:id="122" w:name="_Toc31498"/>
+      <w:bookmarkStart w:id="123" w:name="_Toc4640"/>
+      <w:bookmarkStart w:id="124" w:name="_Toc28119"/>
       <w:r>
         <w:rPr>
           <w:rFonts w:hint="eastAsia" w:ascii="Times New Roman" w:hAnsi="Times New Roman"/>
@@ -33034,15 +31355,15 @@
         </w:rPr>
         <w:t>常见靶向药物相关基因检测列表</w:t>
       </w:r>
-      <w:bookmarkEnd w:id="110"/>
       <w:bookmarkEnd w:id="111"/>
       <w:bookmarkEnd w:id="112"/>
       <w:bookmarkEnd w:id="113"/>
-      <w:bookmarkEnd w:id="119"/>
+      <w:bookmarkEnd w:id="114"/>
       <w:bookmarkEnd w:id="120"/>
       <w:bookmarkEnd w:id="121"/>
       <w:bookmarkEnd w:id="122"/>
       <w:bookmarkEnd w:id="123"/>
+      <w:bookmarkEnd w:id="124"/>
     </w:p>
     <w:bookmarkEnd w:id="21"/>
     <w:tbl>
@@ -33124,18 +31445,18 @@
                 </w14:textFill>
               </w:rPr>
             </w:pPr>
-            <w:bookmarkStart w:id="124" w:name="_Toc32730"/>
-            <w:bookmarkStart w:id="125" w:name="_Toc15690"/>
-            <w:bookmarkStart w:id="126" w:name="_Toc107825568"/>
-            <w:bookmarkStart w:id="127" w:name="_Toc11823"/>
-            <w:bookmarkStart w:id="128" w:name="_Toc22381"/>
-            <w:bookmarkStart w:id="129" w:name="_Toc13557_WPSOffice_Level1"/>
-            <w:bookmarkStart w:id="130" w:name="_Toc14645_WPSOffice_Level1"/>
-            <w:bookmarkStart w:id="131" w:name="_Toc25415_WPSOffice_Level1"/>
-            <w:bookmarkStart w:id="132" w:name="_Toc28454_WPSOffice_Level1"/>
+            <w:bookmarkStart w:id="125" w:name="_Toc13557_WPSOffice_Level1"/>
+            <w:bookmarkStart w:id="126" w:name="_Toc32730"/>
+            <w:bookmarkStart w:id="127" w:name="_Toc107825568"/>
+            <w:bookmarkStart w:id="128" w:name="_Toc14645_WPSOffice_Level1"/>
+            <w:bookmarkStart w:id="129" w:name="_Toc22381"/>
+            <w:bookmarkStart w:id="130" w:name="_Toc25415_WPSOffice_Level1"/>
+            <w:bookmarkStart w:id="131" w:name="_Toc15690"/>
+            <w:bookmarkStart w:id="132" w:name="_Toc11823"/>
             <w:bookmarkStart w:id="133" w:name="_Toc26985_WPSOffice_Level1"/>
             <w:bookmarkStart w:id="134" w:name="_Toc20170_WPSOffice_Level1"/>
-            <w:bookmarkStart w:id="135" w:name="_Toc5476"/>
+            <w:bookmarkStart w:id="135" w:name="_Toc28454_WPSOffice_Level1"/>
+            <w:bookmarkStart w:id="136" w:name="_Toc5476"/>
             <w:r>
               <w:rPr>
                 <w:rFonts w:hint="default" w:ascii="Times New Roman" w:hAnsi="Times New Roman" w:eastAsia="微软雅黑" w:cs="Times New Roman"/>
@@ -33695,7 +32016,6 @@
         <w:br w:type="page"/>
       </w:r>
     </w:p>
-    <w:bookmarkEnd w:id="124"/>
     <w:bookmarkEnd w:id="125"/>
     <w:bookmarkEnd w:id="126"/>
     <w:bookmarkEnd w:id="127"/>
@@ -33703,6 +32023,7 @@
     <w:bookmarkEnd w:id="129"/>
     <w:bookmarkEnd w:id="130"/>
     <w:bookmarkEnd w:id="131"/>
+    <w:bookmarkEnd w:id="132"/>
     <w:p>
       <w:pPr>
         <w:pStyle w:val="3"/>
@@ -33735,17 +32056,17 @@
           <w:lang w:eastAsia="zh-CN"/>
         </w:rPr>
       </w:pPr>
-      <w:bookmarkStart w:id="136" w:name="_Toc7549"/>
-      <w:bookmarkStart w:id="137" w:name="_Toc16368_WPSOffice_Level1"/>
-      <w:bookmarkStart w:id="138" w:name="_Toc16642"/>
-      <w:bookmarkStart w:id="139" w:name="_Toc19099"/>
-      <w:bookmarkStart w:id="140" w:name="_Toc28910_WPSOffice_Level1"/>
-      <w:bookmarkStart w:id="141" w:name="_Toc11722"/>
-      <w:bookmarkStart w:id="142" w:name="_Toc14772"/>
-      <w:bookmarkStart w:id="143" w:name="_Toc29696"/>
-      <w:bookmarkStart w:id="144" w:name="_Toc22484_WPSOffice_Level1"/>
-      <w:bookmarkStart w:id="145" w:name="_Toc10119"/>
+      <w:bookmarkStart w:id="137" w:name="_Toc19099"/>
+      <w:bookmarkStart w:id="138" w:name="_Toc28910_WPSOffice_Level1"/>
+      <w:bookmarkStart w:id="139" w:name="_Toc14772"/>
+      <w:bookmarkStart w:id="140" w:name="_Toc29696"/>
+      <w:bookmarkStart w:id="141" w:name="_Toc22484_WPSOffice_Level1"/>
+      <w:bookmarkStart w:id="142" w:name="_Toc10119"/>
+      <w:bookmarkStart w:id="143" w:name="_Toc11722"/>
+      <w:bookmarkStart w:id="144" w:name="_Toc7549"/>
+      <w:bookmarkStart w:id="145" w:name="_Toc16368_WPSOffice_Level1"/>
       <w:bookmarkStart w:id="146" w:name="_Toc107825569"/>
+      <w:bookmarkStart w:id="147" w:name="_Toc10990"/>
       <w:r>
         <w:rPr>
           <w:rFonts w:hint="eastAsia" w:ascii="Times New Roman" w:hAnsi="Times New Roman"/>
@@ -33755,7 +32076,6 @@
         </w:rPr>
         <w:t>检测基因列表</w:t>
       </w:r>
-      <w:bookmarkEnd w:id="136"/>
       <w:bookmarkEnd w:id="137"/>
       <w:bookmarkEnd w:id="138"/>
       <w:bookmarkEnd w:id="139"/>
@@ -33766,6 +32086,7 @@
       <w:bookmarkEnd w:id="144"/>
       <w:bookmarkEnd w:id="145"/>
       <w:bookmarkEnd w:id="146"/>
+      <w:bookmarkEnd w:id="147"/>
     </w:p>
     <w:tbl>
       <w:tblPr>
@@ -34211,9 +32532,9 @@
           <w:lang w:eastAsia="zh-CN"/>
         </w:rPr>
       </w:pPr>
-      <w:bookmarkStart w:id="147" w:name="_Toc27034"/>
-      <w:bookmarkStart w:id="148" w:name="_Toc107825570"/>
-      <w:bookmarkStart w:id="149" w:name="_Toc8911"/>
+      <w:bookmarkStart w:id="148" w:name="_Toc27034"/>
+      <w:bookmarkStart w:id="149" w:name="_Toc107825570"/>
+      <w:bookmarkStart w:id="150" w:name="_Toc8911"/>
       <w:r>
         <w:rPr>
           <w:rFonts w:ascii="Times New Roman" w:hAnsi="Times New Roman" w:eastAsia="微软雅黑" w:cs="Times New Roman"/>
@@ -34301,10 +32622,10 @@
           <w:lang w:eastAsia="zh-CN"/>
         </w:rPr>
       </w:pPr>
-      <w:bookmarkStart w:id="150" w:name="_Toc12972"/>
-      <w:bookmarkStart w:id="151" w:name="_Toc15114"/>
-      <w:bookmarkStart w:id="152" w:name="_Toc11392"/>
-      <w:bookmarkStart w:id="153" w:name="_Toc3409"/>
+      <w:bookmarkStart w:id="151" w:name="_Toc12972"/>
+      <w:bookmarkStart w:id="152" w:name="_Toc3409"/>
+      <w:bookmarkStart w:id="153" w:name="_Toc15114"/>
+      <w:bookmarkStart w:id="154" w:name="_Toc11584"/>
       <w:r>
         <w:rPr>
           <w:rFonts w:hint="eastAsia"/>
@@ -34315,10 +32636,10 @@
         </w:rPr>
         <w:t>检测方法与局限性</w:t>
       </w:r>
-      <w:bookmarkEnd w:id="150"/>
       <w:bookmarkEnd w:id="151"/>
       <w:bookmarkEnd w:id="152"/>
       <w:bookmarkEnd w:id="153"/>
+      <w:bookmarkEnd w:id="154"/>
     </w:p>
     <w:p>
       <w:pPr>
@@ -34512,13 +32833,13 @@
         <w:br w:type="page"/>
       </w:r>
     </w:p>
-    <w:bookmarkEnd w:id="132"/>
     <w:bookmarkEnd w:id="133"/>
     <w:bookmarkEnd w:id="134"/>
     <w:bookmarkEnd w:id="135"/>
-    <w:bookmarkEnd w:id="147"/>
+    <w:bookmarkEnd w:id="136"/>
     <w:bookmarkEnd w:id="148"/>
     <w:bookmarkEnd w:id="149"/>
+    <w:bookmarkEnd w:id="150"/>
     <w:p>
       <w:pPr>
         <w:pStyle w:val="3"/>
@@ -34551,18 +32872,18 @@
           <w:lang w:eastAsia="zh-CN"/>
         </w:rPr>
       </w:pPr>
-      <w:bookmarkStart w:id="154" w:name="_Toc9662"/>
-      <w:bookmarkStart w:id="155" w:name="_Toc21361"/>
-      <w:bookmarkStart w:id="156" w:name="_Toc107825571"/>
-      <w:bookmarkStart w:id="157" w:name="_Toc16927"/>
+      <w:bookmarkStart w:id="155" w:name="_Toc107825571"/>
+      <w:bookmarkStart w:id="156" w:name="_Toc16927"/>
+      <w:bookmarkStart w:id="157" w:name="_Toc9662"/>
       <w:bookmarkStart w:id="158" w:name="_Toc8838"/>
-      <w:bookmarkStart w:id="159" w:name="_Toc22637"/>
-      <w:bookmarkStart w:id="160" w:name="_Toc13275"/>
-      <w:bookmarkStart w:id="161" w:name="_Toc22162_WPSOffice_Level1"/>
-      <w:bookmarkStart w:id="162" w:name="_Toc14611_WPSOffice_Level1"/>
-      <w:bookmarkStart w:id="163" w:name="_Toc22623"/>
-      <w:bookmarkStart w:id="164" w:name="_Toc19584_WPSOffice_Level1"/>
-      <w:bookmarkStart w:id="165" w:name="_Toc17792_WPSOffice_Level2"/>
+      <w:bookmarkStart w:id="159" w:name="_Toc21361"/>
+      <w:bookmarkStart w:id="160" w:name="_Toc12854"/>
+      <w:bookmarkStart w:id="161" w:name="_Toc14611_WPSOffice_Level1"/>
+      <w:bookmarkStart w:id="162" w:name="_Toc22623"/>
+      <w:bookmarkStart w:id="163" w:name="_Toc19584_WPSOffice_Level1"/>
+      <w:bookmarkStart w:id="164" w:name="_Toc13275"/>
+      <w:bookmarkStart w:id="165" w:name="_Toc22162_WPSOffice_Level1"/>
+      <w:bookmarkStart w:id="166" w:name="_Toc17792_WPSOffice_Level2"/>
       <w:r>
         <w:rPr>
           <w:rFonts w:hint="eastAsia" w:ascii="Times New Roman" w:hAnsi="Times New Roman"/>
@@ -34572,19 +32893,19 @@
         </w:rPr>
         <w:t>参考文献</w:t>
       </w:r>
-      <w:bookmarkEnd w:id="154"/>
       <w:bookmarkEnd w:id="155"/>
       <w:bookmarkEnd w:id="156"/>
       <w:bookmarkEnd w:id="157"/>
       <w:bookmarkEnd w:id="158"/>
       <w:bookmarkEnd w:id="159"/>
+      <w:bookmarkEnd w:id="160"/>
     </w:p>
-    <w:bookmarkEnd w:id="160"/>
     <w:bookmarkEnd w:id="161"/>
     <w:bookmarkEnd w:id="162"/>
     <w:bookmarkEnd w:id="163"/>
     <w:bookmarkEnd w:id="164"/>
     <w:bookmarkEnd w:id="165"/>
+    <w:bookmarkEnd w:id="166"/>
     <w:p>
       <w:pPr>
         <w:pStyle w:val="32"/>

--- a/WebContent/docx/肺癌49基因检测报告-佛山市第一人民医院.docx
+++ b/WebContent/docx/肺癌49基因检测报告-佛山市第一人民医院.docx
@@ -11,8 +11,8 @@
           <w:lang w:eastAsia="zh-CN"/>
         </w:rPr>
       </w:pPr>
-      <w:bookmarkStart w:id="0" w:name="_Toc12869"/>
-      <w:bookmarkStart w:id="1" w:name="_Toc26189"/>
+      <w:bookmarkStart w:id="0" w:name="_Toc26189"/>
+      <w:bookmarkStart w:id="1" w:name="_Toc12869"/>
     </w:p>
     <w:p>
       <w:pPr>
@@ -371,7 +371,7 @@
           </mc:Choice>
           <mc:Fallback>
             <w:pict>
-              <v:group id="_x0000_s1026" o:spid="_x0000_s1026" o:spt="203" style="position:absolute;left:0pt;margin-left:-26.35pt;margin-top:-206.45pt;height:89.6pt;width:528.6pt;z-index:251662336;mso-width-relative:page;mso-height-relative:page;" coordorigin="2472,581" coordsize="10572,1792" o:gfxdata="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">
+              <v:group id="_x0000_s1026" o:spid="_x0000_s1026" o:spt="203" style="position:absolute;left:0pt;margin-left:-26.35pt;margin-top:-206.45pt;height:89.6pt;width:528.6pt;z-index:251662336;mso-width-relative:page;mso-height-relative:page;" coordorigin="2472,581" coordsize="10572,1792" o:gfxdata="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">
                 <o:lock v:ext="edit" aspectratio="f"/>
                 <v:shape id="_x0000_s1026" o:spid="_x0000_s1026" o:spt="75" type="#_x0000_t75" style="position:absolute;left:2472;top:581;height:1793;width:1648;" filled="f" o:preferrelative="t" stroked="f" coordsize="21600,21600" o:gfxdata="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">
                   <v:fill on="f" focussize="0,0"/>
@@ -2589,8 +2589,6 @@
         </w:rPr>
         <w:t>{%if PDInfo != undefined %}</w:t>
       </w:r>
-      <w:bookmarkStart w:id="167" w:name="_GoBack"/>
-      <w:bookmarkEnd w:id="167"/>
     </w:p>
     <w:p>
       <w:pPr>
@@ -3824,13 +3822,13 @@
         </w:rPr>
       </w:pPr>
       <w:bookmarkStart w:id="2" w:name="_Toc107825547"/>
-      <w:bookmarkStart w:id="3" w:name="_Toc14123"/>
-      <w:bookmarkStart w:id="4" w:name="_Toc21009_WPSOffice_Level1"/>
+      <w:bookmarkStart w:id="3" w:name="_Toc24178_WPSOffice_Level1"/>
+      <w:bookmarkStart w:id="4" w:name="_Toc13806"/>
       <w:bookmarkStart w:id="5" w:name="_Toc30143_WPSOffice_Level1"/>
-      <w:bookmarkStart w:id="6" w:name="_Toc24178_WPSOffice_Level1"/>
-      <w:bookmarkStart w:id="7" w:name="_Toc3619"/>
-      <w:bookmarkStart w:id="8" w:name="_Toc21669"/>
-      <w:bookmarkStart w:id="9" w:name="_Toc13806"/>
+      <w:bookmarkStart w:id="6" w:name="_Toc14123"/>
+      <w:bookmarkStart w:id="7" w:name="_Toc21009_WPSOffice_Level1"/>
+      <w:bookmarkStart w:id="8" w:name="_Toc3619"/>
+      <w:bookmarkStart w:id="9" w:name="_Toc21669"/>
       <w:bookmarkStart w:id="10" w:name="_Toc23629"/>
       <w:bookmarkStart w:id="11" w:name="_Toc23412"/>
       <w:r>
@@ -4710,14 +4708,14 @@
         </w:rPr>
       </w:pPr>
       <w:bookmarkStart w:id="12" w:name="_Toc7021_WPSOffice_Level1"/>
-      <w:bookmarkStart w:id="13" w:name="_Toc26731"/>
-      <w:bookmarkStart w:id="14" w:name="_Toc29272"/>
-      <w:bookmarkStart w:id="15" w:name="_Toc17451"/>
-      <w:bookmarkStart w:id="16" w:name="_Toc18062_WPSOffice_Level1"/>
-      <w:bookmarkStart w:id="17" w:name="_Toc11015_WPSOffice_Level1"/>
+      <w:bookmarkStart w:id="13" w:name="_Toc11015_WPSOffice_Level1"/>
+      <w:bookmarkStart w:id="14" w:name="_Toc13210"/>
+      <w:bookmarkStart w:id="15" w:name="_Toc29272"/>
+      <w:bookmarkStart w:id="16" w:name="_Toc17451"/>
+      <w:bookmarkStart w:id="17" w:name="_Toc26731"/>
       <w:bookmarkStart w:id="18" w:name="_Toc107825548"/>
-      <w:bookmarkStart w:id="19" w:name="_Toc13210"/>
-      <w:bookmarkStart w:id="20" w:name="_Toc15772"/>
+      <w:bookmarkStart w:id="19" w:name="_Toc15772"/>
+      <w:bookmarkStart w:id="20" w:name="_Toc18062_WPSOffice_Level1"/>
       <w:bookmarkStart w:id="21" w:name="_Toc3823"/>
       <w:r>
         <w:rPr>
@@ -4964,12 +4962,12 @@
         </w:rPr>
       </w:pPr>
       <w:bookmarkStart w:id="23" w:name="_Toc16576"/>
-      <w:bookmarkStart w:id="24" w:name="_Toc18058"/>
-      <w:bookmarkStart w:id="25" w:name="_Toc25920"/>
-      <w:bookmarkStart w:id="26" w:name="_Toc6221_WPSOffice_Level1"/>
-      <w:bookmarkStart w:id="27" w:name="_Toc23369_WPSOffice_Level1"/>
-      <w:bookmarkStart w:id="28" w:name="_Toc107825549"/>
-      <w:bookmarkStart w:id="29" w:name="_Toc12582"/>
+      <w:bookmarkStart w:id="24" w:name="_Toc25920"/>
+      <w:bookmarkStart w:id="25" w:name="_Toc6221_WPSOffice_Level1"/>
+      <w:bookmarkStart w:id="26" w:name="_Toc12582"/>
+      <w:bookmarkStart w:id="27" w:name="_Toc18058"/>
+      <w:bookmarkStart w:id="28" w:name="_Toc23369_WPSOffice_Level1"/>
+      <w:bookmarkStart w:id="29" w:name="_Toc107825549"/>
       <w:bookmarkStart w:id="30" w:name="_Toc14855"/>
       <w:bookmarkStart w:id="31" w:name="_Toc26696"/>
       <w:r>
@@ -5047,8 +5045,8 @@
           <w:lang w:eastAsia="zh-CN" w:bidi="ar"/>
         </w:rPr>
       </w:pPr>
-      <w:bookmarkStart w:id="32" w:name="_Toc28333"/>
-      <w:bookmarkStart w:id="33" w:name="_Toc149837254"/>
+      <w:bookmarkStart w:id="32" w:name="_Toc149837254"/>
+      <w:bookmarkStart w:id="33" w:name="_Toc28333"/>
       <w:bookmarkStart w:id="34" w:name="_Toc5899"/>
       <w:r>
         <w:rPr>
@@ -5965,15 +5963,15 @@
           <w:szCs w:val="18"/>
         </w:rPr>
       </w:pPr>
-      <w:bookmarkStart w:id="35" w:name="_Toc14270"/>
-      <w:bookmarkStart w:id="36" w:name="_Toc21059"/>
-      <w:bookmarkStart w:id="37" w:name="_Toc2866"/>
-      <w:bookmarkStart w:id="38" w:name="_Toc20136_WPSOffice_Level1"/>
-      <w:bookmarkStart w:id="39" w:name="_Toc22132"/>
+      <w:bookmarkStart w:id="35" w:name="_Toc21059"/>
+      <w:bookmarkStart w:id="36" w:name="_Toc14270"/>
+      <w:bookmarkStart w:id="37" w:name="_Toc20136_WPSOffice_Level1"/>
+      <w:bookmarkStart w:id="38" w:name="_Toc19898_WPSOffice_Level1"/>
+      <w:bookmarkStart w:id="39" w:name="_Toc24235"/>
       <w:bookmarkStart w:id="40" w:name="_Toc107825550"/>
-      <w:bookmarkStart w:id="41" w:name="_Toc24235"/>
-      <w:bookmarkStart w:id="42" w:name="_Toc19898_WPSOffice_Level1"/>
-      <w:bookmarkStart w:id="43" w:name="_Toc2781"/>
+      <w:bookmarkStart w:id="41" w:name="_Toc2866"/>
+      <w:bookmarkStart w:id="42" w:name="_Toc2781"/>
+      <w:bookmarkStart w:id="43" w:name="_Toc22132"/>
       <w:r>
         <w:rPr>
           <w:rFonts w:hint="eastAsia" w:ascii="微软雅黑" w:hAnsi="微软雅黑" w:eastAsia="微软雅黑" w:cs="微软雅黑"/>
@@ -6072,8 +6070,8 @@
         </w:rPr>
       </w:pPr>
       <w:bookmarkStart w:id="44" w:name="_Toc31425"/>
-      <w:bookmarkStart w:id="45" w:name="_Toc29223"/>
-      <w:bookmarkStart w:id="46" w:name="_Toc149832729"/>
+      <w:bookmarkStart w:id="45" w:name="_Toc149832729"/>
+      <w:bookmarkStart w:id="46" w:name="_Toc29223"/>
       <w:r>
         <w:rPr>
           <w:rFonts w:hint="eastAsia" w:ascii="Times New Roman" w:hAnsi="Times New Roman" w:eastAsia="微软雅黑" w:cs="Times New Roman"/>
@@ -6373,7 +6371,7 @@
                 </mc:Choice>
                 <mc:Fallback>
                   <w:pict>
-                    <v:group id="_x0000_s1026" o:spid="_x0000_s1026" o:spt="203" style="position:absolute;left:0pt;margin-left:0.6pt;margin-top:-37.8pt;height:113.6pt;width:240.8pt;z-index:251663360;mso-width-relative:page;mso-height-relative:page;" coordorigin="19211,18842" coordsize="4816,2272" o:gfxdata="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">
+                    <v:group id="_x0000_s1026" o:spid="_x0000_s1026" o:spt="203" style="position:absolute;left:0pt;margin-left:0.6pt;margin-top:-37.8pt;height:113.6pt;width:240.8pt;z-index:251663360;mso-width-relative:page;mso-height-relative:page;" coordorigin="19211,18842" coordsize="4816,2272" o:gfxdata="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">
                       <o:lock v:ext="edit" aspectratio="f"/>
                       <v:group id="组合 6" o:spid="_x0000_s1026" o:spt="203" style="position:absolute;left:19211;top:18842;height:2273;width:4816;" coordorigin="19199,18902" coordsize="4816,2273" o:gfxdata="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">
                         <o:lock v:ext="edit" aspectratio="f"/>
@@ -6944,7 +6942,7 @@
                 </mc:Choice>
                 <mc:Fallback>
                   <w:pict>
-                    <v:group id="_x0000_s1026" o:spid="_x0000_s1026" o:spt="203" style="position:absolute;left:0pt;margin-left:0pt;margin-top:-29.2pt;height:113.65pt;width:246.8pt;z-index:251664384;mso-width-relative:page;mso-height-relative:page;" coordorigin="19199,20810" coordsize="4936,2273" o:gfxdata="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">
+                    <v:group id="_x0000_s1026" o:spid="_x0000_s1026" o:spt="203" style="position:absolute;left:0pt;margin-left:0pt;margin-top:-29.2pt;height:113.65pt;width:246.8pt;z-index:251664384;mso-width-relative:page;mso-height-relative:page;" coordorigin="19199,20810" coordsize="4936,2273" o:gfxdata="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">
                       <o:lock v:ext="edit" aspectratio="f"/>
                       <v:group id="组合 23" o:spid="_x0000_s1026" o:spt="203" style="position:absolute;left:19199;top:20810;height:2273;width:4936;" coordorigin="19199,20810" coordsize="4936,2273" o:gfxdata="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">
                         <o:lock v:ext="edit" aspectratio="f"/>
@@ -8079,12 +8077,6 @@
             <w:insideH w:val="single" w:color="A4A4A4" w:sz="4" w:space="0"/>
             <w:insideV w:val="single" w:color="A4A4A4" w:sz="4" w:space="0"/>
           </w:tblBorders>
-          <w:tblCellMar>
-            <w:top w:w="0" w:type="dxa"/>
-            <w:left w:w="108" w:type="dxa"/>
-            <w:bottom w:w="0" w:type="dxa"/>
-            <w:right w:w="108" w:type="dxa"/>
-          </w:tblCellMar>
         </w:tblPrEx>
         <w:trPr>
           <w:trHeight w:val="510" w:hRule="atLeast"/>
@@ -9088,16 +9080,16 @@
           <w:sz w:val="30"/>
         </w:rPr>
       </w:pPr>
-      <w:bookmarkStart w:id="50" w:name="_Toc23375"/>
-      <w:bookmarkStart w:id="51" w:name="_Toc5728"/>
-      <w:bookmarkStart w:id="52" w:name="_Toc11015_WPSOffice_Level2"/>
-      <w:bookmarkStart w:id="53" w:name="_Toc107825552"/>
-      <w:bookmarkStart w:id="54" w:name="_Toc15063"/>
-      <w:bookmarkStart w:id="55" w:name="_Toc9088"/>
-      <w:bookmarkStart w:id="56" w:name="_Toc18062_WPSOffice_Level2"/>
-      <w:bookmarkStart w:id="57" w:name="_Toc27379"/>
-      <w:bookmarkStart w:id="58" w:name="_Toc6338"/>
-      <w:bookmarkStart w:id="59" w:name="_Toc965"/>
+      <w:bookmarkStart w:id="50" w:name="_Toc18062_WPSOffice_Level2"/>
+      <w:bookmarkStart w:id="51" w:name="_Toc27379"/>
+      <w:bookmarkStart w:id="52" w:name="_Toc9088"/>
+      <w:bookmarkStart w:id="53" w:name="_Toc11015_WPSOffice_Level2"/>
+      <w:bookmarkStart w:id="54" w:name="_Toc965"/>
+      <w:bookmarkStart w:id="55" w:name="_Toc23375"/>
+      <w:bookmarkStart w:id="56" w:name="_Toc107825552"/>
+      <w:bookmarkStart w:id="57" w:name="_Toc6338"/>
+      <w:bookmarkStart w:id="58" w:name="_Toc15063"/>
+      <w:bookmarkStart w:id="59" w:name="_Toc5728"/>
       <w:r>
         <w:rPr>
           <w:rFonts w:ascii="Times New Roman" w:hAnsi="Times New Roman"/>
@@ -9443,18 +9435,34 @@
             </w:pPr>
             <w:r>
               <w:rPr>
-                <w:rFonts w:ascii="Times New Roman" w:hAnsi="Times New Roman" w:eastAsia="微软雅黑" w:cs="Times New Roman"/>
+                <w:rFonts w:hint="eastAsia" w:ascii="Times New Roman" w:hAnsi="Times New Roman" w:eastAsia="微软雅黑" w:cs="Times New Roman"/>
                 <w:b/>
                 <w:color w:val="FFFFFF" w:themeColor="background1"/>
                 <w:sz w:val="21"/>
                 <w:szCs w:val="21"/>
+                <w:lang w:val="en-US" w:eastAsia="zh-CN"/>
                 <w14:textFill>
                   <w14:solidFill>
                     <w14:schemeClr w14:val="bg1"/>
                   </w14:solidFill>
                 </w14:textFill>
               </w:rPr>
-              <w:t>突变基因</w:t>
+              <w:t>检测</w:t>
+            </w:r>
+            <w:r>
+              <w:rPr>
+                <w:rFonts w:ascii="Times New Roman" w:hAnsi="Times New Roman" w:eastAsia="微软雅黑" w:cs="Times New Roman"/>
+                <w:b/>
+                <w:color w:val="FFFFFF" w:themeColor="background1"/>
+                <w:sz w:val="21"/>
+                <w:szCs w:val="21"/>
+                <w14:textFill>
+                  <w14:solidFill>
+                    <w14:schemeClr w14:val="bg1"/>
+                  </w14:solidFill>
+                </w14:textFill>
+              </w:rPr>
+              <w:t>基因</w:t>
             </w:r>
           </w:p>
         </w:tc>
@@ -11844,7 +11852,7 @@
         </w:tc>
         <w:tc>
           <w:tcPr>
-            <w:tcW w:w="535" w:type="pct"/>
+            <w:tcW w:w="1077" w:type="dxa"/>
             <w:tcBorders>
               <w:top w:val="nil"/>
               <w:left w:val="single" w:color="A4A4A4" w:themeColor="background1" w:themeShade="A5" w:sz="4" w:space="0"/>
@@ -11856,7 +11864,7 @@
           </w:tcPr>
           <w:p>
             <w:pPr>
-              <w:ind w:left="162" w:right="163"/>
+              <w:ind w:left="162" w:leftChars="0" w:right="163" w:rightChars="0"/>
               <w:jc w:val="center"/>
               <w:rPr>
                 <w:rFonts w:ascii="Times New Roman" w:hAnsi="Times New Roman" w:eastAsia="微软雅黑" w:cs="Times New Roman"/>
@@ -11868,19 +11876,39 @@
             </w:pPr>
             <w:r>
               <w:rPr>
-                <w:rFonts w:hint="eastAsia" w:ascii="Times New Roman" w:hAnsi="Times New Roman" w:eastAsia="微软雅黑" w:cs="Times New Roman"/>
+                <w:rFonts w:hint="default" w:ascii="Times New Roman" w:hAnsi="Times New Roman" w:eastAsia="微软雅黑" w:cs="Times New Roman"/>
                 <w:b/>
                 <w:sz w:val="21"/>
                 <w:szCs w:val="21"/>
                 <w:lang w:eastAsia="zh-CN"/>
               </w:rPr>
-              <w:t>{{ tip.comutation }}</w:t>
+              <w:t>{{ tip.comutation</w:t>
+            </w:r>
+            <w:r>
+              <w:rPr>
+                <w:rFonts w:hint="eastAsia" w:ascii="Times New Roman" w:hAnsi="Times New Roman" w:eastAsia="微软雅黑" w:cs="Times New Roman"/>
+                <w:b/>
+                <w:sz w:val="21"/>
+                <w:szCs w:val="21"/>
+                <w:lang w:val="en-US" w:eastAsia="zh-CN"/>
+              </w:rPr>
+              <w:t>1</w:t>
+            </w:r>
+            <w:r>
+              <w:rPr>
+                <w:rFonts w:hint="default" w:ascii="Times New Roman" w:hAnsi="Times New Roman" w:eastAsia="微软雅黑" w:cs="Times New Roman"/>
+                <w:b/>
+                <w:sz w:val="21"/>
+                <w:szCs w:val="21"/>
+                <w:lang w:eastAsia="zh-CN"/>
+              </w:rPr>
+              <w:t xml:space="preserve"> }}</w:t>
             </w:r>
           </w:p>
         </w:tc>
         <w:tc>
           <w:tcPr>
-            <w:tcW w:w="759" w:type="pct"/>
+            <w:tcW w:w="1529" w:type="dxa"/>
             <w:tcBorders>
               <w:top w:val="nil"/>
               <w:left w:val="single" w:color="A4A4A4" w:themeColor="background1" w:themeShade="A5" w:sz="4" w:space="0"/>
@@ -11893,7 +11921,7 @@
           <w:p>
             <w:pPr>
               <w:spacing w:before="2"/>
-              <w:ind w:left="116" w:right="116"/>
+              <w:ind w:left="116" w:leftChars="0" w:right="116" w:rightChars="0"/>
               <w:jc w:val="center"/>
               <w:rPr>
                 <w:rFonts w:ascii="Times New Roman" w:hAnsi="Times New Roman" w:eastAsia="微软雅黑" w:cs="Times New Roman"/>
@@ -11904,12 +11932,12 @@
             </w:pPr>
             <w:r>
               <w:rPr>
-                <w:rFonts w:hint="eastAsia" w:ascii="Times New Roman" w:hAnsi="Times New Roman" w:eastAsia="微软雅黑" w:cs="Times New Roman"/>
-                <w:sz w:val="21"/>
-                <w:szCs w:val="21"/>
-                <w:lang w:val="en-US" w:eastAsia="zh-CN"/>
-              </w:rPr>
-              <w:t>-</w:t>
+                <w:rFonts w:hint="default" w:ascii="Times New Roman" w:hAnsi="Times New Roman" w:eastAsia="微软雅黑" w:cs="Times New Roman"/>
+                <w:sz w:val="21"/>
+                <w:szCs w:val="21"/>
+                <w:lang w:eastAsia="zh-CN"/>
+              </w:rPr>
+              <w:t>{{ tip.comutation }}</w:t>
             </w:r>
           </w:p>
         </w:tc>
@@ -14045,19 +14073,19 @@
         </w:rPr>
         <w:br w:type="page"/>
       </w:r>
-      <w:bookmarkStart w:id="60" w:name="_Toc22117"/>
-      <w:bookmarkStart w:id="61" w:name="_Toc30669"/>
+      <w:bookmarkStart w:id="60" w:name="_Toc30669"/>
+      <w:bookmarkStart w:id="61" w:name="_Toc22117"/>
       <w:bookmarkStart w:id="62" w:name="_Toc149826009"/>
       <w:bookmarkStart w:id="63" w:name="_Toc149832733"/>
       <w:bookmarkStart w:id="64" w:name="_Toc4331_WPSOffice_Level1"/>
-      <w:bookmarkStart w:id="65" w:name="_Toc23903"/>
-      <w:bookmarkStart w:id="66" w:name="_Toc23846_WPSOffice_Level1"/>
-      <w:bookmarkStart w:id="67" w:name="_Toc107825555"/>
-      <w:bookmarkStart w:id="68" w:name="_Toc180"/>
-      <w:bookmarkStart w:id="69" w:name="_Toc32443_WPSOffice_Level1"/>
-      <w:bookmarkStart w:id="70" w:name="_Toc29372"/>
-      <w:bookmarkStart w:id="71" w:name="_Toc25727"/>
-      <w:bookmarkStart w:id="72" w:name="_Toc24960"/>
+      <w:bookmarkStart w:id="65" w:name="_Toc32443_WPSOffice_Level1"/>
+      <w:bookmarkStart w:id="66" w:name="_Toc29372"/>
+      <w:bookmarkStart w:id="67" w:name="_Toc25727"/>
+      <w:bookmarkStart w:id="68" w:name="_Toc23846_WPSOffice_Level1"/>
+      <w:bookmarkStart w:id="69" w:name="_Toc107825555"/>
+      <w:bookmarkStart w:id="70" w:name="_Toc24960"/>
+      <w:bookmarkStart w:id="71" w:name="_Toc180"/>
+      <w:bookmarkStart w:id="72" w:name="_Toc23903"/>
       <w:r>
         <w:rPr>
           <w:rFonts w:hint="default" w:ascii="Times New Roman" w:hAnsi="Times New Roman" w:eastAsia="微软雅黑" w:cs="Times New Roman"/>
@@ -14679,8 +14707,8 @@
       <w:bookmarkStart w:id="74" w:name="_Toc19989"/>
       <w:bookmarkStart w:id="75" w:name="_Toc16158"/>
       <w:bookmarkStart w:id="76" w:name="_Toc149826011"/>
-      <w:bookmarkStart w:id="77" w:name="_Toc149832735"/>
-      <w:bookmarkStart w:id="78" w:name="_Toc17039"/>
+      <w:bookmarkStart w:id="77" w:name="_Toc17039"/>
+      <w:bookmarkStart w:id="78" w:name="_Toc149832735"/>
       <w:r>
         <w:rPr>
           <w:rFonts w:hint="eastAsia"/>
@@ -17116,12 +17144,6 @@
             <w:insideH w:val="single" w:color="62B541" w:sz="4" w:space="0"/>
             <w:insideV w:val="single" w:color="62B541" w:sz="4" w:space="0"/>
           </w:tblBorders>
-          <w:tblCellMar>
-            <w:top w:w="0" w:type="dxa"/>
-            <w:left w:w="0" w:type="dxa"/>
-            <w:bottom w:w="0" w:type="dxa"/>
-            <w:right w:w="0" w:type="dxa"/>
-          </w:tblCellMar>
         </w:tblPrEx>
         <w:trPr>
           <w:trHeight w:val="625" w:hRule="atLeast"/>
@@ -17829,9 +17851,9 @@
         </w:rPr>
         <w:br w:type="page"/>
       </w:r>
-      <w:bookmarkStart w:id="79" w:name="_Toc5893"/>
-      <w:bookmarkStart w:id="80" w:name="_Toc26760"/>
-      <w:bookmarkStart w:id="81" w:name="_Toc8353"/>
+      <w:bookmarkStart w:id="79" w:name="_Toc26760"/>
+      <w:bookmarkStart w:id="80" w:name="_Toc8353"/>
+      <w:bookmarkStart w:id="81" w:name="_Toc5893"/>
       <w:r>
         <w:rPr>
           <w:rFonts w:hint="eastAsia"/>
@@ -17983,7 +18005,6 @@
             <w:insideH w:val="dotted" w:color="A5A5A5" w:sz="4" w:space="0"/>
             <w:insideV w:val="dotted" w:color="A5A5A5" w:sz="4" w:space="0"/>
           </w:tblBorders>
-          <w:shd w:val="clear" w:color="auto" w:fill="auto"/>
           <w:tblCellMar>
             <w:top w:w="0" w:type="dxa"/>
             <w:left w:w="108" w:type="dxa"/>
@@ -18534,7 +18555,6 @@
             <w:insideH w:val="dotted" w:color="A5A5A5" w:sz="4" w:space="0"/>
             <w:insideV w:val="dotted" w:color="A5A5A5" w:sz="4" w:space="0"/>
           </w:tblBorders>
-          <w:shd w:val="clear" w:color="auto" w:fill="auto"/>
           <w:tblCellMar>
             <w:top w:w="0" w:type="dxa"/>
             <w:left w:w="108" w:type="dxa"/>
@@ -18599,7 +18619,6 @@
             <w:insideH w:val="dotted" w:color="A5A5A5" w:sz="4" w:space="0"/>
             <w:insideV w:val="dotted" w:color="A5A5A5" w:sz="4" w:space="0"/>
           </w:tblBorders>
-          <w:shd w:val="clear" w:color="auto" w:fill="auto"/>
           <w:tblCellMar>
             <w:top w:w="0" w:type="dxa"/>
             <w:left w:w="108" w:type="dxa"/>
@@ -19174,6 +19193,69 @@
                 <w:lang w:val="en-US" w:eastAsia="zh-CN" w:bidi="ar"/>
               </w:rPr>
               <w:t>{%endif%}{% endfor%}</w:t>
+            </w:r>
+          </w:p>
+        </w:tc>
+      </w:tr>
+      <w:tr>
+        <w:tblPrEx>
+          <w:tblBorders>
+            <w:top w:val="dotted" w:color="A5A5A5" w:sz="4" w:space="0"/>
+            <w:left w:val="dotted" w:color="A5A5A5" w:sz="4" w:space="0"/>
+            <w:bottom w:val="dotted" w:color="A5A5A5" w:sz="4" w:space="0"/>
+            <w:right w:val="dotted" w:color="A5A5A5" w:sz="4" w:space="0"/>
+            <w:insideH w:val="dotted" w:color="A5A5A5" w:sz="4" w:space="0"/>
+            <w:insideV w:val="dotted" w:color="A5A5A5" w:sz="4" w:space="0"/>
+          </w:tblBorders>
+          <w:tblCellMar>
+            <w:top w:w="0" w:type="dxa"/>
+            <w:left w:w="108" w:type="dxa"/>
+            <w:bottom w:w="0" w:type="dxa"/>
+            <w:right w:w="108" w:type="dxa"/>
+          </w:tblCellMar>
+        </w:tblPrEx>
+        <w:trPr>
+          <w:trHeight w:val="510" w:hRule="atLeast"/>
+        </w:trPr>
+        <w:tc>
+          <w:tcPr>
+            <w:tcW w:w="9899" w:type="dxa"/>
+            <w:gridSpan w:val="7"/>
+            <w:tcBorders>
+              <w:tl2br w:val="nil"/>
+              <w:tr2bl w:val="nil"/>
+            </w:tcBorders>
+            <w:shd w:val="clear" w:color="auto" w:fill="auto"/>
+            <w:vAlign w:val="center"/>
+          </w:tcPr>
+          <w:p>
+            <w:pPr>
+              <w:keepNext w:val="0"/>
+              <w:keepLines w:val="0"/>
+              <w:widowControl/>
+              <w:suppressLineNumbers w:val="0"/>
+              <w:jc w:val="center"/>
+              <w:textAlignment w:val="center"/>
+              <w:rPr>
+                <w:rFonts w:hint="default" w:ascii="Times New Roman" w:hAnsi="Times New Roman" w:eastAsia="宋体" w:cs="Times New Roman"/>
+                <w:i w:val="0"/>
+                <w:iCs w:val="0"/>
+                <w:color w:val="auto"/>
+                <w:kern w:val="0"/>
+                <w:sz w:val="18"/>
+                <w:szCs w:val="18"/>
+                <w:u w:val="none"/>
+                <w:lang w:val="en-US" w:eastAsia="zh-CN" w:bidi="ar"/>
+              </w:rPr>
+            </w:pPr>
+            <w:r>
+              <w:rPr>
+                <w:rFonts w:hint="eastAsia" w:ascii="Times New Roman" w:hAnsi="Times New Roman" w:eastAsia="微软雅黑" w:cs="Times New Roman"/>
+                <w:sz w:val="18"/>
+                <w:szCs w:val="18"/>
+                <w:lang w:eastAsia="zh-CN"/>
+              </w:rPr>
+              <w:t>{%tr endif %}</w:t>
             </w:r>
           </w:p>
         </w:tc>
@@ -19219,69 +19301,6 @@
               <w:jc w:val="center"/>
               <w:textAlignment w:val="center"/>
               <w:rPr>
-                <w:rFonts w:hint="default" w:ascii="Times New Roman" w:hAnsi="Times New Roman" w:eastAsia="宋体" w:cs="Times New Roman"/>
-                <w:i w:val="0"/>
-                <w:iCs w:val="0"/>
-                <w:color w:val="auto"/>
-                <w:kern w:val="0"/>
-                <w:sz w:val="18"/>
-                <w:szCs w:val="18"/>
-                <w:u w:val="none"/>
-                <w:lang w:val="en-US" w:eastAsia="zh-CN" w:bidi="ar"/>
-              </w:rPr>
-            </w:pPr>
-            <w:r>
-              <w:rPr>
-                <w:rFonts w:hint="eastAsia" w:ascii="Times New Roman" w:hAnsi="Times New Roman" w:eastAsia="微软雅黑" w:cs="Times New Roman"/>
-                <w:sz w:val="18"/>
-                <w:szCs w:val="18"/>
-                <w:lang w:eastAsia="zh-CN"/>
-              </w:rPr>
-              <w:t>{%tr endif %}</w:t>
-            </w:r>
-          </w:p>
-        </w:tc>
-      </w:tr>
-      <w:tr>
-        <w:tblPrEx>
-          <w:tblBorders>
-            <w:top w:val="dotted" w:color="A5A5A5" w:sz="4" w:space="0"/>
-            <w:left w:val="dotted" w:color="A5A5A5" w:sz="4" w:space="0"/>
-            <w:bottom w:val="dotted" w:color="A5A5A5" w:sz="4" w:space="0"/>
-            <w:right w:val="dotted" w:color="A5A5A5" w:sz="4" w:space="0"/>
-            <w:insideH w:val="dotted" w:color="A5A5A5" w:sz="4" w:space="0"/>
-            <w:insideV w:val="dotted" w:color="A5A5A5" w:sz="4" w:space="0"/>
-          </w:tblBorders>
-          <w:tblCellMar>
-            <w:top w:w="0" w:type="dxa"/>
-            <w:left w:w="108" w:type="dxa"/>
-            <w:bottom w:w="0" w:type="dxa"/>
-            <w:right w:w="108" w:type="dxa"/>
-          </w:tblCellMar>
-        </w:tblPrEx>
-        <w:trPr>
-          <w:trHeight w:val="510" w:hRule="atLeast"/>
-        </w:trPr>
-        <w:tc>
-          <w:tcPr>
-            <w:tcW w:w="9899" w:type="dxa"/>
-            <w:gridSpan w:val="7"/>
-            <w:tcBorders>
-              <w:tl2br w:val="nil"/>
-              <w:tr2bl w:val="nil"/>
-            </w:tcBorders>
-            <w:shd w:val="clear" w:color="auto" w:fill="auto"/>
-            <w:vAlign w:val="center"/>
-          </w:tcPr>
-          <w:p>
-            <w:pPr>
-              <w:keepNext w:val="0"/>
-              <w:keepLines w:val="0"/>
-              <w:widowControl/>
-              <w:suppressLineNumbers w:val="0"/>
-              <w:jc w:val="center"/>
-              <w:textAlignment w:val="center"/>
-              <w:rPr>
                 <w:rFonts w:hint="eastAsia" w:ascii="Times New Roman" w:hAnsi="Times New Roman" w:eastAsia="微软雅黑" w:cs="Times New Roman"/>
                 <w:sz w:val="18"/>
                 <w:szCs w:val="18"/>
@@ -19441,18 +19460,18 @@
       </w:pPr>
       <w:bookmarkStart w:id="84" w:name="_Toc32302"/>
       <w:bookmarkStart w:id="85" w:name="_Toc26545"/>
-      <w:bookmarkStart w:id="86" w:name="_Toc149826013"/>
-      <w:bookmarkStart w:id="87" w:name="_Toc8516"/>
-      <w:bookmarkStart w:id="88" w:name="_Toc149832737"/>
-      <w:bookmarkStart w:id="89" w:name="_Toc6997"/>
-      <w:bookmarkStart w:id="90" w:name="_Toc13196_WPSOffice_Level1"/>
-      <w:bookmarkStart w:id="91" w:name="_Toc13698"/>
-      <w:bookmarkStart w:id="92" w:name="_Toc21764_WPSOffice_Level1"/>
-      <w:bookmarkStart w:id="93" w:name="_Toc107825561"/>
-      <w:bookmarkStart w:id="94" w:name="_Toc11294"/>
-      <w:bookmarkStart w:id="95" w:name="_Toc1707_WPSOffice_Level1"/>
-      <w:bookmarkStart w:id="96" w:name="_Toc27302"/>
-      <w:bookmarkStart w:id="97" w:name="_Toc28240"/>
+      <w:bookmarkStart w:id="86" w:name="_Toc8516"/>
+      <w:bookmarkStart w:id="87" w:name="_Toc149826013"/>
+      <w:bookmarkStart w:id="88" w:name="_Toc6997"/>
+      <w:bookmarkStart w:id="89" w:name="_Toc149832737"/>
+      <w:bookmarkStart w:id="90" w:name="_Toc27302"/>
+      <w:bookmarkStart w:id="91" w:name="_Toc28240"/>
+      <w:bookmarkStart w:id="92" w:name="_Toc1707_WPSOffice_Level1"/>
+      <w:bookmarkStart w:id="93" w:name="_Toc13698"/>
+      <w:bookmarkStart w:id="94" w:name="_Toc21764_WPSOffice_Level1"/>
+      <w:bookmarkStart w:id="95" w:name="_Toc13196_WPSOffice_Level1"/>
+      <w:bookmarkStart w:id="96" w:name="_Toc11294"/>
+      <w:bookmarkStart w:id="97" w:name="_Toc107825561"/>
       <w:bookmarkStart w:id="98" w:name="_Toc16835"/>
       <w:r>
         <w:rPr>
@@ -24205,7 +24224,29 @@
           <w:szCs w:val="24"/>
           <w:lang w:eastAsia="zh-CN"/>
         </w:rPr>
-        <w:t>{{ tdd.comutation }}</w:t>
+        <w:t>{{ tdd.comutation</w:t>
+      </w:r>
+      <w:r>
+        <w:rPr>
+          <w:rFonts w:hint="eastAsia" w:ascii="Times New Roman" w:hAnsi="Times New Roman" w:eastAsia="微软雅黑" w:cs="Times New Roman"/>
+          <w:b/>
+          <w:sz w:val="24"/>
+          <w:szCs w:val="24"/>
+          <w:lang w:val="en-US" w:eastAsia="zh-CN"/>
+        </w:rPr>
+        <w:t>1</w:t>
+      </w:r>
+      <w:bookmarkStart w:id="167" w:name="_GoBack"/>
+      <w:bookmarkEnd w:id="167"/>
+      <w:r>
+        <w:rPr>
+          <w:rFonts w:hint="eastAsia" w:ascii="Times New Roman" w:hAnsi="Times New Roman" w:eastAsia="微软雅黑" w:cs="Times New Roman"/>
+          <w:b/>
+          <w:sz w:val="24"/>
+          <w:szCs w:val="24"/>
+          <w:lang w:eastAsia="zh-CN"/>
+        </w:rPr>
+        <w:t xml:space="preserve"> }}</w:t>
       </w:r>
     </w:p>
     <w:tbl>
@@ -24337,9 +24378,9 @@
                 <w:bCs/>
                 <w:sz w:val="18"/>
                 <w:szCs w:val="18"/>
-                <w:lang w:eastAsia="zh-CN"/>
-              </w:rPr>
-              <w:t>-</w:t>
+                <w:lang w:val="en-US" w:eastAsia="zh-CN"/>
+              </w:rPr>
+              <w:t>{{tdd.comutation}}</w:t>
             </w:r>
           </w:p>
         </w:tc>
@@ -28597,20 +28638,20 @@
           <w:lang w:eastAsia="zh-CN"/>
         </w:rPr>
       </w:pPr>
-      <w:bookmarkStart w:id="101" w:name="_Toc28605"/>
-      <w:bookmarkStart w:id="102" w:name="_Toc3674"/>
-      <w:bookmarkStart w:id="103" w:name="_Toc4882"/>
-      <w:bookmarkStart w:id="104" w:name="_Toc24085_WPSOffice_Level1"/>
-      <w:bookmarkStart w:id="105" w:name="_Toc27230"/>
-      <w:bookmarkStart w:id="106" w:name="_Toc32150"/>
-      <w:bookmarkStart w:id="107" w:name="_Toc15840_WPSOffice_Level1"/>
-      <w:bookmarkStart w:id="108" w:name="_Toc14255_WPSOffice_Level1"/>
-      <w:bookmarkStart w:id="109" w:name="_Toc9066"/>
-      <w:bookmarkStart w:id="110" w:name="_Toc13056"/>
-      <w:bookmarkStart w:id="111" w:name="_Toc11193_WPSOffice_Level1"/>
+      <w:bookmarkStart w:id="101" w:name="_Toc14255_WPSOffice_Level1"/>
+      <w:bookmarkStart w:id="102" w:name="_Toc24085_WPSOffice_Level1"/>
+      <w:bookmarkStart w:id="103" w:name="_Toc27230"/>
+      <w:bookmarkStart w:id="104" w:name="_Toc15840_WPSOffice_Level1"/>
+      <w:bookmarkStart w:id="105" w:name="_Toc32150"/>
+      <w:bookmarkStart w:id="106" w:name="_Toc4882"/>
+      <w:bookmarkStart w:id="107" w:name="_Toc3674"/>
+      <w:bookmarkStart w:id="108" w:name="_Toc9066"/>
+      <w:bookmarkStart w:id="109" w:name="_Toc13056"/>
+      <w:bookmarkStart w:id="110" w:name="_Toc28605"/>
+      <w:bookmarkStart w:id="111" w:name="_Toc28810_WPSOffice_Level1"/>
       <w:bookmarkStart w:id="112" w:name="_Toc23688"/>
       <w:bookmarkStart w:id="113" w:name="_Toc11896_WPSOffice_Level1"/>
-      <w:bookmarkStart w:id="114" w:name="_Toc28810_WPSOffice_Level1"/>
+      <w:bookmarkStart w:id="114" w:name="_Toc11193_WPSOffice_Level1"/>
       <w:r>
         <w:rPr>
           <w:rFonts w:hint="eastAsia" w:ascii="Times New Roman" w:hAnsi="Times New Roman"/>
@@ -30842,11 +30883,11 @@
           <w:lang w:eastAsia="zh-CN"/>
         </w:rPr>
       </w:pPr>
-      <w:bookmarkStart w:id="115" w:name="_Hlk33190413"/>
-      <w:bookmarkStart w:id="116" w:name="_Toc24780"/>
-      <w:bookmarkStart w:id="117" w:name="_Toc31843"/>
+      <w:bookmarkStart w:id="115" w:name="_Toc24780"/>
+      <w:bookmarkStart w:id="116" w:name="_Hlk33190413"/>
+      <w:bookmarkStart w:id="117" w:name="_Toc107330130"/>
       <w:bookmarkStart w:id="118" w:name="_Toc4303"/>
-      <w:bookmarkStart w:id="119" w:name="_Toc107330130"/>
+      <w:bookmarkStart w:id="119" w:name="_Toc31843"/>
       <w:r>
         <w:rPr>
           <w:rFonts w:hint="eastAsia" w:ascii="Times New Roman" w:hAnsi="Times New Roman" w:eastAsia="微软雅黑" w:cs="Times New Roman"/>
@@ -31341,11 +31382,11 @@
           <w:lang w:eastAsia="zh-CN"/>
         </w:rPr>
       </w:pPr>
-      <w:bookmarkStart w:id="120" w:name="_Toc28435"/>
-      <w:bookmarkStart w:id="121" w:name="_Toc107825567"/>
-      <w:bookmarkStart w:id="122" w:name="_Toc31498"/>
-      <w:bookmarkStart w:id="123" w:name="_Toc4640"/>
-      <w:bookmarkStart w:id="124" w:name="_Toc28119"/>
+      <w:bookmarkStart w:id="120" w:name="_Toc31498"/>
+      <w:bookmarkStart w:id="121" w:name="_Toc28119"/>
+      <w:bookmarkStart w:id="122" w:name="_Toc28435"/>
+      <w:bookmarkStart w:id="123" w:name="_Toc107825567"/>
+      <w:bookmarkStart w:id="124" w:name="_Toc4640"/>
       <w:r>
         <w:rPr>
           <w:rFonts w:hint="eastAsia" w:ascii="Times New Roman" w:hAnsi="Times New Roman"/>
@@ -31445,18 +31486,18 @@
                 </w14:textFill>
               </w:rPr>
             </w:pPr>
-            <w:bookmarkStart w:id="125" w:name="_Toc13557_WPSOffice_Level1"/>
-            <w:bookmarkStart w:id="126" w:name="_Toc32730"/>
-            <w:bookmarkStart w:id="127" w:name="_Toc107825568"/>
-            <w:bookmarkStart w:id="128" w:name="_Toc14645_WPSOffice_Level1"/>
-            <w:bookmarkStart w:id="129" w:name="_Toc22381"/>
-            <w:bookmarkStart w:id="130" w:name="_Toc25415_WPSOffice_Level1"/>
-            <w:bookmarkStart w:id="131" w:name="_Toc15690"/>
-            <w:bookmarkStart w:id="132" w:name="_Toc11823"/>
+            <w:bookmarkStart w:id="125" w:name="_Toc25415_WPSOffice_Level1"/>
+            <w:bookmarkStart w:id="126" w:name="_Toc15690"/>
+            <w:bookmarkStart w:id="127" w:name="_Toc13557_WPSOffice_Level1"/>
+            <w:bookmarkStart w:id="128" w:name="_Toc11823"/>
+            <w:bookmarkStart w:id="129" w:name="_Toc32730"/>
+            <w:bookmarkStart w:id="130" w:name="_Toc22381"/>
+            <w:bookmarkStart w:id="131" w:name="_Toc107825568"/>
+            <w:bookmarkStart w:id="132" w:name="_Toc14645_WPSOffice_Level1"/>
             <w:bookmarkStart w:id="133" w:name="_Toc26985_WPSOffice_Level1"/>
-            <w:bookmarkStart w:id="134" w:name="_Toc20170_WPSOffice_Level1"/>
-            <w:bookmarkStart w:id="135" w:name="_Toc28454_WPSOffice_Level1"/>
-            <w:bookmarkStart w:id="136" w:name="_Toc5476"/>
+            <w:bookmarkStart w:id="134" w:name="_Toc28454_WPSOffice_Level1"/>
+            <w:bookmarkStart w:id="135" w:name="_Toc5476"/>
+            <w:bookmarkStart w:id="136" w:name="_Toc20170_WPSOffice_Level1"/>
             <w:r>
               <w:rPr>
                 <w:rFonts w:hint="default" w:ascii="Times New Roman" w:hAnsi="Times New Roman" w:eastAsia="微软雅黑" w:cs="Times New Roman"/>
@@ -32056,11 +32097,11 @@
           <w:lang w:eastAsia="zh-CN"/>
         </w:rPr>
       </w:pPr>
-      <w:bookmarkStart w:id="137" w:name="_Toc19099"/>
-      <w:bookmarkStart w:id="138" w:name="_Toc28910_WPSOffice_Level1"/>
-      <w:bookmarkStart w:id="139" w:name="_Toc14772"/>
-      <w:bookmarkStart w:id="140" w:name="_Toc29696"/>
-      <w:bookmarkStart w:id="141" w:name="_Toc22484_WPSOffice_Level1"/>
+      <w:bookmarkStart w:id="137" w:name="_Toc14772"/>
+      <w:bookmarkStart w:id="138" w:name="_Toc19099"/>
+      <w:bookmarkStart w:id="139" w:name="_Toc29696"/>
+      <w:bookmarkStart w:id="140" w:name="_Toc22484_WPSOffice_Level1"/>
+      <w:bookmarkStart w:id="141" w:name="_Toc28910_WPSOffice_Level1"/>
       <w:bookmarkStart w:id="142" w:name="_Toc10119"/>
       <w:bookmarkStart w:id="143" w:name="_Toc11722"/>
       <w:bookmarkStart w:id="144" w:name="_Toc7549"/>
@@ -32872,18 +32913,18 @@
           <w:lang w:eastAsia="zh-CN"/>
         </w:rPr>
       </w:pPr>
-      <w:bookmarkStart w:id="155" w:name="_Toc107825571"/>
-      <w:bookmarkStart w:id="156" w:name="_Toc16927"/>
-      <w:bookmarkStart w:id="157" w:name="_Toc9662"/>
-      <w:bookmarkStart w:id="158" w:name="_Toc8838"/>
-      <w:bookmarkStart w:id="159" w:name="_Toc21361"/>
+      <w:bookmarkStart w:id="155" w:name="_Toc9662"/>
+      <w:bookmarkStart w:id="156" w:name="_Toc107825571"/>
+      <w:bookmarkStart w:id="157" w:name="_Toc21361"/>
+      <w:bookmarkStart w:id="158" w:name="_Toc16927"/>
+      <w:bookmarkStart w:id="159" w:name="_Toc8838"/>
       <w:bookmarkStart w:id="160" w:name="_Toc12854"/>
-      <w:bookmarkStart w:id="161" w:name="_Toc14611_WPSOffice_Level1"/>
-      <w:bookmarkStart w:id="162" w:name="_Toc22623"/>
-      <w:bookmarkStart w:id="163" w:name="_Toc19584_WPSOffice_Level1"/>
-      <w:bookmarkStart w:id="164" w:name="_Toc13275"/>
-      <w:bookmarkStart w:id="165" w:name="_Toc22162_WPSOffice_Level1"/>
-      <w:bookmarkStart w:id="166" w:name="_Toc17792_WPSOffice_Level2"/>
+      <w:bookmarkStart w:id="161" w:name="_Toc17792_WPSOffice_Level2"/>
+      <w:bookmarkStart w:id="162" w:name="_Toc13275"/>
+      <w:bookmarkStart w:id="163" w:name="_Toc22162_WPSOffice_Level1"/>
+      <w:bookmarkStart w:id="164" w:name="_Toc14611_WPSOffice_Level1"/>
+      <w:bookmarkStart w:id="165" w:name="_Toc22623"/>
+      <w:bookmarkStart w:id="166" w:name="_Toc19584_WPSOffice_Level1"/>
       <w:r>
         <w:rPr>
           <w:rFonts w:hint="eastAsia" w:ascii="Times New Roman" w:hAnsi="Times New Roman"/>

--- a/WebContent/docx/肺癌49基因检测报告-佛山市第一人民医院.docx
+++ b/WebContent/docx/肺癌49基因检测报告-佛山市第一人民医院.docx
@@ -11,8 +11,8 @@
           <w:lang w:eastAsia="zh-CN"/>
         </w:rPr>
       </w:pPr>
-      <w:bookmarkStart w:id="0" w:name="_Toc26189"/>
-      <w:bookmarkStart w:id="1" w:name="_Toc12869"/>
+      <w:bookmarkStart w:id="0" w:name="_Toc12869"/>
+      <w:bookmarkStart w:id="1" w:name="_Toc26189"/>
     </w:p>
     <w:p>
       <w:pPr>
@@ -371,7 +371,7 @@
           </mc:Choice>
           <mc:Fallback>
             <w:pict>
-              <v:group id="_x0000_s1026" o:spid="_x0000_s1026" o:spt="203" style="position:absolute;left:0pt;margin-left:-26.35pt;margin-top:-206.45pt;height:89.6pt;width:528.6pt;z-index:251662336;mso-width-relative:page;mso-height-relative:page;" coordorigin="2472,581" coordsize="10572,1792" o:gfxdata="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">
+              <v:group id="_x0000_s1026" o:spid="_x0000_s1026" o:spt="203" style="position:absolute;left:0pt;margin-left:-26.35pt;margin-top:-206.45pt;height:89.6pt;width:528.6pt;z-index:251662336;mso-width-relative:page;mso-height-relative:page;" coordorigin="2472,581" coordsize="10572,1792" o:gfxdata="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